--- a/Documentation/Setup of a lab monitor on a raspberry pi.docx
+++ b/Documentation/Setup of a lab monitor on a raspberry pi.docx
@@ -1,6 +1,6 @@
 
 <file path=word/document.xml><?xml version="1.0" encoding="utf-8"?>
-<w:document xmlns:wpc="http://schemas.microsoft.com/office/word/2010/wordprocessingCanvas" xmlns:cx="http://schemas.microsoft.com/office/drawing/2014/chartex" xmlns:cx1="http://schemas.microsoft.com/office/drawing/2015/9/8/chartex" xmlns:cx2="http://schemas.microsoft.com/office/drawing/2015/10/21/chartex" xmlns:cx3="http://schemas.microsoft.com/office/drawing/2016/5/9/chartex" xmlns:cx4="http://schemas.microsoft.com/office/drawing/2016/5/10/chartex" xmlns:cx5="http://schemas.microsoft.com/office/drawing/2016/5/11/chartex" xmlns:cx6="http://schemas.microsoft.com/office/drawing/2016/5/12/chartex" xmlns:cx7="http://schemas.microsoft.com/office/drawing/2016/5/13/chartex" xmlns:cx8="http://schemas.microsoft.com/office/drawing/2016/5/14/chartex" xmlns:mc="http://schemas.openxmlformats.org/markup-compatibility/2006" xmlns:aink="http://schemas.microsoft.com/office/drawing/2016/ink" xmlns:am3d="http://schemas.microsoft.com/office/drawing/2017/model3d" xmlns:o="urn:schemas-microsoft-com:office:office" xmlns:oel="http://schemas.microsoft.com/office/2019/extlst" xmlns:r="http://schemas.openxmlformats.org/officeDocument/2006/relationships" xmlns:m="http://schemas.openxmlformats.org/officeDocument/2006/math" xmlns:v="urn:schemas-microsoft-com:vml" xmlns:wp14="http://schemas.microsoft.com/office/word/2010/wordprocessingDrawing" xmlns:wp="http://schemas.openxmlformats.org/drawingml/2006/wordprocessingDrawing" xmlns:w10="urn:schemas-microsoft-com:office:word" xmlns:w="http://schemas.openxmlformats.org/wordprocessingml/2006/main" xmlns:w14="http://schemas.microsoft.com/office/word/2010/wordml" xmlns:w15="http://schemas.microsoft.com/office/word/2012/wordml" xmlns:w16cex="http://schemas.microsoft.com/office/word/2018/wordml/cex" xmlns:w16cid="http://schemas.microsoft.com/office/word/2016/wordml/cid" xmlns:w16="http://schemas.microsoft.com/office/word/2018/wordml" xmlns:w16du="http://schemas.microsoft.com/office/word/2023/wordml/word16du" xmlns:w16sdtdh="http://schemas.microsoft.com/office/word/2020/wordml/sdtdatahash" xmlns:w16sdtfl="http://schemas.microsoft.com/office/word/2024/wordml/sdtformatlock" xmlns:w16se="http://schemas.microsoft.com/office/word/2015/wordml/symex" xmlns:wpg="http://schemas.microsoft.com/office/word/2010/wordprocessingGroup" xmlns:wpi="http://schemas.microsoft.com/office/word/2010/wordprocessingInk" xmlns:wne="http://schemas.microsoft.com/office/word/2006/wordml" xmlns:wps="http://schemas.microsoft.com/office/word/2010/wordprocessingShape" mc:Ignorable="w14 w15 w16se w16cid w16 w16cex w16sdtdh w16sdtfl w16du wp14">
+<w:document xmlns:wpc="http://schemas.microsoft.com/office/word/2010/wordprocessingCanvas" xmlns:cx="http://schemas.microsoft.com/office/drawing/2014/chartex" xmlns:cx1="http://schemas.microsoft.com/office/drawing/2015/9/8/chartex" xmlns:cx2="http://schemas.microsoft.com/office/drawing/2015/10/21/chartex" xmlns:cx3="http://schemas.microsoft.com/office/drawing/2016/5/9/chartex" xmlns:cx4="http://schemas.microsoft.com/office/drawing/2016/5/10/chartex" xmlns:cx5="http://schemas.microsoft.com/office/drawing/2016/5/11/chartex" xmlns:cx6="http://schemas.microsoft.com/office/drawing/2016/5/12/chartex" xmlns:cx7="http://schemas.microsoft.com/office/drawing/2016/5/13/chartex" xmlns:cx8="http://schemas.microsoft.com/office/drawing/2016/5/14/chartex" xmlns:mc="http://schemas.openxmlformats.org/markup-compatibility/2006" xmlns:aink="http://schemas.microsoft.com/office/drawing/2016/ink" xmlns:am3d="http://schemas.microsoft.com/office/drawing/2017/model3d" xmlns:o="urn:schemas-microsoft-com:office:office" xmlns:oel="http://schemas.microsoft.com/office/2019/extlst" xmlns:r="http://schemas.openxmlformats.org/officeDocument/2006/relationships" xmlns:m="http://schemas.openxmlformats.org/officeDocument/2006/math" xmlns:v="urn:schemas-microsoft-com:vml" xmlns:wp14="http://schemas.microsoft.com/office/word/2010/wordprocessingDrawing" xmlns:wp="http://schemas.openxmlformats.org/drawingml/2006/wordprocessingDrawing" xmlns:w10="urn:schemas-microsoft-com:office:word" xmlns:w="http://schemas.openxmlformats.org/wordprocessingml/2006/main" xmlns:w14="http://schemas.microsoft.com/office/word/2010/wordml" xmlns:w15="http://schemas.microsoft.com/office/word/2012/wordml" xmlns:w16cex="http://schemas.microsoft.com/office/word/2018/wordml/cex" xmlns:w16cid="http://schemas.microsoft.com/office/word/2016/wordml/cid" xmlns:w16="http://schemas.microsoft.com/office/word/2018/wordml" xmlns:w16sdtdh="http://schemas.microsoft.com/office/word/2020/wordml/sdtdatahash" xmlns:w16se="http://schemas.microsoft.com/office/word/2015/wordml/symex" xmlns:wpg="http://schemas.microsoft.com/office/word/2010/wordprocessingGroup" xmlns:wpi="http://schemas.microsoft.com/office/word/2010/wordprocessingInk" xmlns:wne="http://schemas.microsoft.com/office/word/2006/wordml" xmlns:wps="http://schemas.microsoft.com/office/word/2010/wordprocessingShape" mc:Ignorable="w14 w15 w16se w16cid w16 w16cex w16sdtdh wp14">
   <w:body>
     <w:p>
       <w:pPr>
@@ -354,15 +354,7 @@
         <w:t>Isolated:</w:t>
       </w:r>
       <w:r>
-        <w:t xml:space="preserve"> Unlike most machines that will come with a consumer grade OS installed such as windows, the raspberry pi comes preinstalled with </w:t>
-      </w:r>
-      <w:proofErr w:type="spellStart"/>
-      <w:r>
-        <w:t>PiOS</w:t>
-      </w:r>
-      <w:proofErr w:type="spellEnd"/>
-      <w:r>
-        <w:t>, which is a skin of Debian (for the Pi 5 that I used, this would be Debian 12, which may be subject to change with hardware revisions!).</w:t>
+        <w:t xml:space="preserve"> Unlike most machines that will come with a consumer grade OS installed such as windows, the raspberry pi comes preinstalled with PiOS, which is a skin of Debian (for the Pi 5 that I used, this would be Debian 12, which may be subject to change with hardware revisions!).</w:t>
       </w:r>
     </w:p>
     <w:p>
@@ -573,21 +565,12 @@
           <w:bCs/>
         </w:rPr>
       </w:pPr>
-      <w:proofErr w:type="spellStart"/>
       <w:r>
         <w:rPr>
           <w:b/>
           <w:bCs/>
         </w:rPr>
-        <w:t>Waveshare</w:t>
-      </w:r>
-      <w:proofErr w:type="spellEnd"/>
-      <w:r>
-        <w:rPr>
-          <w:b/>
-          <w:bCs/>
-        </w:rPr>
-        <w:t xml:space="preserve"> Model A UPS Hat (INA219) </w:t>
+        <w:t xml:space="preserve">Waveshare Model A UPS Hat (INA219) </w:t>
       </w:r>
       <w:hyperlink r:id="rId9" w:history="1">
         <w:r>
@@ -625,21 +608,12 @@
           <w:bCs/>
         </w:rPr>
       </w:pPr>
-      <w:proofErr w:type="spellStart"/>
       <w:r>
         <w:rPr>
           <w:b/>
           <w:bCs/>
         </w:rPr>
-        <w:t>Waveshare</w:t>
-      </w:r>
-      <w:proofErr w:type="spellEnd"/>
-      <w:r>
-        <w:rPr>
-          <w:b/>
-          <w:bCs/>
-        </w:rPr>
-        <w:t xml:space="preserve"> </w:t>
+        <w:t xml:space="preserve">Waveshare </w:t>
       </w:r>
       <w:r>
         <w:rPr>
@@ -811,23 +785,7 @@
     </w:p>
     <w:p>
       <w:r>
-        <w:t>This setup can exist open top, but on the GitHub, there exists a modified .</w:t>
-      </w:r>
-      <w:proofErr w:type="spellStart"/>
-      <w:r>
-        <w:t>stl</w:t>
-      </w:r>
-      <w:proofErr w:type="spellEnd"/>
-      <w:r>
-        <w:t xml:space="preserve"> file for a case and corresponding lid for the raspberry pi. All links to the original creator of the case can be found in the README text section on the </w:t>
-      </w:r>
-      <w:proofErr w:type="spellStart"/>
-      <w:r>
-        <w:t>github</w:t>
-      </w:r>
-      <w:proofErr w:type="spellEnd"/>
-      <w:r>
-        <w:t xml:space="preserve"> under the 3D printable parts file.</w:t>
+        <w:t>This setup can exist open top, but on the GitHub, there exists a modified .stl file for a case and corresponding lid for the raspberry pi. All links to the original creator of the case can be found in the README text section on the github under the 3D printable parts file.</w:t>
       </w:r>
     </w:p>
     <w:p>
@@ -1078,7 +1036,7 @@
               </wp:anchor>
             </w:drawing>
           </mc:Choice>
-          <mc:Fallback>
+          <mc:Fallback xmlns:w16sdtfl="http://schemas.microsoft.com/office/word/2024/wordml/sdtformatlock" xmlns:w16du="http://schemas.microsoft.com/office/word/2023/wordml/word16du">
             <w:pict>
               <v:oval w14:anchorId="219C369E" id="Oval 2" o:spid="_x0000_s1026" style="position:absolute;margin-left:105pt;margin-top:16.65pt;width:25.5pt;height:26.4pt;z-index:251659264;visibility:visible;mso-wrap-style:square;mso-width-percent:0;mso-wrap-distance-left:9pt;mso-wrap-distance-top:0;mso-wrap-distance-right:9pt;mso-wrap-distance-bottom:0;mso-position-horizontal:absolute;mso-position-horizontal-relative:text;mso-position-vertical:absolute;mso-position-vertical-relative:text;mso-width-percent:0;mso-width-relative:margin;v-text-anchor:middle" o:gfxdata="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" filled="f" strokecolor="#e00" strokeweight="1pt">
                 <v:stroke joinstyle="miter"/>
@@ -1269,14 +1227,12 @@
       <w:r>
         <w:t>Note the name seen here, for me, it was “</w:t>
       </w:r>
-      <w:proofErr w:type="spellStart"/>
       <w:r>
         <w:rPr>
           <w:color w:val="C00000"/>
         </w:rPr>
         <w:t>monitorpi</w:t>
       </w:r>
-      <w:proofErr w:type="spellEnd"/>
       <w:r>
         <w:t>”. This is the username that you entered in at the start!</w:t>
       </w:r>
@@ -1290,14 +1246,12 @@
       <w:r>
         <w:t xml:space="preserve">The first port of call now is to make sure that your user has administrative or “root” privileges. With the command terminal, you can run anything with root privileges anyway by adding the prefix </w:t>
       </w:r>
-      <w:proofErr w:type="spellStart"/>
       <w:r>
         <w:rPr>
           <w:rFonts w:ascii="Courier New" w:hAnsi="Courier New" w:cs="Courier New"/>
         </w:rPr>
         <w:t>sudo</w:t>
       </w:r>
-      <w:proofErr w:type="spellEnd"/>
       <w:r>
         <w:rPr>
           <w:rFonts w:cs="Courier New"/>
@@ -1329,19 +1283,11 @@
           <w:rFonts w:ascii="Courier New" w:hAnsi="Courier New" w:cs="Courier New"/>
         </w:rPr>
       </w:pPr>
-      <w:proofErr w:type="spellStart"/>
-      <w:r>
-        <w:rPr>
-          <w:rFonts w:ascii="Courier New" w:hAnsi="Courier New" w:cs="Courier New"/>
-        </w:rPr>
-        <w:t>sudo</w:t>
-      </w:r>
-      <w:proofErr w:type="spellEnd"/>
-      <w:r>
-        <w:rPr>
-          <w:rFonts w:ascii="Courier New" w:hAnsi="Courier New" w:cs="Courier New"/>
-        </w:rPr>
-        <w:t xml:space="preserve"> reboot</w:t>
+      <w:r>
+        <w:rPr>
+          <w:rFonts w:ascii="Courier New" w:hAnsi="Courier New" w:cs="Courier New"/>
+        </w:rPr>
+        <w:t>sudo reboot</w:t>
       </w:r>
     </w:p>
     <w:p>
@@ -1376,28 +1322,12 @@
           <w:rFonts w:ascii="Courier New" w:hAnsi="Courier New" w:cs="Courier New"/>
         </w:rPr>
       </w:pPr>
-      <w:proofErr w:type="spellStart"/>
-      <w:r>
-        <w:rPr>
-          <w:rFonts w:ascii="Courier New" w:hAnsi="Courier New" w:cs="Courier New"/>
-        </w:rPr>
-        <w:t>getent</w:t>
-      </w:r>
-      <w:proofErr w:type="spellEnd"/>
-      <w:r>
-        <w:rPr>
-          <w:rFonts w:ascii="Courier New" w:hAnsi="Courier New" w:cs="Courier New"/>
-        </w:rPr>
-        <w:t xml:space="preserve"> group </w:t>
-      </w:r>
-      <w:proofErr w:type="spellStart"/>
-      <w:r>
-        <w:rPr>
-          <w:rFonts w:ascii="Courier New" w:hAnsi="Courier New" w:cs="Courier New"/>
-        </w:rPr>
-        <w:t>sudo</w:t>
-      </w:r>
-      <w:proofErr w:type="spellEnd"/>
+      <w:r>
+        <w:rPr>
+          <w:rFonts w:ascii="Courier New" w:hAnsi="Courier New" w:cs="Courier New"/>
+        </w:rPr>
+        <w:t>getent group sudo</w:t>
+      </w:r>
     </w:p>
     <w:p>
       <w:pPr>
@@ -1422,14 +1352,7 @@
         <w:rPr>
           <w:rFonts w:ascii="Courier New" w:hAnsi="Courier New" w:cs="Courier New"/>
         </w:rPr>
-        <w:t>sudo:x:</w:t>
-      </w:r>
-      <w:proofErr w:type="gramStart"/>
-      <w:r>
-        <w:rPr>
-          <w:rFonts w:ascii="Courier New" w:hAnsi="Courier New" w:cs="Courier New"/>
-        </w:rPr>
-        <w:t>27:</w:t>
+        <w:t>sudo:x:27:</w:t>
       </w:r>
       <w:r>
         <w:rPr>
@@ -1438,33 +1361,18 @@
         </w:rPr>
         <w:t>monitorpi</w:t>
       </w:r>
-      <w:proofErr w:type="gramEnd"/>
-    </w:p>
-    <w:p>
-      <w:pPr>
-        <w:rPr>
-          <w:rFonts w:cs="Courier New"/>
-        </w:rPr>
-      </w:pPr>
-      <w:r>
-        <w:rPr>
-          <w:rFonts w:cs="Courier New"/>
-        </w:rPr>
-        <w:t xml:space="preserve">we see here my username that I chose, showing that I have </w:t>
-      </w:r>
-      <w:proofErr w:type="spellStart"/>
-      <w:r>
-        <w:rPr>
-          <w:rFonts w:cs="Courier New"/>
-        </w:rPr>
-        <w:t>sudo</w:t>
-      </w:r>
-      <w:proofErr w:type="spellEnd"/>
-      <w:r>
-        <w:rPr>
-          <w:rFonts w:cs="Courier New"/>
-        </w:rPr>
-        <w:t xml:space="preserve"> privileges.</w:t>
+    </w:p>
+    <w:p>
+      <w:pPr>
+        <w:rPr>
+          <w:rFonts w:cs="Courier New"/>
+        </w:rPr>
+      </w:pPr>
+      <w:r>
+        <w:rPr>
+          <w:rFonts w:cs="Courier New"/>
+        </w:rPr>
+        <w:t>we see here my username that I chose, showing that I have sudo privileges.</w:t>
       </w:r>
     </w:p>
     <w:p>
@@ -1488,63 +1396,12 @@
           <w:iCs/>
         </w:rPr>
       </w:pPr>
-      <w:proofErr w:type="spellStart"/>
-      <w:r>
-        <w:rPr>
-          <w:rFonts w:ascii="Courier New" w:hAnsi="Courier New" w:cs="Courier New"/>
-        </w:rPr>
-        <w:t>sudo</w:t>
-      </w:r>
-      <w:proofErr w:type="spellEnd"/>
-      <w:r>
-        <w:rPr>
-          <w:rFonts w:ascii="Courier New" w:hAnsi="Courier New" w:cs="Courier New"/>
-        </w:rPr>
-        <w:t xml:space="preserve"> </w:t>
-      </w:r>
-      <w:proofErr w:type="spellStart"/>
-      <w:r>
-        <w:rPr>
-          <w:rFonts w:ascii="Courier New" w:hAnsi="Courier New" w:cs="Courier New"/>
-        </w:rPr>
-        <w:t>usermod</w:t>
-      </w:r>
-      <w:proofErr w:type="spellEnd"/>
-      <w:r>
-        <w:rPr>
-          <w:rFonts w:ascii="Courier New" w:hAnsi="Courier New" w:cs="Courier New"/>
-        </w:rPr>
-        <w:t xml:space="preserve"> -</w:t>
-      </w:r>
-      <w:proofErr w:type="spellStart"/>
-      <w:r>
-        <w:rPr>
-          <w:rFonts w:ascii="Courier New" w:hAnsi="Courier New" w:cs="Courier New"/>
-        </w:rPr>
-        <w:t>aG</w:t>
-      </w:r>
-      <w:proofErr w:type="spellEnd"/>
-      <w:r>
-        <w:rPr>
-          <w:rFonts w:ascii="Courier New" w:hAnsi="Courier New" w:cs="Courier New"/>
-        </w:rPr>
-        <w:t xml:space="preserve"> </w:t>
-      </w:r>
-      <w:proofErr w:type="spellStart"/>
-      <w:r>
-        <w:rPr>
-          <w:rFonts w:ascii="Courier New" w:hAnsi="Courier New" w:cs="Courier New"/>
-        </w:rPr>
-        <w:t>sudo</w:t>
-      </w:r>
-      <w:proofErr w:type="spellEnd"/>
-      <w:r>
-        <w:rPr>
-          <w:rFonts w:ascii="Courier New" w:hAnsi="Courier New" w:cs="Courier New"/>
-        </w:rPr>
-        <w:t xml:space="preserve"> </w:t>
-      </w:r>
-      <w:proofErr w:type="spellStart"/>
+      <w:r>
+        <w:rPr>
+          <w:rFonts w:ascii="Courier New" w:hAnsi="Courier New" w:cs="Courier New"/>
+        </w:rPr>
+        <w:t xml:space="preserve">sudo usermod -aG sudo </w:t>
+      </w:r>
       <w:r>
         <w:rPr>
           <w:rFonts w:ascii="Courier New" w:hAnsi="Courier New" w:cs="Courier New"/>
@@ -1553,7 +1410,6 @@
         </w:rPr>
         <w:t>YourUsername</w:t>
       </w:r>
-      <w:proofErr w:type="spellEnd"/>
     </w:p>
     <w:p>
       <w:pPr>
@@ -1624,54 +1480,24 @@
           <w:rFonts w:ascii="Courier New" w:hAnsi="Courier New" w:cs="Courier New"/>
         </w:rPr>
       </w:pPr>
-      <w:proofErr w:type="spellStart"/>
-      <w:r>
-        <w:rPr>
-          <w:rFonts w:ascii="Courier New" w:hAnsi="Courier New" w:cs="Courier New"/>
-        </w:rPr>
-        <w:t>sudo</w:t>
-      </w:r>
-      <w:proofErr w:type="spellEnd"/>
-      <w:r>
-        <w:rPr>
-          <w:rFonts w:ascii="Courier New" w:hAnsi="Courier New" w:cs="Courier New"/>
-        </w:rPr>
-        <w:t xml:space="preserve"> apt update</w:t>
-      </w:r>
-    </w:p>
-    <w:p>
-      <w:pPr>
-        <w:rPr>
-          <w:rFonts w:ascii="Courier New" w:hAnsi="Courier New" w:cs="Courier New"/>
-        </w:rPr>
-      </w:pPr>
-      <w:proofErr w:type="spellStart"/>
-      <w:r>
-        <w:rPr>
-          <w:rFonts w:ascii="Courier New" w:hAnsi="Courier New" w:cs="Courier New"/>
-        </w:rPr>
-        <w:t>sudo</w:t>
-      </w:r>
-      <w:proofErr w:type="spellEnd"/>
-      <w:r>
-        <w:rPr>
-          <w:rFonts w:ascii="Courier New" w:hAnsi="Courier New" w:cs="Courier New"/>
-        </w:rPr>
-        <w:t xml:space="preserve"> apt install --only-upgrade </w:t>
-      </w:r>
-      <w:proofErr w:type="spellStart"/>
-      <w:r>
-        <w:rPr>
-          <w:rFonts w:ascii="Courier New" w:hAnsi="Courier New" w:cs="Courier New"/>
-        </w:rPr>
-        <w:t>rpi</w:t>
-      </w:r>
-      <w:proofErr w:type="spellEnd"/>
-      <w:r>
-        <w:rPr>
-          <w:rFonts w:ascii="Courier New" w:hAnsi="Courier New" w:cs="Courier New"/>
-        </w:rPr>
-        <w:t>-connect</w:t>
+      <w:r>
+        <w:rPr>
+          <w:rFonts w:ascii="Courier New" w:hAnsi="Courier New" w:cs="Courier New"/>
+        </w:rPr>
+        <w:t>sudo apt update</w:t>
+      </w:r>
+    </w:p>
+    <w:p>
+      <w:pPr>
+        <w:rPr>
+          <w:rFonts w:ascii="Courier New" w:hAnsi="Courier New" w:cs="Courier New"/>
+        </w:rPr>
+      </w:pPr>
+      <w:r>
+        <w:rPr>
+          <w:rFonts w:ascii="Courier New" w:hAnsi="Courier New" w:cs="Courier New"/>
+        </w:rPr>
+        <w:t>sudo apt install --only-upgrade rpi-connect</w:t>
       </w:r>
     </w:p>
     <w:p>
@@ -1738,21 +1564,7 @@
         <w:rPr>
           <w:rFonts w:cs="Courier New"/>
         </w:rPr>
-        <w:t xml:space="preserve">Now that you have </w:t>
-      </w:r>
-      <w:proofErr w:type="spellStart"/>
-      <w:r>
-        <w:rPr>
-          <w:rFonts w:cs="Courier New"/>
-        </w:rPr>
-        <w:t>sudo</w:t>
-      </w:r>
-      <w:proofErr w:type="spellEnd"/>
-      <w:r>
-        <w:rPr>
-          <w:rFonts w:cs="Courier New"/>
-        </w:rPr>
-        <w:t xml:space="preserve"> privileges, we can now begin to set up the environment that you will be publishing all your data to! This is called Home Assistant, where the documentation can be found here: </w:t>
+        <w:t xml:space="preserve">Now that you have sudo privileges, we can now begin to set up the environment that you will be publishing all your data to! This is called Home Assistant, where the documentation can be found here: </w:t>
       </w:r>
       <w:hyperlink r:id="rId15" w:history="1">
         <w:r>
@@ -1799,21 +1611,7 @@
         <w:rPr>
           <w:rFonts w:cs="Courier New"/>
         </w:rPr>
-        <w:t xml:space="preserve">For clarity, all other programs are ok to use earlier python versions, </w:t>
-      </w:r>
-      <w:proofErr w:type="spellStart"/>
-      <w:r>
-        <w:rPr>
-          <w:rFonts w:cs="Courier New"/>
-        </w:rPr>
-        <w:t>its</w:t>
-      </w:r>
-      <w:proofErr w:type="spellEnd"/>
-      <w:r>
-        <w:rPr>
-          <w:rFonts w:cs="Courier New"/>
-        </w:rPr>
-        <w:t xml:space="preserve"> just home assistant that is picky!</w:t>
+        <w:t>For clarity, all other programs are ok to use earlier python versions, its just home assistant that is picky!</w:t>
       </w:r>
     </w:p>
     <w:p>
@@ -1874,51 +1672,49 @@
           <w:szCs w:val="16"/>
         </w:rPr>
       </w:pPr>
-      <w:proofErr w:type="spellStart"/>
       <w:r>
         <w:rPr>
           <w:rFonts w:ascii="Courier New" w:hAnsi="Courier New" w:cs="Courier New"/>
           <w:sz w:val="16"/>
           <w:szCs w:val="16"/>
         </w:rPr>
-        <w:t>sudo</w:t>
-      </w:r>
-      <w:proofErr w:type="spellEnd"/>
-      <w:r>
+        <w:t>sudo apt update</w:t>
+      </w:r>
+    </w:p>
+    <w:p>
+      <w:pPr>
+        <w:pStyle w:val="ListParagraph"/>
         <w:rPr>
           <w:rFonts w:ascii="Courier New" w:hAnsi="Courier New" w:cs="Courier New"/>
           <w:sz w:val="16"/>
           <w:szCs w:val="16"/>
         </w:rPr>
-        <w:t xml:space="preserve"> apt update</w:t>
-      </w:r>
-    </w:p>
-    <w:p>
-      <w:pPr>
-        <w:pStyle w:val="ListParagraph"/>
+      </w:pPr>
+      <w:r>
         <w:rPr>
           <w:rFonts w:ascii="Courier New" w:hAnsi="Courier New" w:cs="Courier New"/>
           <w:sz w:val="16"/>
           <w:szCs w:val="16"/>
         </w:rPr>
-      </w:pPr>
-      <w:proofErr w:type="spellStart"/>
-      <w:r>
+        <w:t>sudo apt upgrade -y</w:t>
+      </w:r>
+    </w:p>
+    <w:p>
+      <w:pPr>
+        <w:pStyle w:val="ListParagraph"/>
         <w:rPr>
           <w:rFonts w:ascii="Courier New" w:hAnsi="Courier New" w:cs="Courier New"/>
           <w:sz w:val="16"/>
           <w:szCs w:val="16"/>
         </w:rPr>
-        <w:t>sudo</w:t>
-      </w:r>
-      <w:proofErr w:type="spellEnd"/>
+      </w:pPr>
       <w:r>
         <w:rPr>
           <w:rFonts w:ascii="Courier New" w:hAnsi="Courier New" w:cs="Courier New"/>
           <w:sz w:val="16"/>
           <w:szCs w:val="16"/>
         </w:rPr>
-        <w:t xml:space="preserve"> apt upgrade -y</w:t>
+        <w:t>sudo apt install -y build-essential libssl-dev zlib1g-dev \</w:t>
       </w:r>
     </w:p>
     <w:p>
@@ -1930,241 +1726,67 @@
           <w:szCs w:val="16"/>
         </w:rPr>
       </w:pPr>
-      <w:proofErr w:type="spellStart"/>
       <w:r>
         <w:rPr>
           <w:rFonts w:ascii="Courier New" w:hAnsi="Courier New" w:cs="Courier New"/>
           <w:sz w:val="16"/>
           <w:szCs w:val="16"/>
         </w:rPr>
-        <w:t>sudo</w:t>
-      </w:r>
-      <w:proofErr w:type="spellEnd"/>
-      <w:r>
+        <w:t xml:space="preserve">  libncurses5-dev libncursesw5-dev libreadline-dev libsqlite3-dev \</w:t>
+      </w:r>
+    </w:p>
+    <w:p>
+      <w:pPr>
+        <w:pStyle w:val="ListParagraph"/>
         <w:rPr>
           <w:rFonts w:ascii="Courier New" w:hAnsi="Courier New" w:cs="Courier New"/>
           <w:sz w:val="16"/>
           <w:szCs w:val="16"/>
         </w:rPr>
-        <w:t xml:space="preserve"> apt install -y build-essential </w:t>
-      </w:r>
-      <w:proofErr w:type="spellStart"/>
+      </w:pPr>
       <w:r>
         <w:rPr>
           <w:rFonts w:ascii="Courier New" w:hAnsi="Courier New" w:cs="Courier New"/>
           <w:sz w:val="16"/>
           <w:szCs w:val="16"/>
         </w:rPr>
-        <w:t>libssl</w:t>
-      </w:r>
-      <w:proofErr w:type="spellEnd"/>
-      <w:r>
+        <w:t xml:space="preserve">  libgdbm-dev libdb5.3-dev libbz2-dev libexpat1-dev liblzma-dev \</w:t>
+      </w:r>
+    </w:p>
+    <w:p>
+      <w:pPr>
+        <w:pStyle w:val="ListParagraph"/>
         <w:rPr>
           <w:rFonts w:ascii="Courier New" w:hAnsi="Courier New" w:cs="Courier New"/>
           <w:sz w:val="16"/>
           <w:szCs w:val="16"/>
         </w:rPr>
-        <w:t>-dev zlib1g-dev \</w:t>
-      </w:r>
-    </w:p>
-    <w:p>
-      <w:pPr>
-        <w:pStyle w:val="ListParagraph"/>
+      </w:pPr>
+      <w:r>
         <w:rPr>
           <w:rFonts w:ascii="Courier New" w:hAnsi="Courier New" w:cs="Courier New"/>
           <w:sz w:val="16"/>
           <w:szCs w:val="16"/>
         </w:rPr>
-      </w:pPr>
-      <w:r>
+        <w:t xml:space="preserve">  libffi-dev uuid-dev wget autoconf</w:t>
+      </w:r>
+    </w:p>
+    <w:p>
+      <w:pPr>
+        <w:pStyle w:val="ListParagraph"/>
         <w:rPr>
           <w:rFonts w:ascii="Courier New" w:hAnsi="Courier New" w:cs="Courier New"/>
           <w:sz w:val="16"/>
           <w:szCs w:val="16"/>
         </w:rPr>
-        <w:t xml:space="preserve">  libncurses5-dev libncursesw5-dev </w:t>
-      </w:r>
-      <w:proofErr w:type="spellStart"/>
+      </w:pPr>
       <w:r>
         <w:rPr>
           <w:rFonts w:ascii="Courier New" w:hAnsi="Courier New" w:cs="Courier New"/>
           <w:sz w:val="16"/>
           <w:szCs w:val="16"/>
         </w:rPr>
-        <w:t>libreadline</w:t>
-      </w:r>
-      <w:proofErr w:type="spellEnd"/>
-      <w:r>
-        <w:rPr>
-          <w:rFonts w:ascii="Courier New" w:hAnsi="Courier New" w:cs="Courier New"/>
-          <w:sz w:val="16"/>
-          <w:szCs w:val="16"/>
-        </w:rPr>
-        <w:t>-dev libsqlite3-dev \</w:t>
-      </w:r>
-    </w:p>
-    <w:p>
-      <w:pPr>
-        <w:pStyle w:val="ListParagraph"/>
-        <w:rPr>
-          <w:rFonts w:ascii="Courier New" w:hAnsi="Courier New" w:cs="Courier New"/>
-          <w:sz w:val="16"/>
-          <w:szCs w:val="16"/>
-        </w:rPr>
-      </w:pPr>
-      <w:r>
-        <w:rPr>
-          <w:rFonts w:ascii="Courier New" w:hAnsi="Courier New" w:cs="Courier New"/>
-          <w:sz w:val="16"/>
-          <w:szCs w:val="16"/>
-        </w:rPr>
-        <w:t xml:space="preserve">  </w:t>
-      </w:r>
-      <w:proofErr w:type="spellStart"/>
-      <w:r>
-        <w:rPr>
-          <w:rFonts w:ascii="Courier New" w:hAnsi="Courier New" w:cs="Courier New"/>
-          <w:sz w:val="16"/>
-          <w:szCs w:val="16"/>
-        </w:rPr>
-        <w:t>libgdbm</w:t>
-      </w:r>
-      <w:proofErr w:type="spellEnd"/>
-      <w:r>
-        <w:rPr>
-          <w:rFonts w:ascii="Courier New" w:hAnsi="Courier New" w:cs="Courier New"/>
-          <w:sz w:val="16"/>
-          <w:szCs w:val="16"/>
-        </w:rPr>
-        <w:t xml:space="preserve">-dev libdb5.3-dev libbz2-dev libexpat1-dev </w:t>
-      </w:r>
-      <w:proofErr w:type="spellStart"/>
-      <w:r>
-        <w:rPr>
-          <w:rFonts w:ascii="Courier New" w:hAnsi="Courier New" w:cs="Courier New"/>
-          <w:sz w:val="16"/>
-          <w:szCs w:val="16"/>
-        </w:rPr>
-        <w:t>liblzma</w:t>
-      </w:r>
-      <w:proofErr w:type="spellEnd"/>
-      <w:r>
-        <w:rPr>
-          <w:rFonts w:ascii="Courier New" w:hAnsi="Courier New" w:cs="Courier New"/>
-          <w:sz w:val="16"/>
-          <w:szCs w:val="16"/>
-        </w:rPr>
-        <w:t>-dev \</w:t>
-      </w:r>
-    </w:p>
-    <w:p>
-      <w:pPr>
-        <w:pStyle w:val="ListParagraph"/>
-        <w:rPr>
-          <w:rFonts w:ascii="Courier New" w:hAnsi="Courier New" w:cs="Courier New"/>
-          <w:sz w:val="16"/>
-          <w:szCs w:val="16"/>
-        </w:rPr>
-      </w:pPr>
-      <w:r>
-        <w:rPr>
-          <w:rFonts w:ascii="Courier New" w:hAnsi="Courier New" w:cs="Courier New"/>
-          <w:sz w:val="16"/>
-          <w:szCs w:val="16"/>
-        </w:rPr>
-        <w:t xml:space="preserve">  </w:t>
-      </w:r>
-      <w:proofErr w:type="spellStart"/>
-      <w:r>
-        <w:rPr>
-          <w:rFonts w:ascii="Courier New" w:hAnsi="Courier New" w:cs="Courier New"/>
-          <w:sz w:val="16"/>
-          <w:szCs w:val="16"/>
-        </w:rPr>
-        <w:t>libffi</w:t>
-      </w:r>
-      <w:proofErr w:type="spellEnd"/>
-      <w:r>
-        <w:rPr>
-          <w:rFonts w:ascii="Courier New" w:hAnsi="Courier New" w:cs="Courier New"/>
-          <w:sz w:val="16"/>
-          <w:szCs w:val="16"/>
-        </w:rPr>
-        <w:t xml:space="preserve">-dev </w:t>
-      </w:r>
-      <w:proofErr w:type="spellStart"/>
-      <w:r>
-        <w:rPr>
-          <w:rFonts w:ascii="Courier New" w:hAnsi="Courier New" w:cs="Courier New"/>
-          <w:sz w:val="16"/>
-          <w:szCs w:val="16"/>
-        </w:rPr>
-        <w:t>uuid</w:t>
-      </w:r>
-      <w:proofErr w:type="spellEnd"/>
-      <w:r>
-        <w:rPr>
-          <w:rFonts w:ascii="Courier New" w:hAnsi="Courier New" w:cs="Courier New"/>
-          <w:sz w:val="16"/>
-          <w:szCs w:val="16"/>
-        </w:rPr>
-        <w:t xml:space="preserve">-dev </w:t>
-      </w:r>
-      <w:proofErr w:type="spellStart"/>
-      <w:r>
-        <w:rPr>
-          <w:rFonts w:ascii="Courier New" w:hAnsi="Courier New" w:cs="Courier New"/>
-          <w:sz w:val="16"/>
-          <w:szCs w:val="16"/>
-        </w:rPr>
-        <w:t>wget</w:t>
-      </w:r>
-      <w:proofErr w:type="spellEnd"/>
-      <w:r>
-        <w:rPr>
-          <w:rFonts w:ascii="Courier New" w:hAnsi="Courier New" w:cs="Courier New"/>
-          <w:sz w:val="16"/>
-          <w:szCs w:val="16"/>
-        </w:rPr>
-        <w:t xml:space="preserve"> </w:t>
-      </w:r>
-      <w:proofErr w:type="spellStart"/>
-      <w:r>
-        <w:rPr>
-          <w:rFonts w:ascii="Courier New" w:hAnsi="Courier New" w:cs="Courier New"/>
-          <w:sz w:val="16"/>
-          <w:szCs w:val="16"/>
-        </w:rPr>
-        <w:t>autoconf</w:t>
-      </w:r>
-      <w:proofErr w:type="spellEnd"/>
-    </w:p>
-    <w:p>
-      <w:pPr>
-        <w:pStyle w:val="ListParagraph"/>
-        <w:rPr>
-          <w:rFonts w:ascii="Courier New" w:hAnsi="Courier New" w:cs="Courier New"/>
-          <w:sz w:val="16"/>
-          <w:szCs w:val="16"/>
-        </w:rPr>
-      </w:pPr>
-      <w:proofErr w:type="spellStart"/>
-      <w:r>
-        <w:rPr>
-          <w:rFonts w:ascii="Courier New" w:hAnsi="Courier New" w:cs="Courier New"/>
-          <w:sz w:val="16"/>
-          <w:szCs w:val="16"/>
-        </w:rPr>
-        <w:t>sudo</w:t>
-      </w:r>
-      <w:proofErr w:type="spellEnd"/>
-      <w:r>
-        <w:rPr>
-          <w:rFonts w:ascii="Courier New" w:hAnsi="Courier New" w:cs="Courier New"/>
-          <w:sz w:val="16"/>
-          <w:szCs w:val="16"/>
-        </w:rPr>
-        <w:t xml:space="preserve"> apt install python3-venv python3-pip</w:t>
+        <w:t>sudo apt install python3-venv python3-pip</w:t>
       </w:r>
     </w:p>
     <w:p>
@@ -2236,81 +1858,79 @@
           <w:sz w:val="16"/>
           <w:szCs w:val="16"/>
         </w:rPr>
-        <w:t>cd /</w:t>
-      </w:r>
-      <w:proofErr w:type="spellStart"/>
-      <w:r>
+        <w:t>cd /usr/src</w:t>
+      </w:r>
+    </w:p>
+    <w:p>
+      <w:pPr>
+        <w:pStyle w:val="ListParagraph"/>
         <w:rPr>
           <w:rFonts w:ascii="Courier New" w:hAnsi="Courier New" w:cs="Courier New"/>
           <w:sz w:val="16"/>
           <w:szCs w:val="16"/>
         </w:rPr>
-        <w:t>usr</w:t>
-      </w:r>
-      <w:proofErr w:type="spellEnd"/>
+      </w:pPr>
       <w:r>
         <w:rPr>
           <w:rFonts w:ascii="Courier New" w:hAnsi="Courier New" w:cs="Courier New"/>
           <w:sz w:val="16"/>
           <w:szCs w:val="16"/>
         </w:rPr>
-        <w:t>/</w:t>
-      </w:r>
-      <w:proofErr w:type="spellStart"/>
-      <w:r>
+        <w:t>sudo wget https://www.python.org/ftp/python/3.13.2/Python-3.13.2.tgz</w:t>
+      </w:r>
+    </w:p>
+    <w:p>
+      <w:pPr>
+        <w:pStyle w:val="ListParagraph"/>
         <w:rPr>
           <w:rFonts w:ascii="Courier New" w:hAnsi="Courier New" w:cs="Courier New"/>
           <w:sz w:val="16"/>
           <w:szCs w:val="16"/>
         </w:rPr>
-        <w:t>src</w:t>
-      </w:r>
-      <w:proofErr w:type="spellEnd"/>
-    </w:p>
-    <w:p>
-      <w:pPr>
-        <w:pStyle w:val="ListParagraph"/>
+      </w:pPr>
+      <w:r>
         <w:rPr>
           <w:rFonts w:ascii="Courier New" w:hAnsi="Courier New" w:cs="Courier New"/>
           <w:sz w:val="16"/>
           <w:szCs w:val="16"/>
         </w:rPr>
-      </w:pPr>
-      <w:proofErr w:type="spellStart"/>
-      <w:r>
+        <w:t>sudo tar xzf Python-3.13.2.tgz</w:t>
+      </w:r>
+    </w:p>
+    <w:p>
+      <w:pPr>
+        <w:pStyle w:val="ListParagraph"/>
         <w:rPr>
           <w:rFonts w:ascii="Courier New" w:hAnsi="Courier New" w:cs="Courier New"/>
           <w:sz w:val="16"/>
           <w:szCs w:val="16"/>
         </w:rPr>
-        <w:t>sudo</w:t>
-      </w:r>
-      <w:proofErr w:type="spellEnd"/>
+      </w:pPr>
       <w:r>
         <w:rPr>
           <w:rFonts w:ascii="Courier New" w:hAnsi="Courier New" w:cs="Courier New"/>
           <w:sz w:val="16"/>
           <w:szCs w:val="16"/>
         </w:rPr>
-        <w:t xml:space="preserve"> </w:t>
-      </w:r>
-      <w:proofErr w:type="spellStart"/>
-      <w:r>
+        <w:t>cd Python-3.13.2</w:t>
+      </w:r>
+    </w:p>
+    <w:p>
+      <w:pPr>
+        <w:pStyle w:val="ListParagraph"/>
         <w:rPr>
           <w:rFonts w:ascii="Courier New" w:hAnsi="Courier New" w:cs="Courier New"/>
           <w:sz w:val="16"/>
           <w:szCs w:val="16"/>
         </w:rPr>
-        <w:t>wget</w:t>
-      </w:r>
-      <w:proofErr w:type="spellEnd"/>
+      </w:pPr>
       <w:r>
         <w:rPr>
           <w:rFonts w:ascii="Courier New" w:hAnsi="Courier New" w:cs="Courier New"/>
           <w:sz w:val="16"/>
           <w:szCs w:val="16"/>
         </w:rPr>
-        <w:t xml:space="preserve"> https://www.python.org/ftp/python/3.13.2/Python-3.13.2.tgz</w:t>
+        <w:t>sudo ./configure --enable-optimizations</w:t>
       </w:r>
     </w:p>
     <w:p>
@@ -2322,181 +1942,31 @@
           <w:szCs w:val="16"/>
         </w:rPr>
       </w:pPr>
-      <w:proofErr w:type="spellStart"/>
       <w:r>
         <w:rPr>
           <w:rFonts w:ascii="Courier New" w:hAnsi="Courier New" w:cs="Courier New"/>
           <w:sz w:val="16"/>
           <w:szCs w:val="16"/>
         </w:rPr>
-        <w:t>sudo</w:t>
-      </w:r>
-      <w:proofErr w:type="spellEnd"/>
+        <w:t>sudo make -j$(nproc)</w:t>
+      </w:r>
+    </w:p>
+    <w:p>
+      <w:pPr>
+        <w:pStyle w:val="ListParagraph"/>
+        <w:rPr>
+          <w:rFonts w:ascii="Courier New" w:hAnsi="Courier New" w:cs="Courier New"/>
+        </w:rPr>
+      </w:pPr>
       <w:r>
         <w:rPr>
           <w:rFonts w:ascii="Courier New" w:hAnsi="Courier New" w:cs="Courier New"/>
           <w:sz w:val="16"/>
           <w:szCs w:val="16"/>
         </w:rPr>
-        <w:t xml:space="preserve"> tar </w:t>
-      </w:r>
-      <w:proofErr w:type="spellStart"/>
-      <w:r>
-        <w:rPr>
-          <w:rFonts w:ascii="Courier New" w:hAnsi="Courier New" w:cs="Courier New"/>
-          <w:sz w:val="16"/>
-          <w:szCs w:val="16"/>
-        </w:rPr>
-        <w:t>xzf</w:t>
-      </w:r>
-      <w:proofErr w:type="spellEnd"/>
-      <w:r>
-        <w:rPr>
-          <w:rFonts w:ascii="Courier New" w:hAnsi="Courier New" w:cs="Courier New"/>
-          <w:sz w:val="16"/>
-          <w:szCs w:val="16"/>
-        </w:rPr>
-        <w:t xml:space="preserve"> Python-3.13.2.tgz</w:t>
-      </w:r>
-    </w:p>
-    <w:p>
-      <w:pPr>
-        <w:pStyle w:val="ListParagraph"/>
-        <w:rPr>
-          <w:rFonts w:ascii="Courier New" w:hAnsi="Courier New" w:cs="Courier New"/>
-          <w:sz w:val="16"/>
-          <w:szCs w:val="16"/>
-        </w:rPr>
-      </w:pPr>
-      <w:r>
-        <w:rPr>
-          <w:rFonts w:ascii="Courier New" w:hAnsi="Courier New" w:cs="Courier New"/>
-          <w:sz w:val="16"/>
-          <w:szCs w:val="16"/>
-        </w:rPr>
-        <w:t>cd Python-3.13.2</w:t>
-      </w:r>
-    </w:p>
-    <w:p>
-      <w:pPr>
-        <w:pStyle w:val="ListParagraph"/>
-        <w:rPr>
-          <w:rFonts w:ascii="Courier New" w:hAnsi="Courier New" w:cs="Courier New"/>
-          <w:sz w:val="16"/>
-          <w:szCs w:val="16"/>
-        </w:rPr>
-      </w:pPr>
-      <w:proofErr w:type="spellStart"/>
-      <w:proofErr w:type="gramStart"/>
-      <w:r>
-        <w:rPr>
-          <w:rFonts w:ascii="Courier New" w:hAnsi="Courier New" w:cs="Courier New"/>
-          <w:sz w:val="16"/>
-          <w:szCs w:val="16"/>
-        </w:rPr>
-        <w:t>sudo</w:t>
-      </w:r>
-      <w:proofErr w:type="spellEnd"/>
-      <w:r>
-        <w:rPr>
-          <w:rFonts w:ascii="Courier New" w:hAnsi="Courier New" w:cs="Courier New"/>
-          <w:sz w:val="16"/>
-          <w:szCs w:val="16"/>
-        </w:rPr>
-        <w:t xml:space="preserve"> .</w:t>
-      </w:r>
-      <w:proofErr w:type="gramEnd"/>
-      <w:r>
-        <w:rPr>
-          <w:rFonts w:ascii="Courier New" w:hAnsi="Courier New" w:cs="Courier New"/>
-          <w:sz w:val="16"/>
-          <w:szCs w:val="16"/>
-        </w:rPr>
-        <w:t>/configure --enable-optimizations</w:t>
-      </w:r>
-    </w:p>
-    <w:p>
-      <w:pPr>
-        <w:pStyle w:val="ListParagraph"/>
-        <w:rPr>
-          <w:rFonts w:ascii="Courier New" w:hAnsi="Courier New" w:cs="Courier New"/>
-          <w:sz w:val="16"/>
-          <w:szCs w:val="16"/>
-        </w:rPr>
-      </w:pPr>
-      <w:proofErr w:type="spellStart"/>
-      <w:r>
-        <w:rPr>
-          <w:rFonts w:ascii="Courier New" w:hAnsi="Courier New" w:cs="Courier New"/>
-          <w:sz w:val="16"/>
-          <w:szCs w:val="16"/>
-        </w:rPr>
-        <w:t>sudo</w:t>
-      </w:r>
-      <w:proofErr w:type="spellEnd"/>
-      <w:r>
-        <w:rPr>
-          <w:rFonts w:ascii="Courier New" w:hAnsi="Courier New" w:cs="Courier New"/>
-          <w:sz w:val="16"/>
-          <w:szCs w:val="16"/>
-        </w:rPr>
-        <w:t xml:space="preserve"> make -j$(</w:t>
-      </w:r>
-      <w:proofErr w:type="spellStart"/>
-      <w:r>
-        <w:rPr>
-          <w:rFonts w:ascii="Courier New" w:hAnsi="Courier New" w:cs="Courier New"/>
-          <w:sz w:val="16"/>
-          <w:szCs w:val="16"/>
-        </w:rPr>
-        <w:t>nproc</w:t>
-      </w:r>
-      <w:proofErr w:type="spellEnd"/>
-      <w:r>
-        <w:rPr>
-          <w:rFonts w:ascii="Courier New" w:hAnsi="Courier New" w:cs="Courier New"/>
-          <w:sz w:val="16"/>
-          <w:szCs w:val="16"/>
-        </w:rPr>
-        <w:t>)</w:t>
-      </w:r>
-    </w:p>
-    <w:p>
-      <w:pPr>
-        <w:pStyle w:val="ListParagraph"/>
-        <w:rPr>
-          <w:rFonts w:ascii="Courier New" w:hAnsi="Courier New" w:cs="Courier New"/>
-        </w:rPr>
-      </w:pPr>
-      <w:proofErr w:type="spellStart"/>
-      <w:r>
-        <w:rPr>
-          <w:rFonts w:ascii="Courier New" w:hAnsi="Courier New" w:cs="Courier New"/>
-          <w:sz w:val="16"/>
-          <w:szCs w:val="16"/>
-        </w:rPr>
         <w:lastRenderedPageBreak/>
-        <w:t>sudo</w:t>
-      </w:r>
-      <w:proofErr w:type="spellEnd"/>
-      <w:r>
-        <w:rPr>
-          <w:rFonts w:ascii="Courier New" w:hAnsi="Courier New" w:cs="Courier New"/>
-          <w:sz w:val="16"/>
-          <w:szCs w:val="16"/>
-        </w:rPr>
-        <w:t xml:space="preserve"> make </w:t>
-      </w:r>
-      <w:proofErr w:type="spellStart"/>
-      <w:r>
-        <w:rPr>
-          <w:rFonts w:ascii="Courier New" w:hAnsi="Courier New" w:cs="Courier New"/>
-          <w:sz w:val="16"/>
-          <w:szCs w:val="16"/>
-        </w:rPr>
-        <w:t>altinstall</w:t>
-      </w:r>
-      <w:proofErr w:type="spellEnd"/>
+        <w:t>sudo make altinstall</w:t>
+      </w:r>
       <w:r>
         <w:rPr>
           <w:rFonts w:ascii="Courier New" w:hAnsi="Courier New" w:cs="Courier New"/>
@@ -2677,142 +2147,73 @@
         <w:rPr>
           <w:rFonts w:cs="Courier New"/>
         </w:rPr>
-        <w:t xml:space="preserve">This will create a dedicated directory for </w:t>
-      </w:r>
-      <w:proofErr w:type="spellStart"/>
-      <w:r>
-        <w:rPr>
-          <w:rFonts w:cs="Courier New"/>
-        </w:rPr>
-        <w:t>homeassistant</w:t>
-      </w:r>
-      <w:proofErr w:type="spellEnd"/>
-      <w:r>
-        <w:rPr>
-          <w:rFonts w:cs="Courier New"/>
-        </w:rPr>
-        <w:t xml:space="preserve"> that will use your new python 3.13.2 installation</w:t>
-      </w:r>
-      <w:r>
-        <w:rPr>
-          <w:rFonts w:cs="Courier New"/>
-        </w:rPr>
-        <w:t xml:space="preserve">. Notice below the name </w:t>
-      </w:r>
-      <w:proofErr w:type="spellStart"/>
-      <w:r>
-        <w:rPr>
-          <w:rFonts w:cs="Courier New"/>
+        <w:t>This will create a dedicated directory for homeassistant that will use your new python 3.13.2 installation</w:t>
+      </w:r>
+      <w:r>
+        <w:rPr>
+          <w:rFonts w:cs="Courier New"/>
+        </w:rPr>
+        <w:t>. Notice below the name monitorpi, just replace this with your username from earlier! Just copy the command block and run:</w:t>
+      </w:r>
+      <w:r>
+        <w:rPr>
+          <w:rFonts w:cs="Courier New"/>
+        </w:rPr>
+        <w:br/>
+      </w:r>
+      <w:r>
+        <w:rPr>
+          <w:rFonts w:cs="Courier New"/>
+        </w:rPr>
+        <w:br/>
+      </w:r>
+      <w:r>
+        <w:rPr>
+          <w:rFonts w:ascii="Courier New" w:hAnsi="Courier New" w:cs="Courier New"/>
+        </w:rPr>
+        <w:t>cd /srv</w:t>
+      </w:r>
+    </w:p>
+    <w:p>
+      <w:pPr>
+        <w:pStyle w:val="ListParagraph"/>
+        <w:rPr>
+          <w:rFonts w:ascii="Courier New" w:hAnsi="Courier New" w:cs="Courier New"/>
+        </w:rPr>
+      </w:pPr>
+      <w:r>
+        <w:rPr>
+          <w:rFonts w:ascii="Courier New" w:hAnsi="Courier New" w:cs="Courier New"/>
+        </w:rPr>
+        <w:t>sudo mkdir homeassistant_313</w:t>
+      </w:r>
+    </w:p>
+    <w:p>
+      <w:pPr>
+        <w:pStyle w:val="ListParagraph"/>
+        <w:rPr>
+          <w:rFonts w:ascii="Courier New" w:hAnsi="Courier New" w:cs="Courier New"/>
+        </w:rPr>
+      </w:pPr>
+      <w:r>
+        <w:rPr>
+          <w:rFonts w:ascii="Courier New" w:hAnsi="Courier New" w:cs="Courier New"/>
+        </w:rPr>
+        <w:t xml:space="preserve">sudo chown </w:t>
+      </w:r>
+      <w:r>
+        <w:rPr>
+          <w:rFonts w:ascii="Courier New" w:hAnsi="Courier New" w:cs="Courier New"/>
+          <w:color w:val="C00000"/>
         </w:rPr>
         <w:t>monitorpi</w:t>
       </w:r>
-      <w:proofErr w:type="spellEnd"/>
-      <w:r>
-        <w:rPr>
-          <w:rFonts w:cs="Courier New"/>
-        </w:rPr>
-        <w:t>, just replace this with your username from earlier! Just copy the command block and run:</w:t>
-      </w:r>
-      <w:r>
-        <w:rPr>
-          <w:rFonts w:cs="Courier New"/>
-        </w:rPr>
-        <w:br/>
-      </w:r>
-      <w:r>
-        <w:rPr>
-          <w:rFonts w:cs="Courier New"/>
-        </w:rPr>
-        <w:br/>
-      </w:r>
-      <w:r>
-        <w:rPr>
-          <w:rFonts w:ascii="Courier New" w:hAnsi="Courier New" w:cs="Courier New"/>
-        </w:rPr>
-        <w:t>cd /</w:t>
-      </w:r>
-      <w:proofErr w:type="spellStart"/>
-      <w:r>
-        <w:rPr>
-          <w:rFonts w:ascii="Courier New" w:hAnsi="Courier New" w:cs="Courier New"/>
-        </w:rPr>
-        <w:t>srv</w:t>
-      </w:r>
-      <w:proofErr w:type="spellEnd"/>
-    </w:p>
-    <w:p>
-      <w:pPr>
-        <w:pStyle w:val="ListParagraph"/>
-        <w:rPr>
-          <w:rFonts w:ascii="Courier New" w:hAnsi="Courier New" w:cs="Courier New"/>
-        </w:rPr>
-      </w:pPr>
-      <w:proofErr w:type="spellStart"/>
-      <w:r>
-        <w:rPr>
-          <w:rFonts w:ascii="Courier New" w:hAnsi="Courier New" w:cs="Courier New"/>
-        </w:rPr>
-        <w:t>sudo</w:t>
-      </w:r>
-      <w:proofErr w:type="spellEnd"/>
-      <w:r>
-        <w:rPr>
-          <w:rFonts w:ascii="Courier New" w:hAnsi="Courier New" w:cs="Courier New"/>
-        </w:rPr>
-        <w:t xml:space="preserve"> </w:t>
-      </w:r>
-      <w:proofErr w:type="spellStart"/>
-      <w:r>
-        <w:rPr>
-          <w:rFonts w:ascii="Courier New" w:hAnsi="Courier New" w:cs="Courier New"/>
-        </w:rPr>
-        <w:t>mkdir</w:t>
-      </w:r>
-      <w:proofErr w:type="spellEnd"/>
-      <w:r>
-        <w:rPr>
-          <w:rFonts w:ascii="Courier New" w:hAnsi="Courier New" w:cs="Courier New"/>
-        </w:rPr>
-        <w:t xml:space="preserve"> homeassistant_313</w:t>
-      </w:r>
-    </w:p>
-    <w:p>
-      <w:pPr>
-        <w:pStyle w:val="ListParagraph"/>
-        <w:rPr>
-          <w:rFonts w:ascii="Courier New" w:hAnsi="Courier New" w:cs="Courier New"/>
-        </w:rPr>
-      </w:pPr>
-      <w:proofErr w:type="spellStart"/>
-      <w:r>
-        <w:rPr>
-          <w:rFonts w:ascii="Courier New" w:hAnsi="Courier New" w:cs="Courier New"/>
-        </w:rPr>
-        <w:t>sudo</w:t>
-      </w:r>
-      <w:proofErr w:type="spellEnd"/>
-      <w:r>
-        <w:rPr>
-          <w:rFonts w:ascii="Courier New" w:hAnsi="Courier New" w:cs="Courier New"/>
-        </w:rPr>
-        <w:t xml:space="preserve"> </w:t>
-      </w:r>
-      <w:proofErr w:type="spellStart"/>
-      <w:r>
-        <w:rPr>
-          <w:rFonts w:ascii="Courier New" w:hAnsi="Courier New" w:cs="Courier New"/>
-        </w:rPr>
-        <w:t>chown</w:t>
-      </w:r>
-      <w:proofErr w:type="spellEnd"/>
-      <w:r>
-        <w:rPr>
-          <w:rFonts w:ascii="Courier New" w:hAnsi="Courier New" w:cs="Courier New"/>
-        </w:rPr>
-        <w:t xml:space="preserve"> </w:t>
-      </w:r>
-      <w:proofErr w:type="spellStart"/>
-      <w:proofErr w:type="gramStart"/>
+      <w:r>
+        <w:rPr>
+          <w:rFonts w:ascii="Courier New" w:hAnsi="Courier New" w:cs="Courier New"/>
+        </w:rPr>
+        <w:t>:</w:t>
+      </w:r>
       <w:r>
         <w:rPr>
           <w:rFonts w:ascii="Courier New" w:hAnsi="Courier New" w:cs="Courier New"/>
@@ -2820,21 +2221,6 @@
         </w:rPr>
         <w:t>monitorpi</w:t>
       </w:r>
-      <w:r>
-        <w:rPr>
-          <w:rFonts w:ascii="Courier New" w:hAnsi="Courier New" w:cs="Courier New"/>
-        </w:rPr>
-        <w:t>:</w:t>
-      </w:r>
-      <w:r>
-        <w:rPr>
-          <w:rFonts w:ascii="Courier New" w:hAnsi="Courier New" w:cs="Courier New"/>
-          <w:color w:val="C00000"/>
-        </w:rPr>
-        <w:t>monitorpi</w:t>
-      </w:r>
-      <w:proofErr w:type="spellEnd"/>
-      <w:proofErr w:type="gramEnd"/>
       <w:r>
         <w:rPr>
           <w:rFonts w:ascii="Courier New" w:hAnsi="Courier New" w:cs="Courier New"/>
@@ -2911,24 +2297,8 @@
         <w:rPr>
           <w:rFonts w:ascii="Courier New" w:hAnsi="Courier New" w:cs="Courier New"/>
         </w:rPr>
-        <w:t xml:space="preserve">python3.13 -m </w:t>
-      </w:r>
-      <w:proofErr w:type="spellStart"/>
-      <w:proofErr w:type="gramStart"/>
-      <w:r>
-        <w:rPr>
-          <w:rFonts w:ascii="Courier New" w:hAnsi="Courier New" w:cs="Courier New"/>
-        </w:rPr>
-        <w:t>venv</w:t>
-      </w:r>
-      <w:proofErr w:type="spellEnd"/>
-      <w:r>
-        <w:rPr>
-          <w:rFonts w:ascii="Courier New" w:hAnsi="Courier New" w:cs="Courier New"/>
-        </w:rPr>
-        <w:t xml:space="preserve"> .</w:t>
-      </w:r>
-      <w:proofErr w:type="gramEnd"/>
+        <w:t>python3.13 -m venv .</w:t>
+      </w:r>
     </w:p>
     <w:p>
       <w:pPr>
@@ -2983,16 +2353,8 @@
         <w:rPr>
           <w:rFonts w:ascii="Courier New" w:hAnsi="Courier New" w:cs="Courier New"/>
         </w:rPr>
-        <w:t xml:space="preserve">pip install </w:t>
-      </w:r>
-      <w:proofErr w:type="spellStart"/>
-      <w:r>
-        <w:rPr>
-          <w:rFonts w:ascii="Courier New" w:hAnsi="Courier New" w:cs="Courier New"/>
-        </w:rPr>
-        <w:t>homeassistant</w:t>
-      </w:r>
-      <w:proofErr w:type="spellEnd"/>
+        <w:t>pip install homeassistant</w:t>
+      </w:r>
     </w:p>
     <w:p>
       <w:pPr>
@@ -3025,21 +2387,7 @@
         <w:rPr>
           <w:rFonts w:cs="Courier New"/>
         </w:rPr>
-        <w:t xml:space="preserve">Now that we have fully installed it, </w:t>
-      </w:r>
-      <w:proofErr w:type="spellStart"/>
-      <w:r>
-        <w:rPr>
-          <w:rFonts w:cs="Courier New"/>
-        </w:rPr>
-        <w:t>lets</w:t>
-      </w:r>
-      <w:proofErr w:type="spellEnd"/>
-      <w:r>
-        <w:rPr>
-          <w:rFonts w:cs="Courier New"/>
-        </w:rPr>
-        <w:t xml:space="preserve"> run it for the first time! Simply run the command:</w:t>
+        <w:t>Now that we have fully installed it, lets run it for the first time! Simply run the command:</w:t>
       </w:r>
     </w:p>
     <w:p>
@@ -3059,49 +2407,33 @@
           <w:rFonts w:ascii="Courier New" w:hAnsi="Courier New" w:cs="Courier New"/>
         </w:rPr>
       </w:pPr>
-      <w:proofErr w:type="spellStart"/>
       <w:r>
         <w:rPr>
           <w:rFonts w:ascii="Courier New" w:hAnsi="Courier New" w:cs="Courier New"/>
         </w:rPr>
         <w:t>hass</w:t>
       </w:r>
-      <w:proofErr w:type="spellEnd"/>
-    </w:p>
-    <w:p>
-      <w:pPr>
-        <w:pStyle w:val="ListParagraph"/>
-        <w:rPr>
-          <w:rFonts w:cs="Courier New"/>
-        </w:rPr>
-      </w:pPr>
-    </w:p>
-    <w:p>
-      <w:pPr>
-        <w:pStyle w:val="ListParagraph"/>
-        <w:rPr>
-          <w:rFonts w:cs="Courier New"/>
-        </w:rPr>
-      </w:pPr>
-      <w:r>
-        <w:rPr>
-          <w:rFonts w:cs="Courier New"/>
-        </w:rPr>
-        <w:t xml:space="preserve">And this will run </w:t>
-      </w:r>
-      <w:proofErr w:type="spellStart"/>
-      <w:r>
-        <w:rPr>
-          <w:rFonts w:cs="Courier New"/>
-        </w:rPr>
-        <w:t>homeassistant</w:t>
-      </w:r>
-      <w:proofErr w:type="spellEnd"/>
-      <w:r>
-        <w:rPr>
-          <w:rFonts w:cs="Courier New"/>
-        </w:rPr>
-        <w:t xml:space="preserve"> for the first time, creating the necessary config files and folders</w:t>
+    </w:p>
+    <w:p>
+      <w:pPr>
+        <w:pStyle w:val="ListParagraph"/>
+        <w:rPr>
+          <w:rFonts w:cs="Courier New"/>
+        </w:rPr>
+      </w:pPr>
+    </w:p>
+    <w:p>
+      <w:pPr>
+        <w:pStyle w:val="ListParagraph"/>
+        <w:rPr>
+          <w:rFonts w:cs="Courier New"/>
+        </w:rPr>
+      </w:pPr>
+      <w:r>
+        <w:rPr>
+          <w:rFonts w:cs="Courier New"/>
+        </w:rPr>
+        <w:t>And this will run homeassistant for the first time, creating the necessary config files and folders</w:t>
       </w:r>
     </w:p>
     <w:p>
@@ -3135,35 +2467,7 @@
         <w:rPr>
           <w:rFonts w:cs="Courier New"/>
         </w:rPr>
-        <w:t xml:space="preserve">These last few steps should now get </w:t>
-      </w:r>
-      <w:proofErr w:type="spellStart"/>
-      <w:r>
-        <w:rPr>
-          <w:rFonts w:cs="Courier New"/>
-        </w:rPr>
-        <w:t>homeassistant</w:t>
-      </w:r>
-      <w:proofErr w:type="spellEnd"/>
-      <w:r>
-        <w:rPr>
-          <w:rFonts w:cs="Courier New"/>
-        </w:rPr>
-        <w:t xml:space="preserve"> to be a background process that will run on startup! </w:t>
-      </w:r>
-      <w:proofErr w:type="gramStart"/>
-      <w:r>
-        <w:rPr>
-          <w:rFonts w:cs="Courier New"/>
-        </w:rPr>
-        <w:t>First of all</w:t>
-      </w:r>
-      <w:proofErr w:type="gramEnd"/>
-      <w:r>
-        <w:rPr>
-          <w:rFonts w:cs="Courier New"/>
-        </w:rPr>
-        <w:t>, we will make a new directory for the service config file. Run this command below:</w:t>
+        <w:t>These last few steps should now get homeassistant to be a background process that will run on startup! First of all, we will make a new directory for the service config file. Run this command below:</w:t>
       </w:r>
     </w:p>
     <w:p>
@@ -3183,46 +2487,17 @@
           <w:rFonts w:ascii="Courier New" w:hAnsi="Courier New" w:cs="Courier New"/>
         </w:rPr>
       </w:pPr>
-      <w:proofErr w:type="spellStart"/>
-      <w:r>
-        <w:rPr>
-          <w:rFonts w:ascii="Courier New" w:hAnsi="Courier New" w:cs="Courier New"/>
-        </w:rPr>
-        <w:t>sudo</w:t>
-      </w:r>
-      <w:proofErr w:type="spellEnd"/>
-      <w:r>
-        <w:rPr>
-          <w:rFonts w:ascii="Courier New" w:hAnsi="Courier New" w:cs="Courier New"/>
-        </w:rPr>
-        <w:t xml:space="preserve"> nano </w:t>
-      </w:r>
-      <w:r>
-        <w:rPr>
-          <w:rFonts w:ascii="Courier New" w:hAnsi="Courier New" w:cs="Courier New"/>
-        </w:rPr>
-        <w:t>/etc/</w:t>
-      </w:r>
-      <w:proofErr w:type="spellStart"/>
-      <w:r>
-        <w:rPr>
-          <w:rFonts w:ascii="Courier New" w:hAnsi="Courier New" w:cs="Courier New"/>
-        </w:rPr>
-        <w:t>systemd</w:t>
-      </w:r>
-      <w:proofErr w:type="spellEnd"/>
-      <w:r>
-        <w:rPr>
-          <w:rFonts w:ascii="Courier New" w:hAnsi="Courier New" w:cs="Courier New"/>
-        </w:rPr>
-        <w:t>/system/</w:t>
-      </w:r>
-      <w:proofErr w:type="spellStart"/>
-      <w:r>
-        <w:rPr>
-          <w:rFonts w:ascii="Courier New" w:hAnsi="Courier New" w:cs="Courier New"/>
-        </w:rPr>
-        <w:t>home-assistant@</w:t>
+      <w:r>
+        <w:rPr>
+          <w:rFonts w:ascii="Courier New" w:hAnsi="Courier New" w:cs="Courier New"/>
+        </w:rPr>
+        <w:t xml:space="preserve">sudo nano </w:t>
+      </w:r>
+      <w:r>
+        <w:rPr>
+          <w:rFonts w:ascii="Courier New" w:hAnsi="Courier New" w:cs="Courier New"/>
+        </w:rPr>
+        <w:t>/etc/systemd/system/home-assistant@</w:t>
       </w:r>
       <w:r>
         <w:rPr>
@@ -3237,42 +2512,27 @@
         </w:rPr>
         <w:t>.service</w:t>
       </w:r>
-      <w:proofErr w:type="spellEnd"/>
-    </w:p>
-    <w:p>
-      <w:pPr>
-        <w:pStyle w:val="ListParagraph"/>
-        <w:rPr>
-          <w:rFonts w:ascii="Courier New" w:hAnsi="Courier New" w:cs="Courier New"/>
-        </w:rPr>
-      </w:pPr>
-    </w:p>
-    <w:p>
-      <w:pPr>
-        <w:pStyle w:val="ListParagraph"/>
-        <w:rPr>
-          <w:rFonts w:cs="Courier New"/>
-        </w:rPr>
-      </w:pPr>
-      <w:r>
-        <w:rPr>
-          <w:rFonts w:cs="Courier New"/>
-        </w:rPr>
-        <w:t xml:space="preserve">This will take you into a new interface in the terminal. This is a program called nano, and it is essentially a text editor. Notice that we use the prefix </w:t>
-      </w:r>
-      <w:proofErr w:type="spellStart"/>
-      <w:r>
-        <w:rPr>
-          <w:rFonts w:cs="Courier New"/>
-        </w:rPr>
-        <w:t>sudo</w:t>
-      </w:r>
-      <w:proofErr w:type="spellEnd"/>
-      <w:r>
-        <w:rPr>
-          <w:rFonts w:cs="Courier New"/>
-        </w:rPr>
-        <w:t xml:space="preserve"> for this command, which </w:t>
+    </w:p>
+    <w:p>
+      <w:pPr>
+        <w:pStyle w:val="ListParagraph"/>
+        <w:rPr>
+          <w:rFonts w:ascii="Courier New" w:hAnsi="Courier New" w:cs="Courier New"/>
+        </w:rPr>
+      </w:pPr>
+    </w:p>
+    <w:p>
+      <w:pPr>
+        <w:pStyle w:val="ListParagraph"/>
+        <w:rPr>
+          <w:rFonts w:cs="Courier New"/>
+        </w:rPr>
+      </w:pPr>
+      <w:r>
+        <w:rPr>
+          <w:rFonts w:cs="Courier New"/>
+        </w:rPr>
+        <w:t xml:space="preserve">This will take you into a new interface in the terminal. This is a program called nano, and it is essentially a text editor. Notice that we use the prefix sudo for this command, which </w:t>
       </w:r>
       <w:r>
         <w:rPr>
@@ -3341,18 +2601,18 @@
           <w:sz w:val="16"/>
           <w:szCs w:val="16"/>
         </w:rPr>
-        <w:t>After=</w:t>
-      </w:r>
-      <w:proofErr w:type="spellStart"/>
-      <w:r>
+        <w:t>After=network.target</w:t>
+      </w:r>
+    </w:p>
+    <w:p>
+      <w:pPr>
+        <w:pStyle w:val="ListParagraph"/>
         <w:rPr>
           <w:rFonts w:ascii="Courier New" w:hAnsi="Courier New" w:cs="Courier New"/>
           <w:sz w:val="16"/>
           <w:szCs w:val="16"/>
         </w:rPr>
-        <w:t>network.target</w:t>
-      </w:r>
-      <w:proofErr w:type="spellEnd"/>
+      </w:pPr>
     </w:p>
     <w:p>
       <w:pPr>
@@ -3363,61 +2623,50 @@
           <w:szCs w:val="16"/>
         </w:rPr>
       </w:pPr>
-    </w:p>
-    <w:p>
-      <w:pPr>
-        <w:pStyle w:val="ListParagraph"/>
+      <w:r>
         <w:rPr>
           <w:rFonts w:ascii="Courier New" w:hAnsi="Courier New" w:cs="Courier New"/>
           <w:sz w:val="16"/>
           <w:szCs w:val="16"/>
         </w:rPr>
-      </w:pPr>
-      <w:r>
+        <w:t>[Service]</w:t>
+      </w:r>
+    </w:p>
+    <w:p>
+      <w:pPr>
+        <w:pStyle w:val="ListParagraph"/>
         <w:rPr>
           <w:rFonts w:ascii="Courier New" w:hAnsi="Courier New" w:cs="Courier New"/>
           <w:sz w:val="16"/>
           <w:szCs w:val="16"/>
         </w:rPr>
-        <w:t>[Service]</w:t>
-      </w:r>
-    </w:p>
-    <w:p>
-      <w:pPr>
-        <w:pStyle w:val="ListParagraph"/>
+      </w:pPr>
+      <w:r>
         <w:rPr>
           <w:rFonts w:ascii="Courier New" w:hAnsi="Courier New" w:cs="Courier New"/>
           <w:sz w:val="16"/>
           <w:szCs w:val="16"/>
         </w:rPr>
-      </w:pPr>
-      <w:r>
+        <w:t>Type=simple</w:t>
+      </w:r>
+    </w:p>
+    <w:p>
+      <w:pPr>
+        <w:pStyle w:val="ListParagraph"/>
         <w:rPr>
           <w:rFonts w:ascii="Courier New" w:hAnsi="Courier New" w:cs="Courier New"/>
           <w:sz w:val="16"/>
           <w:szCs w:val="16"/>
         </w:rPr>
-        <w:t>Type=simple</w:t>
-      </w:r>
-    </w:p>
-    <w:p>
-      <w:pPr>
-        <w:pStyle w:val="ListParagraph"/>
+      </w:pPr>
+      <w:r>
         <w:rPr>
           <w:rFonts w:ascii="Courier New" w:hAnsi="Courier New" w:cs="Courier New"/>
           <w:sz w:val="16"/>
           <w:szCs w:val="16"/>
         </w:rPr>
-      </w:pPr>
-      <w:r>
-        <w:rPr>
-          <w:rFonts w:ascii="Courier New" w:hAnsi="Courier New" w:cs="Courier New"/>
-          <w:sz w:val="16"/>
-          <w:szCs w:val="16"/>
-        </w:rPr>
         <w:t>User=</w:t>
       </w:r>
-      <w:proofErr w:type="spellStart"/>
       <w:r>
         <w:rPr>
           <w:rFonts w:ascii="Courier New" w:hAnsi="Courier New" w:cs="Courier New"/>
@@ -3427,7 +2676,6 @@
         </w:rPr>
         <w:t>monitorpi</w:t>
       </w:r>
-      <w:proofErr w:type="spellEnd"/>
     </w:p>
     <w:p>
       <w:pPr>
@@ -3438,77 +2686,30 @@
           <w:szCs w:val="16"/>
         </w:rPr>
       </w:pPr>
-      <w:proofErr w:type="spellStart"/>
       <w:r>
         <w:rPr>
           <w:rFonts w:ascii="Courier New" w:hAnsi="Courier New" w:cs="Courier New"/>
           <w:sz w:val="16"/>
           <w:szCs w:val="16"/>
         </w:rPr>
-        <w:t>ExecStart</w:t>
-      </w:r>
-      <w:proofErr w:type="spellEnd"/>
+        <w:t>ExecStart=/srv/homeassistant_313/bin/hass -c /</w:t>
+      </w:r>
       <w:r>
         <w:rPr>
           <w:rFonts w:ascii="Courier New" w:hAnsi="Courier New" w:cs="Courier New"/>
           <w:sz w:val="16"/>
           <w:szCs w:val="16"/>
         </w:rPr>
-        <w:t>=/</w:t>
-      </w:r>
-      <w:proofErr w:type="spellStart"/>
+        <w:t>home</w:t>
+      </w:r>
       <w:r>
         <w:rPr>
           <w:rFonts w:ascii="Courier New" w:hAnsi="Courier New" w:cs="Courier New"/>
           <w:sz w:val="16"/>
           <w:szCs w:val="16"/>
         </w:rPr>
-        <w:t>srv</w:t>
-      </w:r>
-      <w:proofErr w:type="spellEnd"/>
-      <w:r>
-        <w:rPr>
-          <w:rFonts w:ascii="Courier New" w:hAnsi="Courier New" w:cs="Courier New"/>
-          <w:sz w:val="16"/>
-          <w:szCs w:val="16"/>
-        </w:rPr>
-        <w:t>/homeassistant_313/bin/</w:t>
-      </w:r>
-      <w:proofErr w:type="spellStart"/>
-      <w:r>
-        <w:rPr>
-          <w:rFonts w:ascii="Courier New" w:hAnsi="Courier New" w:cs="Courier New"/>
-          <w:sz w:val="16"/>
-          <w:szCs w:val="16"/>
-        </w:rPr>
-        <w:t>hass</w:t>
-      </w:r>
-      <w:proofErr w:type="spellEnd"/>
-      <w:r>
-        <w:rPr>
-          <w:rFonts w:ascii="Courier New" w:hAnsi="Courier New" w:cs="Courier New"/>
-          <w:sz w:val="16"/>
-          <w:szCs w:val="16"/>
-        </w:rPr>
-        <w:t xml:space="preserve"> -c /</w:t>
-      </w:r>
-      <w:r>
-        <w:rPr>
-          <w:rFonts w:ascii="Courier New" w:hAnsi="Courier New" w:cs="Courier New"/>
-          <w:sz w:val="16"/>
-          <w:szCs w:val="16"/>
-        </w:rPr>
-        <w:t>home</w:t>
-      </w:r>
-      <w:r>
-        <w:rPr>
-          <w:rFonts w:ascii="Courier New" w:hAnsi="Courier New" w:cs="Courier New"/>
-          <w:sz w:val="16"/>
-          <w:szCs w:val="16"/>
-        </w:rPr>
         <w:t>/</w:t>
       </w:r>
-      <w:proofErr w:type="spellStart"/>
       <w:r>
         <w:rPr>
           <w:rFonts w:ascii="Courier New" w:hAnsi="Courier New" w:cs="Courier New"/>
@@ -3518,83 +2719,78 @@
         </w:rPr>
         <w:t>monitorpi</w:t>
       </w:r>
-      <w:proofErr w:type="spellEnd"/>
-      <w:proofErr w:type="gramStart"/>
       <w:r>
         <w:rPr>
           <w:rFonts w:ascii="Courier New" w:hAnsi="Courier New" w:cs="Courier New"/>
           <w:sz w:val="16"/>
           <w:szCs w:val="16"/>
         </w:rPr>
-        <w:t>/.</w:t>
-      </w:r>
-      <w:proofErr w:type="spellStart"/>
-      <w:r>
+        <w:t>/.homeassistant</w:t>
+      </w:r>
+    </w:p>
+    <w:p>
+      <w:pPr>
+        <w:pStyle w:val="ListParagraph"/>
         <w:rPr>
           <w:rFonts w:ascii="Courier New" w:hAnsi="Courier New" w:cs="Courier New"/>
           <w:sz w:val="16"/>
           <w:szCs w:val="16"/>
         </w:rPr>
-        <w:t>homeassistant</w:t>
-      </w:r>
-      <w:proofErr w:type="spellEnd"/>
-      <w:proofErr w:type="gramEnd"/>
-    </w:p>
-    <w:p>
-      <w:pPr>
-        <w:pStyle w:val="ListParagraph"/>
+      </w:pPr>
+      <w:r>
         <w:rPr>
           <w:rFonts w:ascii="Courier New" w:hAnsi="Courier New" w:cs="Courier New"/>
           <w:sz w:val="16"/>
           <w:szCs w:val="16"/>
         </w:rPr>
-      </w:pPr>
-      <w:r>
+        <w:t>Restart=on-failure</w:t>
+      </w:r>
+    </w:p>
+    <w:p>
+      <w:pPr>
+        <w:pStyle w:val="ListParagraph"/>
         <w:rPr>
           <w:rFonts w:ascii="Courier New" w:hAnsi="Courier New" w:cs="Courier New"/>
           <w:sz w:val="16"/>
           <w:szCs w:val="16"/>
         </w:rPr>
-        <w:t>Restart=on-failure</w:t>
-      </w:r>
-    </w:p>
-    <w:p>
-      <w:pPr>
-        <w:pStyle w:val="ListParagraph"/>
+      </w:pPr>
+      <w:r>
         <w:rPr>
           <w:rFonts w:ascii="Courier New" w:hAnsi="Courier New" w:cs="Courier New"/>
           <w:sz w:val="16"/>
           <w:szCs w:val="16"/>
         </w:rPr>
-      </w:pPr>
-      <w:proofErr w:type="spellStart"/>
-      <w:r>
+        <w:t>RestartSec=10s</w:t>
+      </w:r>
+    </w:p>
+    <w:p>
+      <w:pPr>
+        <w:pStyle w:val="ListParagraph"/>
         <w:rPr>
           <w:rFonts w:ascii="Courier New" w:hAnsi="Courier New" w:cs="Courier New"/>
           <w:sz w:val="16"/>
           <w:szCs w:val="16"/>
         </w:rPr>
-        <w:t>RestartSec</w:t>
-      </w:r>
-      <w:proofErr w:type="spellEnd"/>
-      <w:r>
+      </w:pPr>
+    </w:p>
+    <w:p>
+      <w:pPr>
+        <w:pStyle w:val="ListParagraph"/>
         <w:rPr>
           <w:rFonts w:ascii="Courier New" w:hAnsi="Courier New" w:cs="Courier New"/>
           <w:sz w:val="16"/>
           <w:szCs w:val="16"/>
         </w:rPr>
-        <w:t>=10s</w:t>
-      </w:r>
-    </w:p>
-    <w:p>
-      <w:pPr>
-        <w:pStyle w:val="ListParagraph"/>
+      </w:pPr>
+      <w:r>
         <w:rPr>
           <w:rFonts w:ascii="Courier New" w:hAnsi="Courier New" w:cs="Courier New"/>
           <w:sz w:val="16"/>
           <w:szCs w:val="16"/>
         </w:rPr>
-      </w:pPr>
+        <w:t>[Install]</w:t>
+      </w:r>
     </w:p>
     <w:p>
       <w:pPr>
@@ -3611,7 +2807,7 @@
           <w:sz w:val="16"/>
           <w:szCs w:val="16"/>
         </w:rPr>
-        <w:t>[Install]</w:t>
+        <w:t>WantedBy=multi-user.target</w:t>
       </w:r>
     </w:p>
     <w:p>
@@ -3623,101 +2819,19 @@
           <w:szCs w:val="16"/>
         </w:rPr>
       </w:pPr>
-      <w:proofErr w:type="spellStart"/>
-      <w:r>
-        <w:rPr>
-          <w:rFonts w:ascii="Courier New" w:hAnsi="Courier New" w:cs="Courier New"/>
-          <w:sz w:val="16"/>
-          <w:szCs w:val="16"/>
-        </w:rPr>
-        <w:t>WantedBy</w:t>
-      </w:r>
-      <w:proofErr w:type="spellEnd"/>
-      <w:r>
-        <w:rPr>
-          <w:rFonts w:ascii="Courier New" w:hAnsi="Courier New" w:cs="Courier New"/>
-          <w:sz w:val="16"/>
-          <w:szCs w:val="16"/>
-        </w:rPr>
-        <w:t>=multi-</w:t>
-      </w:r>
-      <w:proofErr w:type="spellStart"/>
-      <w:proofErr w:type="gramStart"/>
-      <w:r>
-        <w:rPr>
-          <w:rFonts w:ascii="Courier New" w:hAnsi="Courier New" w:cs="Courier New"/>
-          <w:sz w:val="16"/>
-          <w:szCs w:val="16"/>
-        </w:rPr>
-        <w:t>user.target</w:t>
-      </w:r>
-      <w:proofErr w:type="spellEnd"/>
-      <w:proofErr w:type="gramEnd"/>
-    </w:p>
-    <w:p>
-      <w:pPr>
-        <w:pStyle w:val="ListParagraph"/>
-        <w:rPr>
-          <w:rFonts w:ascii="Courier New" w:hAnsi="Courier New" w:cs="Courier New"/>
-          <w:sz w:val="16"/>
-          <w:szCs w:val="16"/>
-        </w:rPr>
-      </w:pPr>
-    </w:p>
-    <w:p>
-      <w:pPr>
-        <w:pStyle w:val="ListParagraph"/>
-        <w:rPr>
-          <w:rFonts w:cs="Courier New"/>
-        </w:rPr>
-      </w:pPr>
-      <w:r>
-        <w:rPr>
-          <w:rFonts w:cs="Courier New"/>
-        </w:rPr>
-        <w:t xml:space="preserve">Now whilst still inside nano and you have pasted this config in, </w:t>
-      </w:r>
-      <w:proofErr w:type="gramStart"/>
-      <w:r>
-        <w:rPr>
-          <w:rFonts w:cs="Courier New"/>
-        </w:rPr>
-        <w:t>Do</w:t>
-      </w:r>
-      <w:proofErr w:type="gramEnd"/>
-      <w:r>
-        <w:rPr>
-          <w:rFonts w:cs="Courier New"/>
-        </w:rPr>
-        <w:t xml:space="preserve"> these 3 keyboard commands: Do </w:t>
-      </w:r>
-      <w:proofErr w:type="spellStart"/>
-      <w:r>
-        <w:rPr>
-          <w:rFonts w:cs="Courier New"/>
-        </w:rPr>
-        <w:t>Ctrl+O</w:t>
-      </w:r>
-      <w:proofErr w:type="spellEnd"/>
-      <w:r>
-        <w:rPr>
-          <w:rFonts w:cs="Courier New"/>
-        </w:rPr>
-        <w:t xml:space="preserve"> to bring up save options, then hit enter to save, then do </w:t>
-      </w:r>
-      <w:proofErr w:type="spellStart"/>
-      <w:r>
-        <w:rPr>
-          <w:rFonts w:cs="Courier New"/>
-        </w:rPr>
-        <w:t>Ctrl+X</w:t>
-      </w:r>
-      <w:proofErr w:type="spellEnd"/>
-      <w:r>
-        <w:rPr>
-          <w:rFonts w:cs="Courier New"/>
-        </w:rPr>
-        <w:t xml:space="preserve"> to quit nano and </w:t>
+    </w:p>
+    <w:p>
+      <w:pPr>
+        <w:pStyle w:val="ListParagraph"/>
+        <w:rPr>
+          <w:rFonts w:cs="Courier New"/>
+        </w:rPr>
+      </w:pPr>
+      <w:r>
+        <w:rPr>
+          <w:rFonts w:cs="Courier New"/>
+        </w:rPr>
+        <w:t xml:space="preserve">Now whilst still inside nano and you have pasted this config in, Do these 3 keyboard commands: Do Ctrl+O to bring up save options, then hit enter to save, then do Ctrl+X to quit nano and </w:t>
       </w:r>
       <w:r>
         <w:rPr>
@@ -3751,154 +2865,57 @@
         <w:rPr>
           <w:rFonts w:cs="Courier New"/>
         </w:rPr>
-        <w:t xml:space="preserve">Now </w:t>
-      </w:r>
-      <w:proofErr w:type="spellStart"/>
-      <w:proofErr w:type="gramStart"/>
-      <w:r>
-        <w:rPr>
-          <w:rFonts w:cs="Courier New"/>
-        </w:rPr>
-        <w:t>lets</w:t>
-      </w:r>
-      <w:proofErr w:type="spellEnd"/>
-      <w:proofErr w:type="gramEnd"/>
-      <w:r>
-        <w:rPr>
-          <w:rFonts w:cs="Courier New"/>
-        </w:rPr>
-        <w:t xml:space="preserve"> get it running as a background process! Copy this command block below:</w:t>
-      </w:r>
-    </w:p>
-    <w:p>
-      <w:pPr>
-        <w:pStyle w:val="ListParagraph"/>
-        <w:rPr>
-          <w:rFonts w:cs="Courier New"/>
-        </w:rPr>
-      </w:pPr>
-    </w:p>
-    <w:p>
-      <w:pPr>
-        <w:pStyle w:val="ListParagraph"/>
-        <w:rPr>
-          <w:rFonts w:ascii="Courier New" w:hAnsi="Courier New" w:cs="Courier New"/>
-        </w:rPr>
-      </w:pPr>
-      <w:proofErr w:type="spellStart"/>
-      <w:r>
-        <w:rPr>
-          <w:rFonts w:ascii="Courier New" w:hAnsi="Courier New" w:cs="Courier New"/>
-        </w:rPr>
-        <w:t>sudo</w:t>
-      </w:r>
-      <w:proofErr w:type="spellEnd"/>
-      <w:r>
-        <w:rPr>
-          <w:rFonts w:ascii="Courier New" w:hAnsi="Courier New" w:cs="Courier New"/>
-        </w:rPr>
-        <w:t xml:space="preserve"> </w:t>
-      </w:r>
-      <w:proofErr w:type="spellStart"/>
-      <w:r>
-        <w:rPr>
-          <w:rFonts w:ascii="Courier New" w:hAnsi="Courier New" w:cs="Courier New"/>
-        </w:rPr>
-        <w:t>systemctl</w:t>
-      </w:r>
-      <w:proofErr w:type="spellEnd"/>
-      <w:r>
-        <w:rPr>
-          <w:rFonts w:ascii="Courier New" w:hAnsi="Courier New" w:cs="Courier New"/>
-        </w:rPr>
-        <w:t xml:space="preserve"> daemon-</w:t>
-      </w:r>
-      <w:proofErr w:type="spellStart"/>
-      <w:r>
-        <w:rPr>
-          <w:rFonts w:ascii="Courier New" w:hAnsi="Courier New" w:cs="Courier New"/>
-        </w:rPr>
-        <w:t>reexec</w:t>
-      </w:r>
-      <w:proofErr w:type="spellEnd"/>
-    </w:p>
-    <w:p>
-      <w:pPr>
-        <w:pStyle w:val="ListParagraph"/>
-        <w:rPr>
-          <w:rFonts w:ascii="Courier New" w:hAnsi="Courier New" w:cs="Courier New"/>
-        </w:rPr>
-      </w:pPr>
-      <w:proofErr w:type="spellStart"/>
-      <w:r>
-        <w:rPr>
-          <w:rFonts w:ascii="Courier New" w:hAnsi="Courier New" w:cs="Courier New"/>
-        </w:rPr>
-        <w:t>sudo</w:t>
-      </w:r>
-      <w:proofErr w:type="spellEnd"/>
-      <w:r>
-        <w:rPr>
-          <w:rFonts w:ascii="Courier New" w:hAnsi="Courier New" w:cs="Courier New"/>
-        </w:rPr>
-        <w:t xml:space="preserve"> </w:t>
-      </w:r>
-      <w:proofErr w:type="spellStart"/>
-      <w:r>
-        <w:rPr>
-          <w:rFonts w:ascii="Courier New" w:hAnsi="Courier New" w:cs="Courier New"/>
-        </w:rPr>
-        <w:t>systemctl</w:t>
-      </w:r>
-      <w:proofErr w:type="spellEnd"/>
-      <w:r>
-        <w:rPr>
-          <w:rFonts w:ascii="Courier New" w:hAnsi="Courier New" w:cs="Courier New"/>
-        </w:rPr>
-        <w:t xml:space="preserve"> daemon-reload</w:t>
-      </w:r>
-    </w:p>
-    <w:p>
-      <w:pPr>
-        <w:pStyle w:val="ListParagraph"/>
-        <w:rPr>
-          <w:rFonts w:ascii="Courier New" w:hAnsi="Courier New" w:cs="Courier New"/>
-        </w:rPr>
-      </w:pPr>
-      <w:proofErr w:type="spellStart"/>
-      <w:r>
-        <w:rPr>
-          <w:rFonts w:ascii="Courier New" w:hAnsi="Courier New" w:cs="Courier New"/>
-        </w:rPr>
-        <w:t>sudo</w:t>
-      </w:r>
-      <w:proofErr w:type="spellEnd"/>
-      <w:r>
-        <w:rPr>
-          <w:rFonts w:ascii="Courier New" w:hAnsi="Courier New" w:cs="Courier New"/>
-        </w:rPr>
-        <w:t xml:space="preserve"> </w:t>
-      </w:r>
-      <w:proofErr w:type="spellStart"/>
-      <w:r>
-        <w:rPr>
-          <w:rFonts w:ascii="Courier New" w:hAnsi="Courier New" w:cs="Courier New"/>
-        </w:rPr>
-        <w:t>systemctl</w:t>
-      </w:r>
-      <w:proofErr w:type="spellEnd"/>
-      <w:r>
-        <w:rPr>
-          <w:rFonts w:ascii="Courier New" w:hAnsi="Courier New" w:cs="Courier New"/>
-        </w:rPr>
-        <w:t xml:space="preserve"> enable </w:t>
-      </w:r>
-      <w:proofErr w:type="spellStart"/>
-      <w:r>
-        <w:rPr>
-          <w:rFonts w:ascii="Courier New" w:hAnsi="Courier New" w:cs="Courier New"/>
-        </w:rPr>
-        <w:t>home-assistant@</w:t>
+        <w:t>Now lets get it running as a background process! Copy this command block below:</w:t>
+      </w:r>
+    </w:p>
+    <w:p>
+      <w:pPr>
+        <w:pStyle w:val="ListParagraph"/>
+        <w:rPr>
+          <w:rFonts w:cs="Courier New"/>
+        </w:rPr>
+      </w:pPr>
+    </w:p>
+    <w:p>
+      <w:pPr>
+        <w:pStyle w:val="ListParagraph"/>
+        <w:rPr>
+          <w:rFonts w:ascii="Courier New" w:hAnsi="Courier New" w:cs="Courier New"/>
+        </w:rPr>
+      </w:pPr>
+      <w:r>
+        <w:rPr>
+          <w:rFonts w:ascii="Courier New" w:hAnsi="Courier New" w:cs="Courier New"/>
+        </w:rPr>
+        <w:t>sudo systemctl daemon-reexec</w:t>
+      </w:r>
+    </w:p>
+    <w:p>
+      <w:pPr>
+        <w:pStyle w:val="ListParagraph"/>
+        <w:rPr>
+          <w:rFonts w:ascii="Courier New" w:hAnsi="Courier New" w:cs="Courier New"/>
+        </w:rPr>
+      </w:pPr>
+      <w:r>
+        <w:rPr>
+          <w:rFonts w:ascii="Courier New" w:hAnsi="Courier New" w:cs="Courier New"/>
+        </w:rPr>
+        <w:t>sudo systemctl daemon-reload</w:t>
+      </w:r>
+    </w:p>
+    <w:p>
+      <w:pPr>
+        <w:pStyle w:val="ListParagraph"/>
+        <w:rPr>
+          <w:rFonts w:ascii="Courier New" w:hAnsi="Courier New" w:cs="Courier New"/>
+        </w:rPr>
+      </w:pPr>
+      <w:r>
+        <w:rPr>
+          <w:rFonts w:ascii="Courier New" w:hAnsi="Courier New" w:cs="Courier New"/>
+        </w:rPr>
+        <w:t>sudo systemctl enable home-assistant@</w:t>
       </w:r>
       <w:r>
         <w:rPr>
@@ -3907,7 +2924,6 @@
         </w:rPr>
         <w:t>monitorpi</w:t>
       </w:r>
-      <w:proofErr w:type="spellEnd"/>
     </w:p>
     <w:p>
       <w:pPr>
@@ -3917,40 +2933,11 @@
           <w:color w:val="C00000"/>
         </w:rPr>
       </w:pPr>
-      <w:proofErr w:type="spellStart"/>
-      <w:r>
-        <w:rPr>
-          <w:rFonts w:ascii="Courier New" w:hAnsi="Courier New" w:cs="Courier New"/>
-        </w:rPr>
-        <w:t>sudo</w:t>
-      </w:r>
-      <w:proofErr w:type="spellEnd"/>
-      <w:r>
-        <w:rPr>
-          <w:rFonts w:ascii="Courier New" w:hAnsi="Courier New" w:cs="Courier New"/>
-        </w:rPr>
-        <w:t xml:space="preserve"> </w:t>
-      </w:r>
-      <w:proofErr w:type="spellStart"/>
-      <w:r>
-        <w:rPr>
-          <w:rFonts w:ascii="Courier New" w:hAnsi="Courier New" w:cs="Courier New"/>
-        </w:rPr>
-        <w:t>systemctl</w:t>
-      </w:r>
-      <w:proofErr w:type="spellEnd"/>
-      <w:r>
-        <w:rPr>
-          <w:rFonts w:ascii="Courier New" w:hAnsi="Courier New" w:cs="Courier New"/>
-        </w:rPr>
-        <w:t xml:space="preserve"> start </w:t>
-      </w:r>
-      <w:proofErr w:type="spellStart"/>
-      <w:r>
-        <w:rPr>
-          <w:rFonts w:ascii="Courier New" w:hAnsi="Courier New" w:cs="Courier New"/>
-        </w:rPr>
-        <w:t>home-assistant@</w:t>
+      <w:r>
+        <w:rPr>
+          <w:rFonts w:ascii="Courier New" w:hAnsi="Courier New" w:cs="Courier New"/>
+        </w:rPr>
+        <w:t>sudo systemctl start home-assistant@</w:t>
       </w:r>
       <w:r>
         <w:rPr>
@@ -3959,7 +2946,6 @@
         </w:rPr>
         <w:t>monitorpi</w:t>
       </w:r>
-      <w:proofErr w:type="spellEnd"/>
     </w:p>
     <w:p>
       <w:pPr>
@@ -4000,40 +2986,11 @@
           <w:color w:val="C00000"/>
         </w:rPr>
       </w:pPr>
-      <w:proofErr w:type="spellStart"/>
-      <w:r>
-        <w:rPr>
-          <w:rFonts w:ascii="Courier New" w:hAnsi="Courier New" w:cs="Courier New"/>
-        </w:rPr>
-        <w:t>sudo</w:t>
-      </w:r>
-      <w:proofErr w:type="spellEnd"/>
-      <w:r>
-        <w:rPr>
-          <w:rFonts w:ascii="Courier New" w:hAnsi="Courier New" w:cs="Courier New"/>
-        </w:rPr>
-        <w:t xml:space="preserve"> </w:t>
-      </w:r>
-      <w:proofErr w:type="spellStart"/>
-      <w:r>
-        <w:rPr>
-          <w:rFonts w:ascii="Courier New" w:hAnsi="Courier New" w:cs="Courier New"/>
-        </w:rPr>
-        <w:t>systemctl</w:t>
-      </w:r>
-      <w:proofErr w:type="spellEnd"/>
-      <w:r>
-        <w:rPr>
-          <w:rFonts w:ascii="Courier New" w:hAnsi="Courier New" w:cs="Courier New"/>
-        </w:rPr>
-        <w:t xml:space="preserve"> status </w:t>
-      </w:r>
-      <w:proofErr w:type="spellStart"/>
-      <w:r>
-        <w:rPr>
-          <w:rFonts w:ascii="Courier New" w:hAnsi="Courier New" w:cs="Courier New"/>
-        </w:rPr>
-        <w:t>home-assistant@</w:t>
+      <w:r>
+        <w:rPr>
+          <w:rFonts w:ascii="Courier New" w:hAnsi="Courier New" w:cs="Courier New"/>
+        </w:rPr>
+        <w:t>sudo systemctl status home-assistant@</w:t>
       </w:r>
       <w:r>
         <w:rPr>
@@ -4042,7 +2999,6 @@
         </w:rPr>
         <w:t>monitorpi</w:t>
       </w:r>
-      <w:proofErr w:type="spellEnd"/>
     </w:p>
     <w:p>
       <w:pPr>
@@ -4166,7 +3122,7 @@
               </wp:anchor>
             </w:drawing>
           </mc:Choice>
-          <mc:Fallback>
+          <mc:Fallback xmlns:w16sdtfl="http://schemas.microsoft.com/office/word/2024/wordml/sdtformatlock" xmlns:w16du="http://schemas.microsoft.com/office/word/2023/wordml/word16du">
             <w:pict>
               <v:oval w14:anchorId="0B7049EF" id="Oval 2" o:spid="_x0000_s1026" style="position:absolute;margin-left:76.2pt;margin-top:97.5pt;width:56.4pt;height:18pt;z-index:251665408;visibility:visible;mso-wrap-style:square;mso-width-percent:0;mso-height-percent:0;mso-wrap-distance-left:9pt;mso-wrap-distance-top:0;mso-wrap-distance-right:9pt;mso-wrap-distance-bottom:0;mso-position-horizontal:absolute;mso-position-horizontal-relative:text;mso-position-vertical:absolute;mso-position-vertical-relative:text;mso-width-percent:0;mso-height-percent:0;mso-width-relative:margin;mso-height-relative:margin;v-text-anchor:middle" o:gfxdata="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" filled="f" strokecolor="#e00" strokeweight="1pt">
                 <v:stroke joinstyle="miter"/>
@@ -4243,7 +3199,7 @@
               </wp:anchor>
             </w:drawing>
           </mc:Choice>
-          <mc:Fallback>
+          <mc:Fallback xmlns:w16sdtfl="http://schemas.microsoft.com/office/word/2024/wordml/sdtformatlock" xmlns:w16du="http://schemas.microsoft.com/office/word/2023/wordml/word16du">
             <w:pict>
               <v:oval w14:anchorId="40D930FB" id="Oval 2" o:spid="_x0000_s1026" style="position:absolute;margin-left:248.4pt;margin-top:89.35pt;width:25.5pt;height:26.4pt;z-index:251663360;visibility:visible;mso-wrap-style:square;mso-width-percent:0;mso-wrap-distance-left:9pt;mso-wrap-distance-top:0;mso-wrap-distance-right:9pt;mso-wrap-distance-bottom:0;mso-position-horizontal:absolute;mso-position-horizontal-relative:text;mso-position-vertical:absolute;mso-position-vertical-relative:text;mso-width-percent:0;mso-width-relative:margin;v-text-anchor:middle" o:gfxdata="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" filled="f" strokecolor="#e00" strokeweight="1pt">
                 <v:stroke joinstyle="miter"/>
@@ -4373,21 +3329,7 @@
         <w:rPr>
           <w:rFonts w:cs="Courier New"/>
         </w:rPr>
-        <w:t xml:space="preserve">Now that the Pi is completely set up and running </w:t>
-      </w:r>
-      <w:proofErr w:type="spellStart"/>
-      <w:r>
-        <w:rPr>
-          <w:rFonts w:cs="Courier New"/>
-        </w:rPr>
-        <w:t>homeassistant</w:t>
-      </w:r>
-      <w:proofErr w:type="spellEnd"/>
-      <w:r>
-        <w:rPr>
-          <w:rFonts w:cs="Courier New"/>
-        </w:rPr>
-        <w:t>, we need to attach the necessary hats for its operation. The method for attaching these hats can be seen below:</w:t>
+        <w:t>Now that the Pi is completely set up and running homeassistant, we need to attach the necessary hats for its operation. The method for attaching these hats can be seen below:</w:t>
       </w:r>
     </w:p>
     <w:p>
@@ -4408,76 +3350,20 @@
           <w:sz w:val="28"/>
           <w:szCs w:val="28"/>
         </w:rPr>
-        <w:t xml:space="preserve">Setting up </w:t>
-      </w:r>
-      <w:proofErr w:type="spellStart"/>
-      <w:r>
-        <w:rPr>
-          <w:rFonts w:cs="Courier New"/>
-          <w:b/>
-          <w:bCs/>
-          <w:sz w:val="28"/>
-          <w:szCs w:val="28"/>
-        </w:rPr>
-        <w:t>ModemManager</w:t>
-      </w:r>
-      <w:proofErr w:type="spellEnd"/>
-    </w:p>
-    <w:p>
-      <w:pPr>
-        <w:rPr>
-          <w:rFonts w:cs="Courier New"/>
-        </w:rPr>
-      </w:pPr>
-      <w:r>
-        <w:rPr>
-          <w:rFonts w:cs="Courier New"/>
-        </w:rPr>
-        <w:t xml:space="preserve">You should be starting to notice a trend here! A lot of this guide is setting up environments and telling them to run using </w:t>
-      </w:r>
-      <w:proofErr w:type="spellStart"/>
-      <w:r>
-        <w:rPr>
-          <w:rFonts w:cs="Courier New"/>
-        </w:rPr>
-        <w:t>systemctl</w:t>
-      </w:r>
-      <w:proofErr w:type="spellEnd"/>
-      <w:r>
-        <w:rPr>
-          <w:rFonts w:cs="Courier New"/>
-        </w:rPr>
-        <w:t xml:space="preserve">! </w:t>
-      </w:r>
-      <w:proofErr w:type="spellStart"/>
-      <w:proofErr w:type="gramStart"/>
-      <w:r>
-        <w:rPr>
-          <w:rFonts w:cs="Courier New"/>
-        </w:rPr>
-        <w:t>Lets</w:t>
-      </w:r>
-      <w:proofErr w:type="spellEnd"/>
-      <w:proofErr w:type="gramEnd"/>
-      <w:r>
-        <w:rPr>
-          <w:rFonts w:cs="Courier New"/>
-        </w:rPr>
-        <w:t xml:space="preserve"> now go through the setup of </w:t>
-      </w:r>
-      <w:proofErr w:type="spellStart"/>
-      <w:r>
-        <w:rPr>
-          <w:rFonts w:cs="Courier New"/>
-        </w:rPr>
-        <w:t>ModemManager</w:t>
-      </w:r>
-      <w:proofErr w:type="spellEnd"/>
-      <w:r>
-        <w:rPr>
-          <w:rFonts w:cs="Courier New"/>
-        </w:rPr>
-        <w:t xml:space="preserve"> to allow the ability to send texts and connect to the internet!</w:t>
+        <w:t>Setting up ModemManager</w:t>
+      </w:r>
+    </w:p>
+    <w:p>
+      <w:pPr>
+        <w:rPr>
+          <w:rFonts w:cs="Courier New"/>
+        </w:rPr>
+      </w:pPr>
+      <w:r>
+        <w:rPr>
+          <w:rFonts w:cs="Courier New"/>
+        </w:rPr>
+        <w:t>You should be starting to notice a trend here! A lot of this guide is setting up environments and telling them to run using systemctl! Lets now go through the setup of ModemManager to allow the ability to send texts and connect to the internet!</w:t>
       </w:r>
     </w:p>
     <w:p>
@@ -4515,139 +3401,49 @@
           <w:b/>
           <w:bCs/>
         </w:rPr>
-        <w:t xml:space="preserve">Download all the necessary dependencies for </w:t>
-      </w:r>
-      <w:proofErr w:type="spellStart"/>
-      <w:r>
-        <w:rPr>
-          <w:rFonts w:cs="Courier New"/>
-          <w:b/>
-          <w:bCs/>
-        </w:rPr>
-        <w:t>ModemManager</w:t>
-      </w:r>
-      <w:proofErr w:type="spellEnd"/>
-      <w:r>
-        <w:rPr>
-          <w:rFonts w:cs="Courier New"/>
-          <w:b/>
-          <w:bCs/>
-        </w:rPr>
-        <w:t xml:space="preserve">: </w:t>
-      </w:r>
-      <w:r>
-        <w:rPr>
-          <w:rFonts w:cs="Courier New"/>
-        </w:rPr>
-        <w:t xml:space="preserve">Open a terminal on the raspberry pi, and </w:t>
-      </w:r>
-      <w:proofErr w:type="spellStart"/>
-      <w:r>
-        <w:rPr>
-          <w:rFonts w:cs="Courier New"/>
-        </w:rPr>
-        <w:t>copy+paste</w:t>
-      </w:r>
-      <w:proofErr w:type="spellEnd"/>
-      <w:r>
-        <w:rPr>
-          <w:rFonts w:cs="Courier New"/>
-        </w:rPr>
-        <w:t xml:space="preserve"> and run this command block:</w:t>
-      </w:r>
-    </w:p>
-    <w:p>
-      <w:pPr>
-        <w:pStyle w:val="ListParagraph"/>
-        <w:rPr>
-          <w:rFonts w:cs="Courier New"/>
-        </w:rPr>
-      </w:pPr>
-    </w:p>
-    <w:p>
-      <w:pPr>
-        <w:pStyle w:val="ListParagraph"/>
-        <w:rPr>
-          <w:rFonts w:ascii="Courier New" w:hAnsi="Courier New" w:cs="Courier New"/>
-        </w:rPr>
-      </w:pPr>
-      <w:proofErr w:type="spellStart"/>
-      <w:r>
-        <w:rPr>
-          <w:rFonts w:ascii="Courier New" w:hAnsi="Courier New" w:cs="Courier New"/>
-        </w:rPr>
-        <w:t>sudo</w:t>
-      </w:r>
-      <w:proofErr w:type="spellEnd"/>
-      <w:r>
-        <w:rPr>
-          <w:rFonts w:ascii="Courier New" w:hAnsi="Courier New" w:cs="Courier New"/>
-        </w:rPr>
-        <w:t xml:space="preserve"> apt update</w:t>
-      </w:r>
-    </w:p>
-    <w:p>
-      <w:pPr>
-        <w:pStyle w:val="ListParagraph"/>
-        <w:rPr>
-          <w:rFonts w:ascii="Courier New" w:hAnsi="Courier New" w:cs="Courier New"/>
-        </w:rPr>
-      </w:pPr>
-      <w:proofErr w:type="spellStart"/>
-      <w:r>
-        <w:rPr>
-          <w:rFonts w:ascii="Courier New" w:hAnsi="Courier New" w:cs="Courier New"/>
-        </w:rPr>
-        <w:t>sudo</w:t>
-      </w:r>
-      <w:proofErr w:type="spellEnd"/>
-      <w:r>
-        <w:rPr>
-          <w:rFonts w:ascii="Courier New" w:hAnsi="Courier New" w:cs="Courier New"/>
-        </w:rPr>
-        <w:t xml:space="preserve"> apt install </w:t>
-      </w:r>
-      <w:proofErr w:type="spellStart"/>
-      <w:r>
-        <w:rPr>
-          <w:rFonts w:ascii="Courier New" w:hAnsi="Courier New" w:cs="Courier New"/>
-        </w:rPr>
-        <w:t>modemmanager</w:t>
-      </w:r>
-      <w:proofErr w:type="spellEnd"/>
-      <w:r>
-        <w:rPr>
-          <w:rFonts w:ascii="Courier New" w:hAnsi="Courier New" w:cs="Courier New"/>
-        </w:rPr>
-        <w:t xml:space="preserve"> </w:t>
-      </w:r>
-      <w:proofErr w:type="spellStart"/>
-      <w:r>
-        <w:rPr>
-          <w:rFonts w:ascii="Courier New" w:hAnsi="Courier New" w:cs="Courier New"/>
-        </w:rPr>
-        <w:t>libqmi</w:t>
-      </w:r>
-      <w:proofErr w:type="spellEnd"/>
-      <w:r>
-        <w:rPr>
-          <w:rFonts w:ascii="Courier New" w:hAnsi="Courier New" w:cs="Courier New"/>
-        </w:rPr>
-        <w:t xml:space="preserve">-utils </w:t>
-      </w:r>
-      <w:proofErr w:type="spellStart"/>
-      <w:r>
-        <w:rPr>
-          <w:rFonts w:ascii="Courier New" w:hAnsi="Courier New" w:cs="Courier New"/>
-        </w:rPr>
-        <w:t>libmbim</w:t>
-      </w:r>
-      <w:proofErr w:type="spellEnd"/>
-      <w:r>
-        <w:rPr>
-          <w:rFonts w:ascii="Courier New" w:hAnsi="Courier New" w:cs="Courier New"/>
-        </w:rPr>
-        <w:t>-utils -y</w:t>
+        <w:t xml:space="preserve">Download all the necessary dependencies for ModemManager: </w:t>
+      </w:r>
+      <w:r>
+        <w:rPr>
+          <w:rFonts w:cs="Courier New"/>
+        </w:rPr>
+        <w:t>Open a terminal on the raspberry pi, and copy+paste and run this command block:</w:t>
+      </w:r>
+    </w:p>
+    <w:p>
+      <w:pPr>
+        <w:pStyle w:val="ListParagraph"/>
+        <w:rPr>
+          <w:rFonts w:cs="Courier New"/>
+        </w:rPr>
+      </w:pPr>
+    </w:p>
+    <w:p>
+      <w:pPr>
+        <w:pStyle w:val="ListParagraph"/>
+        <w:rPr>
+          <w:rFonts w:ascii="Courier New" w:hAnsi="Courier New" w:cs="Courier New"/>
+        </w:rPr>
+      </w:pPr>
+      <w:r>
+        <w:rPr>
+          <w:rFonts w:ascii="Courier New" w:hAnsi="Courier New" w:cs="Courier New"/>
+        </w:rPr>
+        <w:t>sudo apt update</w:t>
+      </w:r>
+    </w:p>
+    <w:p>
+      <w:pPr>
+        <w:pStyle w:val="ListParagraph"/>
+        <w:rPr>
+          <w:rFonts w:ascii="Courier New" w:hAnsi="Courier New" w:cs="Courier New"/>
+        </w:rPr>
+      </w:pPr>
+      <w:r>
+        <w:rPr>
+          <w:rFonts w:ascii="Courier New" w:hAnsi="Courier New" w:cs="Courier New"/>
+        </w:rPr>
+        <w:t>sudo apt install modemmanager libqmi-utils libmbim-utils -y</w:t>
       </w:r>
     </w:p>
     <w:p>
@@ -4711,33 +3507,11 @@
           <w:rFonts w:ascii="Courier New" w:hAnsi="Courier New" w:cs="Courier New"/>
         </w:rPr>
       </w:pPr>
-      <w:proofErr w:type="spellStart"/>
-      <w:r>
-        <w:rPr>
-          <w:rFonts w:ascii="Courier New" w:hAnsi="Courier New" w:cs="Courier New"/>
-        </w:rPr>
-        <w:t>sudo</w:t>
-      </w:r>
-      <w:proofErr w:type="spellEnd"/>
-      <w:r>
-        <w:rPr>
-          <w:rFonts w:ascii="Courier New" w:hAnsi="Courier New" w:cs="Courier New"/>
-        </w:rPr>
-        <w:t xml:space="preserve"> </w:t>
-      </w:r>
-      <w:proofErr w:type="spellStart"/>
-      <w:r>
-        <w:rPr>
-          <w:rFonts w:ascii="Courier New" w:hAnsi="Courier New" w:cs="Courier New"/>
-        </w:rPr>
-        <w:t>raspi</w:t>
-      </w:r>
-      <w:proofErr w:type="spellEnd"/>
-      <w:r>
-        <w:rPr>
-          <w:rFonts w:ascii="Courier New" w:hAnsi="Courier New" w:cs="Courier New"/>
-        </w:rPr>
-        <w:t>-config</w:t>
+      <w:r>
+        <w:rPr>
+          <w:rFonts w:ascii="Courier New" w:hAnsi="Courier New" w:cs="Courier New"/>
+        </w:rPr>
+        <w:t>sudo raspi-config</w:t>
       </w:r>
     </w:p>
     <w:p>
@@ -5114,19 +3888,11 @@
           <w:rFonts w:cs="Courier New"/>
         </w:rPr>
       </w:pPr>
-      <w:proofErr w:type="gramStart"/>
-      <w:r>
-        <w:rPr>
-          <w:rFonts w:cs="Courier New"/>
-        </w:rPr>
-        <w:t>Again</w:t>
-      </w:r>
-      <w:proofErr w:type="gramEnd"/>
-      <w:r>
-        <w:rPr>
-          <w:rFonts w:cs="Courier New"/>
-        </w:rPr>
-        <w:t xml:space="preserve"> using the Arrow keys, scroll down to serial port and press enter. It will first ask you if you want the login shell to be accessible over serial: choose no</w:t>
+      <w:r>
+        <w:rPr>
+          <w:rFonts w:cs="Courier New"/>
+        </w:rPr>
+        <w:t>Again using the Arrow keys, scroll down to serial port and press enter. It will first ask you if you want the login shell to be accessible over serial: choose no</w:t>
       </w:r>
     </w:p>
     <w:p>
@@ -5140,21 +3906,7 @@
         <w:rPr>
           <w:rFonts w:cs="Courier New"/>
         </w:rPr>
-        <w:t xml:space="preserve">It will then ask you if </w:t>
-      </w:r>
-      <w:proofErr w:type="spellStart"/>
-      <w:r>
-        <w:rPr>
-          <w:rFonts w:cs="Courier New"/>
-        </w:rPr>
-        <w:t>youd</w:t>
-      </w:r>
-      <w:proofErr w:type="spellEnd"/>
-      <w:r>
-        <w:rPr>
-          <w:rFonts w:cs="Courier New"/>
-        </w:rPr>
-        <w:t xml:space="preserve"> like the serial port hardware to be enabled: choose yes</w:t>
+        <w:t>It will then ask you if youd like the serial port hardware to be enabled: choose yes</w:t>
       </w:r>
     </w:p>
     <w:p>
@@ -5187,23 +3939,7 @@
           <w:rFonts w:cs="Courier New"/>
         </w:rPr>
         <w:lastRenderedPageBreak/>
-        <w:t xml:space="preserve">Now reboot the pi and log back in. </w:t>
-      </w:r>
-      <w:proofErr w:type="spellStart"/>
-      <w:proofErr w:type="gramStart"/>
-      <w:r>
-        <w:rPr>
-          <w:rFonts w:cs="Courier New"/>
-        </w:rPr>
-        <w:t>Lets</w:t>
-      </w:r>
-      <w:proofErr w:type="spellEnd"/>
-      <w:proofErr w:type="gramEnd"/>
-      <w:r>
-        <w:rPr>
-          <w:rFonts w:cs="Courier New"/>
-        </w:rPr>
-        <w:t xml:space="preserve"> check</w:t>
+        <w:t>Now reboot the pi and log back in. Lets check</w:t>
       </w:r>
       <w:r>
         <w:rPr>
@@ -5275,21 +4011,7 @@
         <w:rPr>
           <w:rFonts w:ascii="Courier New" w:hAnsi="Courier New" w:cs="Courier New"/>
         </w:rPr>
-        <w:t>/org/</w:t>
-      </w:r>
-      <w:proofErr w:type="spellStart"/>
-      <w:r>
-        <w:rPr>
-          <w:rFonts w:ascii="Courier New" w:hAnsi="Courier New" w:cs="Courier New"/>
-        </w:rPr>
-        <w:t>freedesktop</w:t>
-      </w:r>
-      <w:proofErr w:type="spellEnd"/>
-      <w:r>
-        <w:rPr>
-          <w:rFonts w:ascii="Courier New" w:hAnsi="Courier New" w:cs="Courier New"/>
-        </w:rPr>
-        <w:t>/ModemManager1/Modem/0 [QUALCOMM INCORPORATED] SIMCOM_SIM7600E-H</w:t>
+        <w:t>/org/freedesktop/ModemManager1/Modem/0 [QUALCOMM INCORPORATED] SIMCOM_SIM7600E-H</w:t>
       </w:r>
     </w:p>
     <w:p>
@@ -5339,209 +4061,103 @@
           <w:b/>
           <w:bCs/>
         </w:rPr>
-        <w:t xml:space="preserve">Enable </w:t>
-      </w:r>
-      <w:proofErr w:type="spellStart"/>
-      <w:r>
+        <w:t>Enable ModemManager and set up autoconnection:</w:t>
+      </w:r>
+      <w:r>
+        <w:rPr>
+          <w:rFonts w:cs="Courier New"/>
+        </w:rPr>
+        <w:t xml:space="preserve"> First of all, we need to enable modemmanager to start up on boot. We can do this by running the command:</w:t>
+      </w:r>
+    </w:p>
+    <w:p>
+      <w:pPr>
+        <w:pStyle w:val="ListParagraph"/>
         <w:rPr>
           <w:rFonts w:cs="Courier New"/>
           <w:b/>
           <w:bCs/>
         </w:rPr>
-        <w:t>ModemManager</w:t>
-      </w:r>
-      <w:proofErr w:type="spellEnd"/>
-      <w:r>
-        <w:rPr>
-          <w:rFonts w:cs="Courier New"/>
-          <w:b/>
-          <w:bCs/>
-        </w:rPr>
-        <w:t xml:space="preserve"> and set up autoconnection:</w:t>
-      </w:r>
-      <w:r>
-        <w:rPr>
-          <w:rFonts w:cs="Courier New"/>
-        </w:rPr>
-        <w:t xml:space="preserve"> </w:t>
-      </w:r>
-      <w:proofErr w:type="gramStart"/>
-      <w:r>
-        <w:rPr>
-          <w:rFonts w:cs="Courier New"/>
-        </w:rPr>
-        <w:t>First of all</w:t>
-      </w:r>
-      <w:proofErr w:type="gramEnd"/>
-      <w:r>
-        <w:rPr>
-          <w:rFonts w:cs="Courier New"/>
-        </w:rPr>
-        <w:t xml:space="preserve">, we need to enable </w:t>
-      </w:r>
-      <w:proofErr w:type="spellStart"/>
-      <w:r>
-        <w:rPr>
-          <w:rFonts w:cs="Courier New"/>
-        </w:rPr>
-        <w:t>modemmanager</w:t>
-      </w:r>
-      <w:proofErr w:type="spellEnd"/>
-      <w:r>
-        <w:rPr>
-          <w:rFonts w:cs="Courier New"/>
-        </w:rPr>
-        <w:t xml:space="preserve"> to start up on boot. We can do this by running the command:</w:t>
-      </w:r>
-    </w:p>
-    <w:p>
-      <w:pPr>
-        <w:pStyle w:val="ListParagraph"/>
-        <w:rPr>
-          <w:rFonts w:cs="Courier New"/>
-          <w:b/>
-          <w:bCs/>
-        </w:rPr>
-      </w:pPr>
-    </w:p>
-    <w:p>
-      <w:pPr>
-        <w:pStyle w:val="ListParagraph"/>
-        <w:rPr>
-          <w:rFonts w:ascii="Courier New" w:hAnsi="Courier New" w:cs="Courier New"/>
-        </w:rPr>
-      </w:pPr>
-      <w:proofErr w:type="spellStart"/>
-      <w:r>
-        <w:rPr>
-          <w:rFonts w:ascii="Courier New" w:hAnsi="Courier New" w:cs="Courier New"/>
-        </w:rPr>
-        <w:t>sudo</w:t>
-      </w:r>
-      <w:proofErr w:type="spellEnd"/>
-      <w:r>
-        <w:rPr>
-          <w:rFonts w:ascii="Courier New" w:hAnsi="Courier New" w:cs="Courier New"/>
-        </w:rPr>
-        <w:t xml:space="preserve"> </w:t>
-      </w:r>
-      <w:proofErr w:type="spellStart"/>
-      <w:r>
-        <w:rPr>
-          <w:rFonts w:ascii="Courier New" w:hAnsi="Courier New" w:cs="Courier New"/>
-        </w:rPr>
-        <w:t>systemctl</w:t>
-      </w:r>
-      <w:proofErr w:type="spellEnd"/>
-      <w:r>
-        <w:rPr>
-          <w:rFonts w:ascii="Courier New" w:hAnsi="Courier New" w:cs="Courier New"/>
-        </w:rPr>
-        <w:t xml:space="preserve"> enable --now </w:t>
-      </w:r>
-      <w:proofErr w:type="spellStart"/>
-      <w:r>
-        <w:rPr>
-          <w:rFonts w:ascii="Courier New" w:hAnsi="Courier New" w:cs="Courier New"/>
-        </w:rPr>
-        <w:t>ModemManager</w:t>
-      </w:r>
-      <w:proofErr w:type="spellEnd"/>
-    </w:p>
-    <w:p>
-      <w:pPr>
-        <w:pStyle w:val="ListParagraph"/>
-        <w:rPr>
-          <w:rFonts w:ascii="Courier New" w:hAnsi="Courier New" w:cs="Courier New"/>
-        </w:rPr>
-      </w:pPr>
-    </w:p>
-    <w:p>
-      <w:pPr>
-        <w:pStyle w:val="ListParagraph"/>
-        <w:rPr>
-          <w:rFonts w:cs="Courier New"/>
-        </w:rPr>
-      </w:pPr>
-      <w:r>
-        <w:rPr>
-          <w:rFonts w:cs="Courier New"/>
-        </w:rPr>
-        <w:t xml:space="preserve">Once this is done, we need to get network manager to enable </w:t>
-      </w:r>
-      <w:proofErr w:type="spellStart"/>
-      <w:r>
-        <w:rPr>
-          <w:rFonts w:cs="Courier New"/>
-        </w:rPr>
-        <w:t>autoconnect</w:t>
-      </w:r>
-      <w:proofErr w:type="spellEnd"/>
-      <w:r>
-        <w:rPr>
-          <w:rFonts w:cs="Courier New"/>
-        </w:rPr>
-        <w:t>.</w:t>
-      </w:r>
-    </w:p>
-    <w:p>
-      <w:pPr>
-        <w:pStyle w:val="ListParagraph"/>
-        <w:rPr>
-          <w:rFonts w:cs="Courier New"/>
-        </w:rPr>
-      </w:pPr>
-    </w:p>
-    <w:p>
-      <w:pPr>
-        <w:pStyle w:val="ListParagraph"/>
-        <w:rPr>
-          <w:rFonts w:cs="Courier New"/>
-        </w:rPr>
-      </w:pPr>
-      <w:proofErr w:type="gramStart"/>
-      <w:r>
-        <w:rPr>
-          <w:rFonts w:cs="Courier New"/>
-        </w:rPr>
-        <w:t>First of all</w:t>
-      </w:r>
-      <w:proofErr w:type="gramEnd"/>
-      <w:r>
-        <w:rPr>
-          <w:rFonts w:cs="Courier New"/>
-        </w:rPr>
-        <w:t>, run this command:</w:t>
-      </w:r>
-    </w:p>
-    <w:p>
-      <w:pPr>
-        <w:pStyle w:val="ListParagraph"/>
-        <w:rPr>
-          <w:rFonts w:cs="Courier New"/>
-        </w:rPr>
-      </w:pPr>
-    </w:p>
-    <w:p>
-      <w:pPr>
-        <w:pStyle w:val="ListParagraph"/>
-        <w:rPr>
-          <w:rFonts w:ascii="Courier New" w:hAnsi="Courier New" w:cs="Courier New"/>
-        </w:rPr>
-      </w:pPr>
-      <w:proofErr w:type="spellStart"/>
-      <w:r>
-        <w:rPr>
-          <w:rFonts w:ascii="Courier New" w:hAnsi="Courier New" w:cs="Courier New"/>
-        </w:rPr>
-        <w:t>nmcli</w:t>
-      </w:r>
-      <w:proofErr w:type="spellEnd"/>
-      <w:r>
-        <w:rPr>
-          <w:rFonts w:ascii="Courier New" w:hAnsi="Courier New" w:cs="Courier New"/>
-        </w:rPr>
-        <w:t xml:space="preserve"> device</w:t>
+      </w:pPr>
+    </w:p>
+    <w:p>
+      <w:pPr>
+        <w:pStyle w:val="ListParagraph"/>
+        <w:rPr>
+          <w:rFonts w:ascii="Courier New" w:hAnsi="Courier New" w:cs="Courier New"/>
+        </w:rPr>
+      </w:pPr>
+      <w:r>
+        <w:rPr>
+          <w:rFonts w:ascii="Courier New" w:hAnsi="Courier New" w:cs="Courier New"/>
+        </w:rPr>
+        <w:t>sudo systemctl enable --now ModemManager</w:t>
+      </w:r>
+    </w:p>
+    <w:p>
+      <w:pPr>
+        <w:pStyle w:val="ListParagraph"/>
+        <w:rPr>
+          <w:rFonts w:ascii="Courier New" w:hAnsi="Courier New" w:cs="Courier New"/>
+        </w:rPr>
+      </w:pPr>
+    </w:p>
+    <w:p>
+      <w:pPr>
+        <w:pStyle w:val="ListParagraph"/>
+        <w:rPr>
+          <w:rFonts w:cs="Courier New"/>
+        </w:rPr>
+      </w:pPr>
+      <w:r>
+        <w:rPr>
+          <w:rFonts w:cs="Courier New"/>
+        </w:rPr>
+        <w:t>Once this is done, we need to get network manager to enable autoconnect.</w:t>
+      </w:r>
+    </w:p>
+    <w:p>
+      <w:pPr>
+        <w:pStyle w:val="ListParagraph"/>
+        <w:rPr>
+          <w:rFonts w:cs="Courier New"/>
+        </w:rPr>
+      </w:pPr>
+    </w:p>
+    <w:p>
+      <w:pPr>
+        <w:pStyle w:val="ListParagraph"/>
+        <w:rPr>
+          <w:rFonts w:cs="Courier New"/>
+        </w:rPr>
+      </w:pPr>
+      <w:r>
+        <w:rPr>
+          <w:rFonts w:cs="Courier New"/>
+        </w:rPr>
+        <w:t>First of all, run this command:</w:t>
+      </w:r>
+    </w:p>
+    <w:p>
+      <w:pPr>
+        <w:pStyle w:val="ListParagraph"/>
+        <w:rPr>
+          <w:rFonts w:cs="Courier New"/>
+        </w:rPr>
+      </w:pPr>
+    </w:p>
+    <w:p>
+      <w:pPr>
+        <w:pStyle w:val="ListParagraph"/>
+        <w:rPr>
+          <w:rFonts w:ascii="Courier New" w:hAnsi="Courier New" w:cs="Courier New"/>
+        </w:rPr>
+      </w:pPr>
+      <w:r>
+        <w:rPr>
+          <w:rFonts w:ascii="Courier New" w:hAnsi="Courier New" w:cs="Courier New"/>
+        </w:rPr>
+        <w:t>nmcli device</w:t>
       </w:r>
     </w:p>
     <w:p>
@@ -5625,59 +4241,13 @@
           <w:szCs w:val="16"/>
         </w:rPr>
       </w:pPr>
-      <w:proofErr w:type="spellStart"/>
       <w:r>
         <w:rPr>
           <w:rFonts w:ascii="Courier New" w:hAnsi="Courier New" w:cs="Courier New"/>
           <w:sz w:val="16"/>
           <w:szCs w:val="16"/>
         </w:rPr>
-        <w:t>sudo</w:t>
-      </w:r>
-      <w:proofErr w:type="spellEnd"/>
-      <w:r>
-        <w:rPr>
-          <w:rFonts w:ascii="Courier New" w:hAnsi="Courier New" w:cs="Courier New"/>
-          <w:sz w:val="16"/>
-          <w:szCs w:val="16"/>
-        </w:rPr>
-        <w:t xml:space="preserve"> </w:t>
-      </w:r>
-      <w:proofErr w:type="spellStart"/>
-      <w:r>
-        <w:rPr>
-          <w:rFonts w:ascii="Courier New" w:hAnsi="Courier New" w:cs="Courier New"/>
-          <w:sz w:val="16"/>
-          <w:szCs w:val="16"/>
-        </w:rPr>
-        <w:t>nmcli</w:t>
-      </w:r>
-      <w:proofErr w:type="spellEnd"/>
-      <w:r>
-        <w:rPr>
-          <w:rFonts w:ascii="Courier New" w:hAnsi="Courier New" w:cs="Courier New"/>
-          <w:sz w:val="16"/>
-          <w:szCs w:val="16"/>
-        </w:rPr>
-        <w:t xml:space="preserve"> connection add type gsm </w:t>
-      </w:r>
-      <w:proofErr w:type="spellStart"/>
-      <w:r>
-        <w:rPr>
-          <w:rFonts w:ascii="Courier New" w:hAnsi="Courier New" w:cs="Courier New"/>
-          <w:sz w:val="16"/>
-          <w:szCs w:val="16"/>
-        </w:rPr>
-        <w:t>ifname</w:t>
-      </w:r>
-      <w:proofErr w:type="spellEnd"/>
-      <w:r>
-        <w:rPr>
-          <w:rFonts w:ascii="Courier New" w:hAnsi="Courier New" w:cs="Courier New"/>
-          <w:sz w:val="16"/>
-          <w:szCs w:val="16"/>
-        </w:rPr>
-        <w:t xml:space="preserve"> "*" con-name "</w:t>
+        <w:t>sudo nmcli connection add type gsm ifname "*" con-name "</w:t>
       </w:r>
       <w:r>
         <w:rPr>
@@ -5694,27 +4264,8 @@
           <w:sz w:val="16"/>
           <w:szCs w:val="16"/>
         </w:rPr>
-        <w:t xml:space="preserve">" </w:t>
-      </w:r>
-      <w:proofErr w:type="spellStart"/>
-      <w:r>
-        <w:rPr>
-          <w:rFonts w:ascii="Courier New" w:hAnsi="Courier New" w:cs="Courier New"/>
-          <w:sz w:val="16"/>
-          <w:szCs w:val="16"/>
-        </w:rPr>
-        <w:t>apn</w:t>
-      </w:r>
-      <w:proofErr w:type="spellEnd"/>
-      <w:r>
-        <w:rPr>
-          <w:rFonts w:ascii="Courier New" w:hAnsi="Courier New" w:cs="Courier New"/>
-          <w:sz w:val="16"/>
-          <w:szCs w:val="16"/>
-        </w:rPr>
-        <w:t xml:space="preserve"> </w:t>
-      </w:r>
-      <w:proofErr w:type="spellStart"/>
+        <w:t xml:space="preserve">" apn </w:t>
+      </w:r>
       <w:r>
         <w:rPr>
           <w:rFonts w:ascii="Courier New" w:hAnsi="Courier New" w:cs="Courier New"/>
@@ -5724,7 +4275,6 @@
         </w:rPr>
         <w:t>your_apn_here</w:t>
       </w:r>
-      <w:proofErr w:type="spellEnd"/>
     </w:p>
     <w:p>
       <w:pPr>
@@ -5748,35 +4298,7 @@
         <w:rPr>
           <w:rFonts w:cs="Courier New"/>
         </w:rPr>
-        <w:t xml:space="preserve">Notice </w:t>
-      </w:r>
-      <w:proofErr w:type="spellStart"/>
-      <w:r>
-        <w:rPr>
-          <w:rFonts w:cs="Courier New"/>
-        </w:rPr>
-        <w:t>your_apn_here</w:t>
-      </w:r>
-      <w:proofErr w:type="spellEnd"/>
-      <w:r>
-        <w:rPr>
-          <w:rFonts w:cs="Courier New"/>
-        </w:rPr>
-        <w:t xml:space="preserve"> name. This is dependent on your SIM card. For mine, it was “everywhere” which is the EE </w:t>
-      </w:r>
-      <w:proofErr w:type="spellStart"/>
-      <w:r>
-        <w:rPr>
-          <w:rFonts w:cs="Courier New"/>
-        </w:rPr>
-        <w:t>apn</w:t>
-      </w:r>
-      <w:proofErr w:type="spellEnd"/>
-      <w:r>
-        <w:rPr>
-          <w:rFonts w:cs="Courier New"/>
-        </w:rPr>
-        <w:t>. This is different for every provider, so check this!</w:t>
+        <w:t>Notice your_apn_here name. This is dependent on your SIM card. For mine, it was “everywhere” which is the EE apn. This is different for every provider, so check this!</w:t>
       </w:r>
     </w:p>
     <w:p>
@@ -5817,33 +4339,11 @@
           <w:color w:val="4EA72E" w:themeColor="accent6"/>
         </w:rPr>
       </w:pPr>
-      <w:proofErr w:type="spellStart"/>
-      <w:r>
-        <w:rPr>
-          <w:rFonts w:ascii="Courier New" w:hAnsi="Courier New" w:cs="Courier New"/>
-        </w:rPr>
-        <w:t>sudo</w:t>
-      </w:r>
-      <w:proofErr w:type="spellEnd"/>
-      <w:r>
-        <w:rPr>
-          <w:rFonts w:ascii="Courier New" w:hAnsi="Courier New" w:cs="Courier New"/>
-        </w:rPr>
-        <w:t xml:space="preserve"> </w:t>
-      </w:r>
-      <w:proofErr w:type="spellStart"/>
-      <w:r>
-        <w:rPr>
-          <w:rFonts w:ascii="Courier New" w:hAnsi="Courier New" w:cs="Courier New"/>
-        </w:rPr>
-        <w:t>nmcli</w:t>
-      </w:r>
-      <w:proofErr w:type="spellEnd"/>
-      <w:r>
-        <w:rPr>
-          <w:rFonts w:ascii="Courier New" w:hAnsi="Courier New" w:cs="Courier New"/>
-        </w:rPr>
-        <w:t xml:space="preserve"> connection up </w:t>
+      <w:r>
+        <w:rPr>
+          <w:rFonts w:ascii="Courier New" w:hAnsi="Courier New" w:cs="Courier New"/>
+        </w:rPr>
+        <w:t xml:space="preserve">sudo nmcli connection up </w:t>
       </w:r>
       <w:r>
         <w:rPr>
@@ -5971,41 +4471,25 @@
           <w:rFonts w:ascii="Courier New" w:hAnsi="Courier New" w:cs="Courier New"/>
         </w:rPr>
       </w:pPr>
-      <w:proofErr w:type="spellStart"/>
-      <w:r>
-        <w:rPr>
-          <w:rFonts w:ascii="Courier New" w:hAnsi="Courier New" w:cs="Courier New"/>
-        </w:rPr>
-        <w:t>nmcli</w:t>
-      </w:r>
-      <w:proofErr w:type="spellEnd"/>
-      <w:r>
-        <w:rPr>
-          <w:rFonts w:ascii="Courier New" w:hAnsi="Courier New" w:cs="Courier New"/>
-        </w:rPr>
-        <w:t xml:space="preserve"> connection show --active</w:t>
-      </w:r>
-    </w:p>
-    <w:p>
-      <w:pPr>
-        <w:pStyle w:val="ListParagraph"/>
-        <w:rPr>
-          <w:rFonts w:ascii="Courier New" w:hAnsi="Courier New" w:cs="Courier New"/>
-        </w:rPr>
-      </w:pPr>
-      <w:proofErr w:type="spellStart"/>
-      <w:r>
-        <w:rPr>
-          <w:rFonts w:ascii="Courier New" w:hAnsi="Courier New" w:cs="Courier New"/>
-        </w:rPr>
-        <w:t>nmcli</w:t>
-      </w:r>
-      <w:proofErr w:type="spellEnd"/>
-      <w:r>
-        <w:rPr>
-          <w:rFonts w:ascii="Courier New" w:hAnsi="Courier New" w:cs="Courier New"/>
-        </w:rPr>
-        <w:t xml:space="preserve"> device status</w:t>
+      <w:r>
+        <w:rPr>
+          <w:rFonts w:ascii="Courier New" w:hAnsi="Courier New" w:cs="Courier New"/>
+        </w:rPr>
+        <w:t>nmcli connection show --active</w:t>
+      </w:r>
+    </w:p>
+    <w:p>
+      <w:pPr>
+        <w:pStyle w:val="ListParagraph"/>
+        <w:rPr>
+          <w:rFonts w:ascii="Courier New" w:hAnsi="Courier New" w:cs="Courier New"/>
+        </w:rPr>
+      </w:pPr>
+      <w:r>
+        <w:rPr>
+          <w:rFonts w:ascii="Courier New" w:hAnsi="Courier New" w:cs="Courier New"/>
+        </w:rPr>
+        <w:t>nmcli device status</w:t>
       </w:r>
     </w:p>
     <w:p>
@@ -6076,19 +4560,11 @@
           <w:rFonts w:ascii="Courier New" w:hAnsi="Courier New" w:cs="Courier New"/>
         </w:rPr>
       </w:pPr>
-      <w:proofErr w:type="spellStart"/>
-      <w:r>
-        <w:rPr>
-          <w:rFonts w:ascii="Courier New" w:hAnsi="Courier New" w:cs="Courier New"/>
-        </w:rPr>
-        <w:t>nmcli</w:t>
-      </w:r>
-      <w:proofErr w:type="spellEnd"/>
-      <w:r>
-        <w:rPr>
-          <w:rFonts w:ascii="Courier New" w:hAnsi="Courier New" w:cs="Courier New"/>
-        </w:rPr>
-        <w:t xml:space="preserve"> connection show </w:t>
+      <w:r>
+        <w:rPr>
+          <w:rFonts w:ascii="Courier New" w:hAnsi="Courier New" w:cs="Courier New"/>
+        </w:rPr>
+        <w:t xml:space="preserve">nmcli connection show </w:t>
       </w:r>
       <w:r>
         <w:rPr>
@@ -6101,16 +4577,8 @@
         <w:rPr>
           <w:rFonts w:ascii="Courier New" w:hAnsi="Courier New" w:cs="Courier New"/>
         </w:rPr>
-        <w:t xml:space="preserve">| grep </w:t>
-      </w:r>
-      <w:proofErr w:type="spellStart"/>
-      <w:r>
-        <w:rPr>
-          <w:rFonts w:ascii="Courier New" w:hAnsi="Courier New" w:cs="Courier New"/>
-        </w:rPr>
-        <w:t>autoconnect</w:t>
-      </w:r>
-      <w:proofErr w:type="spellEnd"/>
+        <w:t>| grep autoconnect</w:t>
+      </w:r>
     </w:p>
     <w:p>
       <w:pPr>
@@ -6149,21 +4617,11 @@
           <w:rFonts w:ascii="Courier New" w:hAnsi="Courier New" w:cs="Courier New"/>
         </w:rPr>
       </w:pPr>
-      <w:proofErr w:type="spellStart"/>
-      <w:proofErr w:type="gramStart"/>
-      <w:r>
-        <w:rPr>
-          <w:rFonts w:ascii="Courier New" w:hAnsi="Courier New" w:cs="Courier New"/>
-        </w:rPr>
-        <w:t>connection.autoconnect</w:t>
-      </w:r>
-      <w:proofErr w:type="spellEnd"/>
-      <w:proofErr w:type="gramEnd"/>
-      <w:r>
-        <w:rPr>
-          <w:rFonts w:ascii="Courier New" w:hAnsi="Courier New" w:cs="Courier New"/>
-        </w:rPr>
-        <w:t>: yes</w:t>
+      <w:r>
+        <w:rPr>
+          <w:rFonts w:ascii="Courier New" w:hAnsi="Courier New" w:cs="Courier New"/>
+        </w:rPr>
+        <w:t>connection.autoconnect: yes</w:t>
       </w:r>
     </w:p>
     <w:p>
@@ -6205,41 +4663,13 @@
           <w:szCs w:val="20"/>
         </w:rPr>
       </w:pPr>
-      <w:proofErr w:type="spellStart"/>
       <w:r>
         <w:rPr>
           <w:rFonts w:ascii="Courier New" w:hAnsi="Courier New" w:cs="Courier New"/>
           <w:sz w:val="20"/>
           <w:szCs w:val="20"/>
         </w:rPr>
-        <w:t>sudo</w:t>
-      </w:r>
-      <w:proofErr w:type="spellEnd"/>
-      <w:r>
-        <w:rPr>
-          <w:rFonts w:ascii="Courier New" w:hAnsi="Courier New" w:cs="Courier New"/>
-          <w:sz w:val="20"/>
-          <w:szCs w:val="20"/>
-        </w:rPr>
-        <w:t xml:space="preserve"> </w:t>
-      </w:r>
-      <w:proofErr w:type="spellStart"/>
-      <w:r>
-        <w:rPr>
-          <w:rFonts w:ascii="Courier New" w:hAnsi="Courier New" w:cs="Courier New"/>
-          <w:sz w:val="20"/>
-          <w:szCs w:val="20"/>
-        </w:rPr>
-        <w:t>nmcli</w:t>
-      </w:r>
-      <w:proofErr w:type="spellEnd"/>
-      <w:r>
-        <w:rPr>
-          <w:rFonts w:ascii="Courier New" w:hAnsi="Courier New" w:cs="Courier New"/>
-          <w:sz w:val="20"/>
-          <w:szCs w:val="20"/>
-        </w:rPr>
-        <w:t xml:space="preserve"> connection modify </w:t>
+        <w:t xml:space="preserve">sudo nmcli connection modify </w:t>
       </w:r>
       <w:r>
         <w:rPr>
@@ -6256,37 +4686,17 @@
           <w:sz w:val="20"/>
           <w:szCs w:val="20"/>
         </w:rPr>
-        <w:t xml:space="preserve"> </w:t>
-      </w:r>
-      <w:proofErr w:type="spellStart"/>
-      <w:proofErr w:type="gramStart"/>
-      <w:r>
+        <w:t xml:space="preserve"> connection.autoconnect yes</w:t>
+      </w:r>
+    </w:p>
+    <w:p>
+      <w:pPr>
+        <w:pStyle w:val="ListParagraph"/>
         <w:rPr>
           <w:rFonts w:ascii="Courier New" w:hAnsi="Courier New" w:cs="Courier New"/>
           <w:sz w:val="20"/>
           <w:szCs w:val="20"/>
         </w:rPr>
-        <w:t>connection.autoconnect</w:t>
-      </w:r>
-      <w:proofErr w:type="spellEnd"/>
-      <w:proofErr w:type="gramEnd"/>
-      <w:r>
-        <w:rPr>
-          <w:rFonts w:ascii="Courier New" w:hAnsi="Courier New" w:cs="Courier New"/>
-          <w:sz w:val="20"/>
-          <w:szCs w:val="20"/>
-        </w:rPr>
-        <w:t xml:space="preserve"> yes</w:t>
-      </w:r>
-    </w:p>
-    <w:p>
-      <w:pPr>
-        <w:pStyle w:val="ListParagraph"/>
-        <w:rPr>
-          <w:rFonts w:ascii="Courier New" w:hAnsi="Courier New" w:cs="Courier New"/>
-          <w:sz w:val="20"/>
-          <w:szCs w:val="20"/>
-        </w:rPr>
       </w:pPr>
     </w:p>
     <w:p>
@@ -6340,86 +4750,26 @@
           <w:rFonts w:ascii="Courier New" w:hAnsi="Courier New" w:cs="Courier New"/>
         </w:rPr>
       </w:pPr>
-      <w:proofErr w:type="spellStart"/>
-      <w:r>
-        <w:rPr>
-          <w:rFonts w:ascii="Courier New" w:hAnsi="Courier New" w:cs="Courier New"/>
-        </w:rPr>
-        <w:t>sudo</w:t>
-      </w:r>
-      <w:proofErr w:type="spellEnd"/>
-      <w:r>
-        <w:rPr>
-          <w:rFonts w:ascii="Courier New" w:hAnsi="Courier New" w:cs="Courier New"/>
-        </w:rPr>
-        <w:t xml:space="preserve"> </w:t>
-      </w:r>
-      <w:proofErr w:type="spellStart"/>
-      <w:r>
-        <w:rPr>
-          <w:rFonts w:ascii="Courier New" w:hAnsi="Courier New" w:cs="Courier New"/>
-        </w:rPr>
-        <w:t>systemctl</w:t>
-      </w:r>
-      <w:proofErr w:type="spellEnd"/>
-      <w:r>
-        <w:rPr>
-          <w:rFonts w:ascii="Courier New" w:hAnsi="Courier New" w:cs="Courier New"/>
-        </w:rPr>
-        <w:t xml:space="preserve"> enable </w:t>
-      </w:r>
-      <w:proofErr w:type="spellStart"/>
-      <w:r>
-        <w:rPr>
-          <w:rFonts w:ascii="Courier New" w:hAnsi="Courier New" w:cs="Courier New"/>
-        </w:rPr>
-        <w:t>NetworkManager</w:t>
-      </w:r>
-      <w:proofErr w:type="spellEnd"/>
-    </w:p>
-    <w:p>
-      <w:pPr>
-        <w:pStyle w:val="ListParagraph"/>
-        <w:rPr>
-          <w:rFonts w:ascii="Courier New" w:hAnsi="Courier New" w:cs="Courier New"/>
-        </w:rPr>
-      </w:pPr>
-      <w:proofErr w:type="spellStart"/>
-      <w:r>
-        <w:rPr>
-          <w:rFonts w:ascii="Courier New" w:hAnsi="Courier New" w:cs="Courier New"/>
-        </w:rPr>
-        <w:t>sudo</w:t>
-      </w:r>
-      <w:proofErr w:type="spellEnd"/>
-      <w:r>
-        <w:rPr>
-          <w:rFonts w:ascii="Courier New" w:hAnsi="Courier New" w:cs="Courier New"/>
-        </w:rPr>
-        <w:t xml:space="preserve"> </w:t>
-      </w:r>
-      <w:proofErr w:type="spellStart"/>
-      <w:r>
-        <w:rPr>
-          <w:rFonts w:ascii="Courier New" w:hAnsi="Courier New" w:cs="Courier New"/>
-        </w:rPr>
-        <w:t>systemctl</w:t>
-      </w:r>
-      <w:proofErr w:type="spellEnd"/>
-      <w:r>
-        <w:rPr>
-          <w:rFonts w:ascii="Courier New" w:hAnsi="Courier New" w:cs="Courier New"/>
-        </w:rPr>
-        <w:t xml:space="preserve"> start </w:t>
-      </w:r>
-      <w:proofErr w:type="spellStart"/>
-      <w:r>
-        <w:rPr>
-          <w:rFonts w:ascii="Courier New" w:hAnsi="Courier New" w:cs="Courier New"/>
-        </w:rPr>
-        <w:t>NetworkManager</w:t>
-      </w:r>
-      <w:proofErr w:type="spellEnd"/>
+      <w:r>
+        <w:rPr>
+          <w:rFonts w:ascii="Courier New" w:hAnsi="Courier New" w:cs="Courier New"/>
+        </w:rPr>
+        <w:t>sudo systemctl enable NetworkManager</w:t>
+      </w:r>
+    </w:p>
+    <w:p>
+      <w:pPr>
+        <w:pStyle w:val="ListParagraph"/>
+        <w:rPr>
+          <w:rFonts w:ascii="Courier New" w:hAnsi="Courier New" w:cs="Courier New"/>
+        </w:rPr>
+      </w:pPr>
+      <w:r>
+        <w:rPr>
+          <w:rFonts w:ascii="Courier New" w:hAnsi="Courier New" w:cs="Courier New"/>
+        </w:rPr>
+        <w:t>sudo systemctl start NetworkManager</w:t>
+      </w:r>
     </w:p>
     <w:p>
       <w:pPr>
@@ -6458,19 +4808,11 @@
           <w:rFonts w:ascii="Courier New" w:hAnsi="Courier New" w:cs="Courier New"/>
         </w:rPr>
       </w:pPr>
-      <w:proofErr w:type="spellStart"/>
-      <w:r>
-        <w:rPr>
-          <w:rFonts w:ascii="Courier New" w:hAnsi="Courier New" w:cs="Courier New"/>
-        </w:rPr>
-        <w:t>sudo</w:t>
-      </w:r>
-      <w:proofErr w:type="spellEnd"/>
-      <w:r>
-        <w:rPr>
-          <w:rFonts w:ascii="Courier New" w:hAnsi="Courier New" w:cs="Courier New"/>
-        </w:rPr>
-        <w:t xml:space="preserve"> reboot</w:t>
+      <w:r>
+        <w:rPr>
+          <w:rFonts w:ascii="Courier New" w:hAnsi="Courier New" w:cs="Courier New"/>
+        </w:rPr>
+        <w:t>sudo reboot</w:t>
       </w:r>
     </w:p>
     <w:p>
@@ -6535,51 +4877,7 @@
         <w:rPr>
           <w:rFonts w:cs="Courier New"/>
         </w:rPr>
-        <w:t xml:space="preserve">Now to protect against if your modem fails! One thing I had to do was change one tiny thing in </w:t>
-      </w:r>
-      <w:proofErr w:type="gramStart"/>
-      <w:r>
-        <w:rPr>
-          <w:rFonts w:cs="Courier New"/>
-        </w:rPr>
-        <w:t>the .service</w:t>
-      </w:r>
-      <w:proofErr w:type="gramEnd"/>
-      <w:r>
-        <w:rPr>
-          <w:rFonts w:cs="Courier New"/>
-        </w:rPr>
-        <w:t xml:space="preserve"> file for </w:t>
-      </w:r>
-      <w:proofErr w:type="spellStart"/>
-      <w:r>
-        <w:rPr>
-          <w:rFonts w:cs="Courier New"/>
-        </w:rPr>
-        <w:t>ModemManager</w:t>
-      </w:r>
-      <w:proofErr w:type="spellEnd"/>
-      <w:r>
-        <w:rPr>
-          <w:rFonts w:cs="Courier New"/>
-        </w:rPr>
-        <w:t xml:space="preserve">. </w:t>
-      </w:r>
-      <w:proofErr w:type="spellStart"/>
-      <w:proofErr w:type="gramStart"/>
-      <w:r>
-        <w:rPr>
-          <w:rFonts w:cs="Courier New"/>
-        </w:rPr>
-        <w:t>Lets</w:t>
-      </w:r>
-      <w:proofErr w:type="spellEnd"/>
-      <w:proofErr w:type="gramEnd"/>
-      <w:r>
-        <w:rPr>
-          <w:rFonts w:cs="Courier New"/>
-        </w:rPr>
-        <w:t xml:space="preserve"> do that now. To get to the service file, simply run this command:</w:t>
+        <w:t>Now to protect against if your modem fails! One thing I had to do was change one tiny thing in the .service file for ModemManager. Lets do that now. To get to the service file, simply run this command:</w:t>
       </w:r>
     </w:p>
     <w:p>
@@ -6599,40 +4897,11 @@
           <w:rFonts w:ascii="Courier New" w:hAnsi="Courier New" w:cs="Courier New"/>
         </w:rPr>
       </w:pPr>
-      <w:proofErr w:type="spellStart"/>
-      <w:r>
-        <w:rPr>
-          <w:rFonts w:ascii="Courier New" w:hAnsi="Courier New" w:cs="Courier New"/>
-        </w:rPr>
-        <w:t>sudo</w:t>
-      </w:r>
-      <w:proofErr w:type="spellEnd"/>
-      <w:r>
-        <w:rPr>
-          <w:rFonts w:ascii="Courier New" w:hAnsi="Courier New" w:cs="Courier New"/>
-        </w:rPr>
-        <w:t xml:space="preserve"> nano /</w:t>
-      </w:r>
-      <w:proofErr w:type="spellStart"/>
-      <w:r>
-        <w:rPr>
-          <w:rFonts w:ascii="Courier New" w:hAnsi="Courier New" w:cs="Courier New"/>
-        </w:rPr>
-        <w:t>usr</w:t>
-      </w:r>
-      <w:proofErr w:type="spellEnd"/>
-      <w:r>
-        <w:rPr>
-          <w:rFonts w:ascii="Courier New" w:hAnsi="Courier New" w:cs="Courier New"/>
-        </w:rPr>
-        <w:t>/lib/</w:t>
-      </w:r>
-      <w:proofErr w:type="spellStart"/>
-      <w:r>
-        <w:rPr>
-          <w:rFonts w:ascii="Courier New" w:hAnsi="Courier New" w:cs="Courier New"/>
-        </w:rPr>
-        <w:t>system</w:t>
+      <w:r>
+        <w:rPr>
+          <w:rFonts w:ascii="Courier New" w:hAnsi="Courier New" w:cs="Courier New"/>
+        </w:rPr>
+        <w:t>sudo nano /usr/lib/system</w:t>
       </w:r>
       <w:r>
         <w:rPr>
@@ -6640,56 +4909,33 @@
         </w:rPr>
         <w:t>d</w:t>
       </w:r>
-      <w:proofErr w:type="spellEnd"/>
-      <w:r>
-        <w:rPr>
-          <w:rFonts w:ascii="Courier New" w:hAnsi="Courier New" w:cs="Courier New"/>
-        </w:rPr>
-        <w:t>/system/</w:t>
-      </w:r>
-      <w:proofErr w:type="spellStart"/>
-      <w:r>
-        <w:rPr>
-          <w:rFonts w:ascii="Courier New" w:hAnsi="Courier New" w:cs="Courier New"/>
-        </w:rPr>
-        <w:t>ModemManager.service</w:t>
-      </w:r>
-      <w:proofErr w:type="spellEnd"/>
-    </w:p>
-    <w:p>
-      <w:pPr>
-        <w:pStyle w:val="ListParagraph"/>
-        <w:rPr>
-          <w:rFonts w:ascii="Courier New" w:hAnsi="Courier New" w:cs="Courier New"/>
-        </w:rPr>
-      </w:pPr>
-    </w:p>
-    <w:p>
-      <w:pPr>
-        <w:pStyle w:val="ListParagraph"/>
-        <w:rPr>
-          <w:rFonts w:cs="Courier New"/>
-        </w:rPr>
-      </w:pPr>
-      <w:r>
-        <w:rPr>
-          <w:rFonts w:cs="Courier New"/>
-        </w:rPr>
-        <w:t xml:space="preserve">You will now be in the familiar nano GUI, and should see something </w:t>
-      </w:r>
-      <w:proofErr w:type="gramStart"/>
-      <w:r>
-        <w:rPr>
-          <w:rFonts w:cs="Courier New"/>
-        </w:rPr>
-        <w:t>similar to</w:t>
-      </w:r>
-      <w:proofErr w:type="gramEnd"/>
-      <w:r>
-        <w:rPr>
-          <w:rFonts w:cs="Courier New"/>
-        </w:rPr>
-        <w:t xml:space="preserve"> what I have below:</w:t>
+      <w:r>
+        <w:rPr>
+          <w:rFonts w:ascii="Courier New" w:hAnsi="Courier New" w:cs="Courier New"/>
+        </w:rPr>
+        <w:t>/system/ModemManager.service</w:t>
+      </w:r>
+    </w:p>
+    <w:p>
+      <w:pPr>
+        <w:pStyle w:val="ListParagraph"/>
+        <w:rPr>
+          <w:rFonts w:ascii="Courier New" w:hAnsi="Courier New" w:cs="Courier New"/>
+        </w:rPr>
+      </w:pPr>
+    </w:p>
+    <w:p>
+      <w:pPr>
+        <w:pStyle w:val="ListParagraph"/>
+        <w:rPr>
+          <w:rFonts w:cs="Courier New"/>
+        </w:rPr>
+      </w:pPr>
+      <w:r>
+        <w:rPr>
+          <w:rFonts w:cs="Courier New"/>
+        </w:rPr>
+        <w:t>You will now be in the familiar nano GUI, and should see something similar to what I have below:</w:t>
       </w:r>
     </w:p>
     <w:p>
@@ -6876,7 +5122,7 @@
               </wp:anchor>
             </w:drawing>
           </mc:Choice>
-          <mc:Fallback>
+          <mc:Fallback xmlns:w16sdtfl="http://schemas.microsoft.com/office/word/2024/wordml/sdtformatlock" xmlns:w16du="http://schemas.microsoft.com/office/word/2023/wordml/word16du">
             <w:pict>
               <v:oval w14:anchorId="45EC92F0" id="Oval 6" o:spid="_x0000_s1026" style="position:absolute;margin-left:66.6pt;margin-top:.5pt;width:63pt;height:11.4pt;z-index:251669504;visibility:visible;mso-wrap-style:square;mso-wrap-distance-left:9pt;mso-wrap-distance-top:0;mso-wrap-distance-right:9pt;mso-wrap-distance-bottom:0;mso-position-horizontal:absolute;mso-position-horizontal-relative:text;mso-position-vertical:absolute;mso-position-vertical-relative:text;v-text-anchor:middle" o:gfxdata="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" filled="f" strokecolor="#e00" strokeweight="1pt">
                 <v:stroke joinstyle="miter"/>
@@ -6939,35 +5185,7 @@
         <w:rPr>
           <w:rFonts w:cs="Courier New"/>
         </w:rPr>
-        <w:t xml:space="preserve">Now scroll the cursor down to restart, seen circled above, and make sure that it is set to on-failure. If not, change it and save and exit the file with the commands I stated earlier in this order: </w:t>
-      </w:r>
-      <w:proofErr w:type="spellStart"/>
-      <w:r>
-        <w:rPr>
-          <w:rFonts w:cs="Courier New"/>
-        </w:rPr>
-        <w:t>Ctrl+O</w:t>
-      </w:r>
-      <w:proofErr w:type="spellEnd"/>
-      <w:r>
-        <w:rPr>
-          <w:rFonts w:cs="Courier New"/>
-        </w:rPr>
-        <w:t xml:space="preserve">, Enter, </w:t>
-      </w:r>
-      <w:proofErr w:type="spellStart"/>
-      <w:r>
-        <w:rPr>
-          <w:rFonts w:cs="Courier New"/>
-        </w:rPr>
-        <w:t>Ctrl+X</w:t>
-      </w:r>
-      <w:proofErr w:type="spellEnd"/>
-      <w:r>
-        <w:rPr>
-          <w:rFonts w:cs="Courier New"/>
-        </w:rPr>
-        <w:t xml:space="preserve">. </w:t>
+        <w:t xml:space="preserve">Now scroll the cursor down to restart, seen circled above, and make sure that it is set to on-failure. If not, change it and save and exit the file with the commands I stated earlier in this order: Ctrl+O, Enter, Ctrl+X. </w:t>
       </w:r>
     </w:p>
     <w:p>
@@ -7011,35 +5229,7 @@
         <w:rPr>
           <w:rFonts w:cs="Courier New"/>
         </w:rPr>
-        <w:t xml:space="preserve"> Let’s use a watchdog script that ensures that even if </w:t>
-      </w:r>
-      <w:proofErr w:type="spellStart"/>
-      <w:r>
-        <w:rPr>
-          <w:rFonts w:cs="Courier New"/>
-        </w:rPr>
-        <w:t>ModemManager</w:t>
-      </w:r>
-      <w:proofErr w:type="spellEnd"/>
-      <w:r>
-        <w:rPr>
-          <w:rFonts w:cs="Courier New"/>
-        </w:rPr>
-        <w:t xml:space="preserve"> encounters a catastrophic failure and cannot restart on its own, this script will do it for us! </w:t>
-      </w:r>
-      <w:proofErr w:type="gramStart"/>
-      <w:r>
-        <w:rPr>
-          <w:rFonts w:cs="Courier New"/>
-        </w:rPr>
-        <w:t>First of all</w:t>
-      </w:r>
-      <w:proofErr w:type="gramEnd"/>
-      <w:r>
-        <w:rPr>
-          <w:rFonts w:cs="Courier New"/>
-        </w:rPr>
-        <w:t>, create the watchdog script by running this command</w:t>
+        <w:t xml:space="preserve"> Let’s use a watchdog script that ensures that even if ModemManager encounters a catastrophic failure and cannot restart on its own, this script will do it for us! First of all, create the watchdog script by running this command</w:t>
       </w:r>
     </w:p>
     <w:p>
@@ -7059,55 +5249,33 @@
           <w:rFonts w:ascii="Courier New" w:hAnsi="Courier New" w:cs="Courier New"/>
         </w:rPr>
       </w:pPr>
-      <w:proofErr w:type="spellStart"/>
-      <w:r>
-        <w:rPr>
-          <w:rFonts w:ascii="Courier New" w:hAnsi="Courier New" w:cs="Courier New"/>
-        </w:rPr>
-        <w:t>sudo</w:t>
-      </w:r>
-      <w:proofErr w:type="spellEnd"/>
-      <w:r>
-        <w:rPr>
-          <w:rFonts w:ascii="Courier New" w:hAnsi="Courier New" w:cs="Courier New"/>
-        </w:rPr>
-        <w:t xml:space="preserve"> nano /usr/local/bin/modem-watchdog.sh</w:t>
-      </w:r>
-    </w:p>
-    <w:p>
-      <w:pPr>
-        <w:pStyle w:val="ListParagraph"/>
-        <w:rPr>
-          <w:rFonts w:ascii="Courier New" w:hAnsi="Courier New" w:cs="Courier New"/>
-        </w:rPr>
-      </w:pPr>
-    </w:p>
-    <w:p>
-      <w:pPr>
-        <w:pStyle w:val="ListParagraph"/>
-        <w:rPr>
-          <w:rFonts w:cs="Courier New"/>
-        </w:rPr>
-      </w:pPr>
-      <w:r>
-        <w:rPr>
-          <w:rFonts w:cs="Courier New"/>
-        </w:rPr>
-        <w:t xml:space="preserve">and we will be in our familiar nano GUI. Now copy in the script from the </w:t>
-      </w:r>
-      <w:proofErr w:type="spellStart"/>
-      <w:r>
-        <w:rPr>
-          <w:rFonts w:cs="Courier New"/>
-        </w:rPr>
-        <w:t>Github</w:t>
-      </w:r>
-      <w:proofErr w:type="spellEnd"/>
-      <w:r>
-        <w:rPr>
-          <w:rFonts w:cs="Courier New"/>
-        </w:rPr>
-        <w:t xml:space="preserve"> repository called </w:t>
+      <w:r>
+        <w:rPr>
+          <w:rFonts w:ascii="Courier New" w:hAnsi="Courier New" w:cs="Courier New"/>
+        </w:rPr>
+        <w:t>sudo nano /usr/local/bin/modem-watchdog.sh</w:t>
+      </w:r>
+    </w:p>
+    <w:p>
+      <w:pPr>
+        <w:pStyle w:val="ListParagraph"/>
+        <w:rPr>
+          <w:rFonts w:ascii="Courier New" w:hAnsi="Courier New" w:cs="Courier New"/>
+        </w:rPr>
+      </w:pPr>
+    </w:p>
+    <w:p>
+      <w:pPr>
+        <w:pStyle w:val="ListParagraph"/>
+        <w:rPr>
+          <w:rFonts w:cs="Courier New"/>
+        </w:rPr>
+      </w:pPr>
+      <w:r>
+        <w:rPr>
+          <w:rFonts w:cs="Courier New"/>
+        </w:rPr>
+        <w:t xml:space="preserve">and we will be in our familiar nano GUI. Now copy in the script from the Github repository called </w:t>
       </w:r>
       <w:r>
         <w:rPr>
@@ -7159,33 +5327,11 @@
           <w:rFonts w:ascii="Courier New" w:hAnsi="Courier New" w:cs="Courier New"/>
         </w:rPr>
       </w:pPr>
-      <w:proofErr w:type="spellStart"/>
-      <w:r>
-        <w:rPr>
-          <w:rFonts w:ascii="Courier New" w:hAnsi="Courier New" w:cs="Courier New"/>
-        </w:rPr>
-        <w:t>sudo</w:t>
-      </w:r>
-      <w:proofErr w:type="spellEnd"/>
-      <w:r>
-        <w:rPr>
-          <w:rFonts w:ascii="Courier New" w:hAnsi="Courier New" w:cs="Courier New"/>
-        </w:rPr>
-        <w:t xml:space="preserve"> </w:t>
-      </w:r>
-      <w:proofErr w:type="spellStart"/>
-      <w:r>
-        <w:rPr>
-          <w:rFonts w:ascii="Courier New" w:hAnsi="Courier New" w:cs="Courier New"/>
-        </w:rPr>
-        <w:t>chmod</w:t>
-      </w:r>
-      <w:proofErr w:type="spellEnd"/>
-      <w:r>
-        <w:rPr>
-          <w:rFonts w:ascii="Courier New" w:hAnsi="Courier New" w:cs="Courier New"/>
-        </w:rPr>
-        <w:t xml:space="preserve"> +x /usr/local/bin/modem-watchdog.sh</w:t>
+      <w:r>
+        <w:rPr>
+          <w:rFonts w:ascii="Courier New" w:hAnsi="Courier New" w:cs="Courier New"/>
+        </w:rPr>
+        <w:t>sudo chmod +x /usr/local/bin/modem-watchdog.sh</w:t>
       </w:r>
     </w:p>
     <w:p>
@@ -7229,76 +5375,30 @@
         <w:rPr>
           <w:rFonts w:cs="Courier New"/>
         </w:rPr>
-        <w:t xml:space="preserve">We now need to make a couple service files. </w:t>
-      </w:r>
-      <w:proofErr w:type="spellStart"/>
-      <w:proofErr w:type="gramStart"/>
-      <w:r>
-        <w:rPr>
-          <w:rFonts w:cs="Courier New"/>
-        </w:rPr>
-        <w:t>Lets</w:t>
-      </w:r>
-      <w:proofErr w:type="spellEnd"/>
-      <w:proofErr w:type="gramEnd"/>
-      <w:r>
-        <w:rPr>
-          <w:rFonts w:cs="Courier New"/>
-        </w:rPr>
-        <w:t xml:space="preserve"> first make the service file that runs the script. Run this command:</w:t>
-      </w:r>
-    </w:p>
-    <w:p>
-      <w:pPr>
-        <w:pStyle w:val="ListParagraph"/>
-        <w:rPr>
-          <w:rFonts w:cs="Courier New"/>
-        </w:rPr>
-      </w:pPr>
-    </w:p>
-    <w:p>
-      <w:pPr>
-        <w:pStyle w:val="ListParagraph"/>
-        <w:rPr>
-          <w:rFonts w:ascii="Courier New" w:hAnsi="Courier New" w:cs="Courier New"/>
-        </w:rPr>
-      </w:pPr>
-      <w:proofErr w:type="spellStart"/>
-      <w:r>
-        <w:rPr>
-          <w:rFonts w:ascii="Courier New" w:hAnsi="Courier New" w:cs="Courier New"/>
-        </w:rPr>
-        <w:t>sudo</w:t>
-      </w:r>
-      <w:proofErr w:type="spellEnd"/>
-      <w:r>
-        <w:rPr>
-          <w:rFonts w:ascii="Courier New" w:hAnsi="Courier New" w:cs="Courier New"/>
-        </w:rPr>
-        <w:t xml:space="preserve"> nano /etc/</w:t>
-      </w:r>
-      <w:proofErr w:type="spellStart"/>
-      <w:r>
-        <w:rPr>
-          <w:rFonts w:ascii="Courier New" w:hAnsi="Courier New" w:cs="Courier New"/>
-        </w:rPr>
-        <w:t>systemd</w:t>
-      </w:r>
-      <w:proofErr w:type="spellEnd"/>
-      <w:r>
-        <w:rPr>
-          <w:rFonts w:ascii="Courier New" w:hAnsi="Courier New" w:cs="Courier New"/>
-        </w:rPr>
-        <w:t>/system/modem-</w:t>
-      </w:r>
-      <w:proofErr w:type="spellStart"/>
-      <w:r>
-        <w:rPr>
-          <w:rFonts w:ascii="Courier New" w:hAnsi="Courier New" w:cs="Courier New"/>
-        </w:rPr>
-        <w:t>watchdog.service</w:t>
-      </w:r>
-      <w:proofErr w:type="spellEnd"/>
+        <w:t>We now need to make a couple service files. Lets first make the service file that runs the script. Run this command:</w:t>
+      </w:r>
+    </w:p>
+    <w:p>
+      <w:pPr>
+        <w:pStyle w:val="ListParagraph"/>
+        <w:rPr>
+          <w:rFonts w:cs="Courier New"/>
+        </w:rPr>
+      </w:pPr>
+    </w:p>
+    <w:p>
+      <w:pPr>
+        <w:pStyle w:val="ListParagraph"/>
+        <w:rPr>
+          <w:rFonts w:ascii="Courier New" w:hAnsi="Courier New" w:cs="Courier New"/>
+        </w:rPr>
+      </w:pPr>
+      <w:r>
+        <w:rPr>
+          <w:rFonts w:ascii="Courier New" w:hAnsi="Courier New" w:cs="Courier New"/>
+        </w:rPr>
+        <w:t>sudo nano /etc/systemd/system/modem-watchdog.service</w:t>
+      </w:r>
     </w:p>
     <w:p>
       <w:pPr>
@@ -7356,70 +5456,36 @@
           <w:rFonts w:ascii="Courier New" w:hAnsi="Courier New" w:cs="Courier New"/>
         </w:rPr>
         <w:lastRenderedPageBreak/>
-        <w:t>Description=</w:t>
-      </w:r>
-      <w:proofErr w:type="spellStart"/>
-      <w:r>
-        <w:rPr>
-          <w:rFonts w:ascii="Courier New" w:hAnsi="Courier New" w:cs="Courier New"/>
-        </w:rPr>
-        <w:t>ModemManager</w:t>
-      </w:r>
-      <w:proofErr w:type="spellEnd"/>
-      <w:r>
-        <w:rPr>
-          <w:rFonts w:ascii="Courier New" w:hAnsi="Courier New" w:cs="Courier New"/>
-        </w:rPr>
-        <w:t xml:space="preserve"> Watchdog Script</w:t>
-      </w:r>
-    </w:p>
-    <w:p>
-      <w:pPr>
-        <w:pStyle w:val="ListParagraph"/>
-        <w:rPr>
-          <w:rFonts w:ascii="Courier New" w:hAnsi="Courier New" w:cs="Courier New"/>
-        </w:rPr>
-      </w:pPr>
-      <w:r>
-        <w:rPr>
-          <w:rFonts w:ascii="Courier New" w:hAnsi="Courier New" w:cs="Courier New"/>
-        </w:rPr>
-        <w:t>Wants=network-</w:t>
-      </w:r>
-      <w:proofErr w:type="spellStart"/>
-      <w:proofErr w:type="gramStart"/>
-      <w:r>
-        <w:rPr>
-          <w:rFonts w:ascii="Courier New" w:hAnsi="Courier New" w:cs="Courier New"/>
-        </w:rPr>
-        <w:t>online.target</w:t>
-      </w:r>
-      <w:proofErr w:type="spellEnd"/>
-      <w:proofErr w:type="gramEnd"/>
-    </w:p>
-    <w:p>
-      <w:pPr>
-        <w:pStyle w:val="ListParagraph"/>
-        <w:rPr>
-          <w:rFonts w:ascii="Courier New" w:hAnsi="Courier New" w:cs="Courier New"/>
-        </w:rPr>
-      </w:pPr>
-      <w:r>
-        <w:rPr>
-          <w:rFonts w:ascii="Courier New" w:hAnsi="Courier New" w:cs="Courier New"/>
-        </w:rPr>
-        <w:t>After=network-</w:t>
-      </w:r>
-      <w:proofErr w:type="spellStart"/>
-      <w:proofErr w:type="gramStart"/>
-      <w:r>
-        <w:rPr>
-          <w:rFonts w:ascii="Courier New" w:hAnsi="Courier New" w:cs="Courier New"/>
-        </w:rPr>
-        <w:t>online.target</w:t>
-      </w:r>
-      <w:proofErr w:type="spellEnd"/>
-      <w:proofErr w:type="gramEnd"/>
+        <w:t>Description=ModemManager Watchdog Script</w:t>
+      </w:r>
+    </w:p>
+    <w:p>
+      <w:pPr>
+        <w:pStyle w:val="ListParagraph"/>
+        <w:rPr>
+          <w:rFonts w:ascii="Courier New" w:hAnsi="Courier New" w:cs="Courier New"/>
+        </w:rPr>
+      </w:pPr>
+      <w:r>
+        <w:rPr>
+          <w:rFonts w:ascii="Courier New" w:hAnsi="Courier New" w:cs="Courier New"/>
+        </w:rPr>
+        <w:t>Wants=network-online.target</w:t>
+      </w:r>
+    </w:p>
+    <w:p>
+      <w:pPr>
+        <w:pStyle w:val="ListParagraph"/>
+        <w:rPr>
+          <w:rFonts w:ascii="Courier New" w:hAnsi="Courier New" w:cs="Courier New"/>
+        </w:rPr>
+      </w:pPr>
+      <w:r>
+        <w:rPr>
+          <w:rFonts w:ascii="Courier New" w:hAnsi="Courier New" w:cs="Courier New"/>
+        </w:rPr>
+        <w:t>After=network-online.target</w:t>
+      </w:r>
     </w:p>
     <w:p>
       <w:pPr>
@@ -7454,29 +5520,21 @@
         <w:rPr>
           <w:rFonts w:ascii="Courier New" w:hAnsi="Courier New" w:cs="Courier New"/>
         </w:rPr>
-        <w:t>Type=</w:t>
-      </w:r>
-      <w:proofErr w:type="spellStart"/>
-      <w:r>
-        <w:rPr>
-          <w:rFonts w:ascii="Courier New" w:hAnsi="Courier New" w:cs="Courier New"/>
-        </w:rPr>
-        <w:t>oneshot</w:t>
-      </w:r>
-      <w:proofErr w:type="spellEnd"/>
-    </w:p>
-    <w:p>
-      <w:pPr>
-        <w:pStyle w:val="ListParagraph"/>
-        <w:rPr>
-          <w:rFonts w:ascii="Courier New" w:hAnsi="Courier New" w:cs="Courier New"/>
-        </w:rPr>
-      </w:pPr>
-      <w:r>
-        <w:rPr>
-          <w:rFonts w:ascii="Courier New" w:hAnsi="Courier New" w:cs="Courier New"/>
-        </w:rPr>
-        <w:t>ExecStart=/usr/local/bin/modem-watchdog.sh</w:t>
+        <w:t>Type=oneshot</w:t>
+      </w:r>
+    </w:p>
+    <w:p>
+      <w:pPr>
+        <w:pStyle w:val="ListParagraph"/>
+        <w:rPr>
+          <w:rFonts w:ascii="Courier New" w:hAnsi="Courier New" w:cs="Courier New"/>
+        </w:rPr>
+      </w:pPr>
+      <w:r>
+        <w:rPr>
+          <w:rFonts w:ascii="Courier New" w:hAnsi="Courier New" w:cs="Courier New"/>
+        </w:rPr>
+        <w:t>ExecStart=/bin/bash /usr/local/bin/modem-watchdog.sh</w:t>
       </w:r>
     </w:p>
     <w:p>
@@ -7538,42 +5596,12 @@
           <w:rFonts w:ascii="Courier New" w:hAnsi="Courier New" w:cs="Courier New"/>
         </w:rPr>
       </w:pPr>
-      <w:proofErr w:type="spellStart"/>
-      <w:r>
-        <w:rPr>
-          <w:rFonts w:ascii="Courier New" w:hAnsi="Courier New" w:cs="Courier New"/>
-        </w:rPr>
-        <w:t>sudo</w:t>
-      </w:r>
-      <w:proofErr w:type="spellEnd"/>
-      <w:r>
-        <w:rPr>
-          <w:rFonts w:ascii="Courier New" w:hAnsi="Courier New" w:cs="Courier New"/>
-        </w:rPr>
-        <w:t xml:space="preserve"> nano /etc/</w:t>
-      </w:r>
-      <w:proofErr w:type="spellStart"/>
-      <w:r>
-        <w:rPr>
-          <w:rFonts w:ascii="Courier New" w:hAnsi="Courier New" w:cs="Courier New"/>
-        </w:rPr>
-        <w:t>systemd</w:t>
-      </w:r>
-      <w:proofErr w:type="spellEnd"/>
-      <w:r>
-        <w:rPr>
-          <w:rFonts w:ascii="Courier New" w:hAnsi="Courier New" w:cs="Courier New"/>
-        </w:rPr>
-        <w:t>/system/modem-</w:t>
-      </w:r>
-      <w:proofErr w:type="spellStart"/>
-      <w:r>
-        <w:rPr>
-          <w:rFonts w:ascii="Courier New" w:hAnsi="Courier New" w:cs="Courier New"/>
-        </w:rPr>
-        <w:t>watchdog.timer</w:t>
-      </w:r>
-      <w:proofErr w:type="spellEnd"/>
+      <w:r>
+        <w:rPr>
+          <w:rFonts w:ascii="Courier New" w:hAnsi="Courier New" w:cs="Courier New"/>
+        </w:rPr>
+        <w:t>sudo nano /etc/systemd/system/modem-watchdog.timer</w:t>
+      </w:r>
     </w:p>
     <w:p>
       <w:pPr>
@@ -7636,21 +5664,7 @@
         <w:rPr>
           <w:rFonts w:ascii="Courier New" w:hAnsi="Courier New" w:cs="Courier New"/>
         </w:rPr>
-        <w:t xml:space="preserve">Description=Run </w:t>
-      </w:r>
-      <w:proofErr w:type="spellStart"/>
-      <w:r>
-        <w:rPr>
-          <w:rFonts w:ascii="Courier New" w:hAnsi="Courier New" w:cs="Courier New"/>
-        </w:rPr>
-        <w:t>ModemManager</w:t>
-      </w:r>
-      <w:proofErr w:type="spellEnd"/>
-      <w:r>
-        <w:rPr>
-          <w:rFonts w:ascii="Courier New" w:hAnsi="Courier New" w:cs="Courier New"/>
-        </w:rPr>
-        <w:t xml:space="preserve"> Watchdog every 5 minutes</w:t>
+        <w:t>Description=Run ModemManager Watchdog every 5 minutes</w:t>
       </w:r>
     </w:p>
     <w:p>
@@ -7682,41 +5696,25 @@
           <w:rFonts w:ascii="Courier New" w:hAnsi="Courier New" w:cs="Courier New"/>
         </w:rPr>
       </w:pPr>
-      <w:proofErr w:type="spellStart"/>
-      <w:r>
-        <w:rPr>
-          <w:rFonts w:ascii="Courier New" w:hAnsi="Courier New" w:cs="Courier New"/>
-        </w:rPr>
-        <w:t>OnBootSec</w:t>
-      </w:r>
-      <w:proofErr w:type="spellEnd"/>
-      <w:r>
-        <w:rPr>
-          <w:rFonts w:ascii="Courier New" w:hAnsi="Courier New" w:cs="Courier New"/>
-        </w:rPr>
-        <w:t>=2min</w:t>
-      </w:r>
-    </w:p>
-    <w:p>
-      <w:pPr>
-        <w:pStyle w:val="ListParagraph"/>
-        <w:rPr>
-          <w:rFonts w:ascii="Courier New" w:hAnsi="Courier New" w:cs="Courier New"/>
-        </w:rPr>
-      </w:pPr>
-      <w:proofErr w:type="spellStart"/>
-      <w:r>
-        <w:rPr>
-          <w:rFonts w:ascii="Courier New" w:hAnsi="Courier New" w:cs="Courier New"/>
-        </w:rPr>
-        <w:t>OnUnitActiveSec</w:t>
-      </w:r>
-      <w:proofErr w:type="spellEnd"/>
-      <w:r>
-        <w:rPr>
-          <w:rFonts w:ascii="Courier New" w:hAnsi="Courier New" w:cs="Courier New"/>
-        </w:rPr>
-        <w:t>=5min</w:t>
+      <w:r>
+        <w:rPr>
+          <w:rFonts w:ascii="Courier New" w:hAnsi="Courier New" w:cs="Courier New"/>
+        </w:rPr>
+        <w:t>OnBootSec=2min</w:t>
+      </w:r>
+    </w:p>
+    <w:p>
+      <w:pPr>
+        <w:pStyle w:val="ListParagraph"/>
+        <w:rPr>
+          <w:rFonts w:ascii="Courier New" w:hAnsi="Courier New" w:cs="Courier New"/>
+        </w:rPr>
+      </w:pPr>
+      <w:r>
+        <w:rPr>
+          <w:rFonts w:ascii="Courier New" w:hAnsi="Courier New" w:cs="Courier New"/>
+        </w:rPr>
+        <w:t>OnUnitActiveSec=5min</w:t>
       </w:r>
     </w:p>
     <w:p>
@@ -7762,28 +5760,12 @@
           <w:rFonts w:ascii="Courier New" w:hAnsi="Courier New" w:cs="Courier New"/>
         </w:rPr>
       </w:pPr>
-      <w:proofErr w:type="spellStart"/>
-      <w:r>
-        <w:rPr>
-          <w:rFonts w:ascii="Courier New" w:hAnsi="Courier New" w:cs="Courier New"/>
-        </w:rPr>
-        <w:t>WantedBy</w:t>
-      </w:r>
-      <w:proofErr w:type="spellEnd"/>
-      <w:r>
-        <w:rPr>
-          <w:rFonts w:ascii="Courier New" w:hAnsi="Courier New" w:cs="Courier New"/>
-        </w:rPr>
-        <w:t>=</w:t>
-      </w:r>
-      <w:proofErr w:type="spellStart"/>
-      <w:r>
-        <w:rPr>
-          <w:rFonts w:ascii="Courier New" w:hAnsi="Courier New" w:cs="Courier New"/>
-        </w:rPr>
-        <w:t>timers.target</w:t>
-      </w:r>
-      <w:proofErr w:type="spellEnd"/>
+      <w:r>
+        <w:rPr>
+          <w:rFonts w:ascii="Courier New" w:hAnsi="Courier New" w:cs="Courier New"/>
+        </w:rPr>
+        <w:t>WantedBy=timers.target</w:t>
+      </w:r>
     </w:p>
     <w:p>
       <w:pPr>
@@ -7844,80 +5826,26 @@
           <w:rFonts w:ascii="Courier New" w:hAnsi="Courier New" w:cs="Courier New"/>
         </w:rPr>
       </w:pPr>
-      <w:proofErr w:type="spellStart"/>
-      <w:r>
-        <w:rPr>
-          <w:rFonts w:ascii="Courier New" w:hAnsi="Courier New" w:cs="Courier New"/>
-        </w:rPr>
-        <w:t>sudo</w:t>
-      </w:r>
-      <w:proofErr w:type="spellEnd"/>
-      <w:r>
-        <w:rPr>
-          <w:rFonts w:ascii="Courier New" w:hAnsi="Courier New" w:cs="Courier New"/>
-        </w:rPr>
-        <w:t xml:space="preserve"> </w:t>
-      </w:r>
-      <w:proofErr w:type="spellStart"/>
-      <w:r>
-        <w:rPr>
-          <w:rFonts w:ascii="Courier New" w:hAnsi="Courier New" w:cs="Courier New"/>
-        </w:rPr>
-        <w:t>systemctl</w:t>
-      </w:r>
-      <w:proofErr w:type="spellEnd"/>
-      <w:r>
-        <w:rPr>
-          <w:rFonts w:ascii="Courier New" w:hAnsi="Courier New" w:cs="Courier New"/>
-        </w:rPr>
-        <w:t xml:space="preserve"> daemon-reload</w:t>
-      </w:r>
-    </w:p>
-    <w:p>
-      <w:pPr>
-        <w:pStyle w:val="ListParagraph"/>
-        <w:rPr>
-          <w:rFonts w:ascii="Courier New" w:hAnsi="Courier New" w:cs="Courier New"/>
-        </w:rPr>
-      </w:pPr>
-      <w:proofErr w:type="spellStart"/>
-      <w:r>
-        <w:rPr>
-          <w:rFonts w:ascii="Courier New" w:hAnsi="Courier New" w:cs="Courier New"/>
-        </w:rPr>
-        <w:t>sudo</w:t>
-      </w:r>
-      <w:proofErr w:type="spellEnd"/>
-      <w:r>
-        <w:rPr>
-          <w:rFonts w:ascii="Courier New" w:hAnsi="Courier New" w:cs="Courier New"/>
-        </w:rPr>
-        <w:t xml:space="preserve"> </w:t>
-      </w:r>
-      <w:proofErr w:type="spellStart"/>
-      <w:r>
-        <w:rPr>
-          <w:rFonts w:ascii="Courier New" w:hAnsi="Courier New" w:cs="Courier New"/>
-        </w:rPr>
-        <w:t>systemctl</w:t>
-      </w:r>
-      <w:proofErr w:type="spellEnd"/>
-      <w:r>
-        <w:rPr>
-          <w:rFonts w:ascii="Courier New" w:hAnsi="Courier New" w:cs="Courier New"/>
-        </w:rPr>
-        <w:t xml:space="preserve"> enable --now modem-</w:t>
-      </w:r>
-      <w:proofErr w:type="spellStart"/>
-      <w:proofErr w:type="gramStart"/>
-      <w:r>
-        <w:rPr>
-          <w:rFonts w:ascii="Courier New" w:hAnsi="Courier New" w:cs="Courier New"/>
-        </w:rPr>
-        <w:t>watchdog.timer</w:t>
-      </w:r>
-      <w:proofErr w:type="spellEnd"/>
-      <w:proofErr w:type="gramEnd"/>
+      <w:r>
+        <w:rPr>
+          <w:rFonts w:ascii="Courier New" w:hAnsi="Courier New" w:cs="Courier New"/>
+        </w:rPr>
+        <w:t>sudo systemctl daemon-reload</w:t>
+      </w:r>
+    </w:p>
+    <w:p>
+      <w:pPr>
+        <w:pStyle w:val="ListParagraph"/>
+        <w:rPr>
+          <w:rFonts w:ascii="Courier New" w:hAnsi="Courier New" w:cs="Courier New"/>
+        </w:rPr>
+      </w:pPr>
+      <w:r>
+        <w:rPr>
+          <w:rFonts w:ascii="Courier New" w:hAnsi="Courier New" w:cs="Courier New"/>
+        </w:rPr>
+        <w:t>sudo systemctl enable --now modem-watchdog.timer</w:t>
+      </w:r>
     </w:p>
     <w:p>
       <w:pPr>
@@ -7956,30 +5884,12 @@
           <w:rFonts w:ascii="Courier New" w:hAnsi="Courier New" w:cs="Courier New"/>
         </w:rPr>
       </w:pPr>
-      <w:proofErr w:type="spellStart"/>
-      <w:r>
-        <w:rPr>
-          <w:rFonts w:ascii="Courier New" w:hAnsi="Courier New" w:cs="Courier New"/>
-        </w:rPr>
-        <w:t>systemctl</w:t>
-      </w:r>
-      <w:proofErr w:type="spellEnd"/>
-      <w:r>
-        <w:rPr>
-          <w:rFonts w:ascii="Courier New" w:hAnsi="Courier New" w:cs="Courier New"/>
-        </w:rPr>
-        <w:t xml:space="preserve"> status modem-</w:t>
-      </w:r>
-      <w:proofErr w:type="spellStart"/>
-      <w:proofErr w:type="gramStart"/>
-      <w:r>
-        <w:rPr>
-          <w:rFonts w:ascii="Courier New" w:hAnsi="Courier New" w:cs="Courier New"/>
-        </w:rPr>
-        <w:t>watchdog.timer</w:t>
-      </w:r>
-      <w:proofErr w:type="spellEnd"/>
-      <w:proofErr w:type="gramEnd"/>
+      <w:r>
+        <w:rPr>
+          <w:rFonts w:ascii="Courier New" w:hAnsi="Courier New" w:cs="Courier New"/>
+        </w:rPr>
+        <w:t>systemctl status modem-watchdog.timer</w:t>
+      </w:r>
     </w:p>
     <w:p>
       <w:pPr>
@@ -8066,21 +5976,7 @@
         <w:rPr>
           <w:rFonts w:cs="Courier New"/>
         </w:rPr>
-        <w:t xml:space="preserve">Quite easily the simplest bit of the setup! The only thing is, this costs some money to do, which is why it is so easy! For simplicity, we went with home assistant cloud, which is </w:t>
-      </w:r>
-      <w:proofErr w:type="gramStart"/>
-      <w:r>
-        <w:rPr>
-          <w:rFonts w:cs="Courier New"/>
-        </w:rPr>
-        <w:t>Home</w:t>
-      </w:r>
-      <w:proofErr w:type="gramEnd"/>
-      <w:r>
-        <w:rPr>
-          <w:rFonts w:cs="Courier New"/>
-        </w:rPr>
-        <w:t xml:space="preserve"> assistant</w:t>
+        <w:t>Quite easily the simplest bit of the setup! The only thing is, this costs some money to do, which is why it is so easy! For simplicity, we went with home assistant cloud, which is Home assistant</w:t>
       </w:r>
       <w:r>
         <w:rPr>
@@ -8225,40 +6121,24 @@
           <w:rFonts w:ascii="Courier New" w:hAnsi="Courier New" w:cs="Courier New"/>
         </w:rPr>
       </w:pPr>
-      <w:proofErr w:type="spellStart"/>
-      <w:r>
-        <w:rPr>
-          <w:rFonts w:ascii="Courier New" w:hAnsi="Courier New" w:cs="Courier New"/>
-        </w:rPr>
-        <w:t>sudo</w:t>
-      </w:r>
-      <w:proofErr w:type="spellEnd"/>
-      <w:r>
-        <w:rPr>
-          <w:rFonts w:ascii="Courier New" w:hAnsi="Courier New" w:cs="Courier New"/>
-        </w:rPr>
-        <w:t xml:space="preserve"> apt update</w:t>
-      </w:r>
-    </w:p>
-    <w:p>
-      <w:pPr>
-        <w:rPr>
-          <w:rFonts w:ascii="Courier New" w:hAnsi="Courier New" w:cs="Courier New"/>
-        </w:rPr>
-      </w:pPr>
-      <w:proofErr w:type="spellStart"/>
-      <w:r>
-        <w:rPr>
-          <w:rFonts w:ascii="Courier New" w:hAnsi="Courier New" w:cs="Courier New"/>
-        </w:rPr>
-        <w:t>sudo</w:t>
-      </w:r>
-      <w:proofErr w:type="spellEnd"/>
-      <w:r>
-        <w:rPr>
-          <w:rFonts w:ascii="Courier New" w:hAnsi="Courier New" w:cs="Courier New"/>
-        </w:rPr>
-        <w:t xml:space="preserve"> apt install Arduino -y</w:t>
+      <w:r>
+        <w:rPr>
+          <w:rFonts w:ascii="Courier New" w:hAnsi="Courier New" w:cs="Courier New"/>
+        </w:rPr>
+        <w:t>sudo apt update</w:t>
+      </w:r>
+    </w:p>
+    <w:p>
+      <w:pPr>
+        <w:rPr>
+          <w:rFonts w:ascii="Courier New" w:hAnsi="Courier New" w:cs="Courier New"/>
+        </w:rPr>
+      </w:pPr>
+      <w:r>
+        <w:rPr>
+          <w:rFonts w:ascii="Courier New" w:hAnsi="Courier New" w:cs="Courier New"/>
+        </w:rPr>
+        <w:t>sudo apt install Arduino -y</w:t>
       </w:r>
     </w:p>
     <w:p>
@@ -8280,14 +6160,12 @@
           <w:rFonts w:ascii="Courier New" w:hAnsi="Courier New" w:cs="Courier New"/>
         </w:rPr>
       </w:pPr>
-      <w:proofErr w:type="spellStart"/>
       <w:r>
         <w:rPr>
           <w:rFonts w:ascii="Courier New" w:hAnsi="Courier New" w:cs="Courier New"/>
         </w:rPr>
         <w:t>arduino</w:t>
       </w:r>
-      <w:proofErr w:type="spellEnd"/>
     </w:p>
     <w:p>
       <w:pPr>
@@ -8375,35 +6253,11 @@
         </w:rPr>
         <w:t xml:space="preserve"> ensure that we have the correct integrations set up so we can publish to Home Assistant properly. We must first run some commands to install some software that allows us to publish called </w:t>
       </w:r>
-      <w:proofErr w:type="spellStart"/>
-      <w:r>
-        <w:rPr>
-          <w:rFonts w:cs="Courier New"/>
-        </w:rPr>
-        <w:t>mosquitto</w:t>
-      </w:r>
-      <w:proofErr w:type="spellEnd"/>
-      <w:r>
-        <w:rPr>
-          <w:rFonts w:cs="Courier New"/>
-        </w:rPr>
-        <w:t xml:space="preserve">. </w:t>
-      </w:r>
-      <w:proofErr w:type="spellStart"/>
-      <w:proofErr w:type="gramStart"/>
-      <w:r>
-        <w:rPr>
-          <w:rFonts w:cs="Courier New"/>
-        </w:rPr>
-        <w:t>Lets</w:t>
-      </w:r>
-      <w:proofErr w:type="spellEnd"/>
-      <w:proofErr w:type="gramEnd"/>
-      <w:r>
-        <w:rPr>
-          <w:rFonts w:cs="Courier New"/>
-        </w:rPr>
-        <w:t xml:space="preserve"> get that installed first using this command block:</w:t>
+      <w:r>
+        <w:rPr>
+          <w:rFonts w:cs="Courier New"/>
+        </w:rPr>
+        <w:t>mosquitto. Lets get that installed first using this command block:</w:t>
       </w:r>
     </w:p>
     <w:p>
@@ -8413,19 +6267,11 @@
           <w:rFonts w:ascii="Courier New" w:hAnsi="Courier New" w:cs="Courier New"/>
         </w:rPr>
       </w:pPr>
-      <w:proofErr w:type="spellStart"/>
-      <w:r>
-        <w:rPr>
-          <w:rFonts w:ascii="Courier New" w:hAnsi="Courier New" w:cs="Courier New"/>
-        </w:rPr>
-        <w:t>sudo</w:t>
-      </w:r>
-      <w:proofErr w:type="spellEnd"/>
-      <w:r>
-        <w:rPr>
-          <w:rFonts w:ascii="Courier New" w:hAnsi="Courier New" w:cs="Courier New"/>
-        </w:rPr>
-        <w:t xml:space="preserve"> apt update</w:t>
+      <w:r>
+        <w:rPr>
+          <w:rFonts w:ascii="Courier New" w:hAnsi="Courier New" w:cs="Courier New"/>
+        </w:rPr>
+        <w:t>sudo apt update</w:t>
       </w:r>
     </w:p>
     <w:p>
@@ -8435,47 +6281,11 @@
           <w:rFonts w:ascii="Courier New" w:hAnsi="Courier New" w:cs="Courier New"/>
         </w:rPr>
       </w:pPr>
-      <w:proofErr w:type="spellStart"/>
-      <w:r>
-        <w:rPr>
-          <w:rFonts w:ascii="Courier New" w:hAnsi="Courier New" w:cs="Courier New"/>
-        </w:rPr>
-        <w:t>sudo</w:t>
-      </w:r>
-      <w:proofErr w:type="spellEnd"/>
-      <w:r>
-        <w:rPr>
-          <w:rFonts w:ascii="Courier New" w:hAnsi="Courier New" w:cs="Courier New"/>
-        </w:rPr>
-        <w:t xml:space="preserve"> apt install </w:t>
-      </w:r>
-      <w:proofErr w:type="spellStart"/>
-      <w:r>
-        <w:rPr>
-          <w:rFonts w:ascii="Courier New" w:hAnsi="Courier New" w:cs="Courier New"/>
-        </w:rPr>
-        <w:t>mosquitto</w:t>
-      </w:r>
-      <w:proofErr w:type="spellEnd"/>
-      <w:r>
-        <w:rPr>
-          <w:rFonts w:ascii="Courier New" w:hAnsi="Courier New" w:cs="Courier New"/>
-        </w:rPr>
-        <w:t xml:space="preserve"> </w:t>
-      </w:r>
-      <w:proofErr w:type="spellStart"/>
-      <w:r>
-        <w:rPr>
-          <w:rFonts w:ascii="Courier New" w:hAnsi="Courier New" w:cs="Courier New"/>
-        </w:rPr>
-        <w:t>mosquitto</w:t>
-      </w:r>
-      <w:proofErr w:type="spellEnd"/>
-      <w:r>
-        <w:rPr>
-          <w:rFonts w:ascii="Courier New" w:hAnsi="Courier New" w:cs="Courier New"/>
-        </w:rPr>
-        <w:t>-clients</w:t>
+      <w:r>
+        <w:rPr>
+          <w:rFonts w:ascii="Courier New" w:hAnsi="Courier New" w:cs="Courier New"/>
+        </w:rPr>
+        <w:t>sudo apt install mosquitto mosquitto-clients</w:t>
       </w:r>
     </w:p>
     <w:p>
@@ -8493,21 +6303,7 @@
         <w:rPr>
           <w:rFonts w:cs="Courier New"/>
         </w:rPr>
-        <w:t xml:space="preserve">This will install the service systemwide on the pi, which is what we want! Now we simply enable it as a </w:t>
-      </w:r>
-      <w:proofErr w:type="spellStart"/>
-      <w:r>
-        <w:rPr>
-          <w:rFonts w:cs="Courier New"/>
-        </w:rPr>
-        <w:t>systemd</w:t>
-      </w:r>
-      <w:proofErr w:type="spellEnd"/>
-      <w:r>
-        <w:rPr>
-          <w:rFonts w:cs="Courier New"/>
-        </w:rPr>
-        <w:t xml:space="preserve"> service:</w:t>
+        <w:t>This will install the service systemwide on the pi, which is what we want! Now we simply enable it as a systemd service:</w:t>
       </w:r>
     </w:p>
     <w:p>
@@ -8517,42 +6313,12 @@
           <w:rFonts w:ascii="Courier New" w:hAnsi="Courier New" w:cs="Courier New"/>
         </w:rPr>
       </w:pPr>
-      <w:proofErr w:type="spellStart"/>
-      <w:r>
-        <w:rPr>
-          <w:rFonts w:ascii="Courier New" w:hAnsi="Courier New" w:cs="Courier New"/>
-        </w:rPr>
-        <w:t>sudo</w:t>
-      </w:r>
-      <w:proofErr w:type="spellEnd"/>
-      <w:r>
-        <w:rPr>
-          <w:rFonts w:ascii="Courier New" w:hAnsi="Courier New" w:cs="Courier New"/>
-        </w:rPr>
-        <w:t xml:space="preserve"> </w:t>
-      </w:r>
-      <w:proofErr w:type="spellStart"/>
-      <w:r>
-        <w:rPr>
-          <w:rFonts w:ascii="Courier New" w:hAnsi="Courier New" w:cs="Courier New"/>
-        </w:rPr>
-        <w:t>systemctl</w:t>
-      </w:r>
-      <w:proofErr w:type="spellEnd"/>
-      <w:r>
-        <w:rPr>
-          <w:rFonts w:ascii="Courier New" w:hAnsi="Courier New" w:cs="Courier New"/>
-        </w:rPr>
-        <w:t xml:space="preserve"> enable </w:t>
-      </w:r>
-      <w:proofErr w:type="spellStart"/>
-      <w:r>
-        <w:rPr>
-          <w:rFonts w:ascii="Courier New" w:hAnsi="Courier New" w:cs="Courier New"/>
-        </w:rPr>
-        <w:t>mosquitto</w:t>
-      </w:r>
-      <w:proofErr w:type="spellEnd"/>
+      <w:r>
+        <w:rPr>
+          <w:rFonts w:ascii="Courier New" w:hAnsi="Courier New" w:cs="Courier New"/>
+        </w:rPr>
+        <w:t>sudo systemctl enable mosquitto</w:t>
+      </w:r>
     </w:p>
     <w:p>
       <w:pPr>
@@ -8561,42 +6327,12 @@
           <w:rFonts w:ascii="Courier New" w:hAnsi="Courier New" w:cs="Courier New"/>
         </w:rPr>
       </w:pPr>
-      <w:proofErr w:type="spellStart"/>
-      <w:r>
-        <w:rPr>
-          <w:rFonts w:ascii="Courier New" w:hAnsi="Courier New" w:cs="Courier New"/>
-        </w:rPr>
-        <w:t>sudo</w:t>
-      </w:r>
-      <w:proofErr w:type="spellEnd"/>
-      <w:r>
-        <w:rPr>
-          <w:rFonts w:ascii="Courier New" w:hAnsi="Courier New" w:cs="Courier New"/>
-        </w:rPr>
-        <w:t xml:space="preserve"> </w:t>
-      </w:r>
-      <w:proofErr w:type="spellStart"/>
-      <w:r>
-        <w:rPr>
-          <w:rFonts w:ascii="Courier New" w:hAnsi="Courier New" w:cs="Courier New"/>
-        </w:rPr>
-        <w:t>systemctl</w:t>
-      </w:r>
-      <w:proofErr w:type="spellEnd"/>
-      <w:r>
-        <w:rPr>
-          <w:rFonts w:ascii="Courier New" w:hAnsi="Courier New" w:cs="Courier New"/>
-        </w:rPr>
-        <w:t xml:space="preserve"> start </w:t>
-      </w:r>
-      <w:proofErr w:type="spellStart"/>
-      <w:r>
-        <w:rPr>
-          <w:rFonts w:ascii="Courier New" w:hAnsi="Courier New" w:cs="Courier New"/>
-        </w:rPr>
-        <w:t>mosquitto</w:t>
-      </w:r>
-      <w:proofErr w:type="spellEnd"/>
+      <w:r>
+        <w:rPr>
+          <w:rFonts w:ascii="Courier New" w:hAnsi="Courier New" w:cs="Courier New"/>
+        </w:rPr>
+        <w:t>sudo systemctl start mosquitto</w:t>
+      </w:r>
     </w:p>
     <w:p>
       <w:pPr>
@@ -8625,42 +6361,12 @@
           <w:rFonts w:ascii="Courier New" w:hAnsi="Courier New" w:cs="Courier New"/>
         </w:rPr>
       </w:pPr>
-      <w:proofErr w:type="spellStart"/>
-      <w:r>
-        <w:rPr>
-          <w:rFonts w:ascii="Courier New" w:hAnsi="Courier New" w:cs="Courier New"/>
-        </w:rPr>
-        <w:t>sudo</w:t>
-      </w:r>
-      <w:proofErr w:type="spellEnd"/>
-      <w:r>
-        <w:rPr>
-          <w:rFonts w:ascii="Courier New" w:hAnsi="Courier New" w:cs="Courier New"/>
-        </w:rPr>
-        <w:t xml:space="preserve"> </w:t>
-      </w:r>
-      <w:proofErr w:type="spellStart"/>
-      <w:r>
-        <w:rPr>
-          <w:rFonts w:ascii="Courier New" w:hAnsi="Courier New" w:cs="Courier New"/>
-        </w:rPr>
-        <w:t>systemd</w:t>
-      </w:r>
-      <w:proofErr w:type="spellEnd"/>
-      <w:r>
-        <w:rPr>
-          <w:rFonts w:ascii="Courier New" w:hAnsi="Courier New" w:cs="Courier New"/>
-        </w:rPr>
-        <w:t xml:space="preserve"> status </w:t>
-      </w:r>
-      <w:proofErr w:type="spellStart"/>
-      <w:r>
-        <w:rPr>
-          <w:rFonts w:ascii="Courier New" w:hAnsi="Courier New" w:cs="Courier New"/>
-        </w:rPr>
-        <w:t>mosquitto</w:t>
-      </w:r>
-      <w:proofErr w:type="spellEnd"/>
+      <w:r>
+        <w:rPr>
+          <w:rFonts w:ascii="Courier New" w:hAnsi="Courier New" w:cs="Courier New"/>
+        </w:rPr>
+        <w:t>sudo systemd status mosquitto</w:t>
+      </w:r>
     </w:p>
     <w:p>
       <w:pPr>
@@ -8687,42 +6393,12 @@
           <w:rFonts w:ascii="Courier New" w:hAnsi="Courier New" w:cs="Courier New"/>
         </w:rPr>
       </w:pPr>
-      <w:proofErr w:type="spellStart"/>
-      <w:r>
-        <w:rPr>
-          <w:rFonts w:ascii="Courier New" w:hAnsi="Courier New" w:cs="Courier New"/>
-        </w:rPr>
-        <w:t>sudo</w:t>
-      </w:r>
-      <w:proofErr w:type="spellEnd"/>
-      <w:r>
-        <w:rPr>
-          <w:rFonts w:ascii="Courier New" w:hAnsi="Courier New" w:cs="Courier New"/>
-        </w:rPr>
-        <w:t xml:space="preserve"> </w:t>
-      </w:r>
-      <w:proofErr w:type="spellStart"/>
-      <w:r>
-        <w:rPr>
-          <w:rFonts w:ascii="Courier New" w:hAnsi="Courier New" w:cs="Courier New"/>
-        </w:rPr>
-        <w:t>systemd</w:t>
-      </w:r>
-      <w:proofErr w:type="spellEnd"/>
-      <w:r>
-        <w:rPr>
-          <w:rFonts w:ascii="Courier New" w:hAnsi="Courier New" w:cs="Courier New"/>
-        </w:rPr>
-        <w:t xml:space="preserve"> daemon-</w:t>
-      </w:r>
-      <w:proofErr w:type="spellStart"/>
-      <w:r>
-        <w:rPr>
-          <w:rFonts w:ascii="Courier New" w:hAnsi="Courier New" w:cs="Courier New"/>
-        </w:rPr>
-        <w:t>reexec</w:t>
-      </w:r>
-      <w:proofErr w:type="spellEnd"/>
+      <w:r>
+        <w:rPr>
+          <w:rFonts w:ascii="Courier New" w:hAnsi="Courier New" w:cs="Courier New"/>
+        </w:rPr>
+        <w:t>sudo systemd daemon-reexec</w:t>
+      </w:r>
     </w:p>
     <w:p>
       <w:pPr>
@@ -8731,33 +6407,11 @@
           <w:rFonts w:ascii="Courier New" w:hAnsi="Courier New" w:cs="Courier New"/>
         </w:rPr>
       </w:pPr>
-      <w:proofErr w:type="spellStart"/>
-      <w:r>
-        <w:rPr>
-          <w:rFonts w:ascii="Courier New" w:hAnsi="Courier New" w:cs="Courier New"/>
-        </w:rPr>
-        <w:t>sudo</w:t>
-      </w:r>
-      <w:proofErr w:type="spellEnd"/>
-      <w:r>
-        <w:rPr>
-          <w:rFonts w:ascii="Courier New" w:hAnsi="Courier New" w:cs="Courier New"/>
-        </w:rPr>
-        <w:t xml:space="preserve"> </w:t>
-      </w:r>
-      <w:proofErr w:type="spellStart"/>
-      <w:r>
-        <w:rPr>
-          <w:rFonts w:ascii="Courier New" w:hAnsi="Courier New" w:cs="Courier New"/>
-        </w:rPr>
-        <w:t>systemd</w:t>
-      </w:r>
-      <w:proofErr w:type="spellEnd"/>
-      <w:r>
-        <w:rPr>
-          <w:rFonts w:ascii="Courier New" w:hAnsi="Courier New" w:cs="Courier New"/>
-        </w:rPr>
-        <w:t xml:space="preserve"> daemon-reload</w:t>
+      <w:r>
+        <w:rPr>
+          <w:rFonts w:ascii="Courier New" w:hAnsi="Courier New" w:cs="Courier New"/>
+        </w:rPr>
+        <w:t>sudo systemd daemon-reload</w:t>
       </w:r>
     </w:p>
     <w:p>
@@ -8789,21 +6443,7 @@
           <w:rFonts w:cs="Courier New"/>
         </w:rPr>
         <w:lastRenderedPageBreak/>
-        <w:t xml:space="preserve">Now that </w:t>
-      </w:r>
-      <w:proofErr w:type="spellStart"/>
-      <w:r>
-        <w:rPr>
-          <w:rFonts w:cs="Courier New"/>
-        </w:rPr>
-        <w:t>mosquitto</w:t>
-      </w:r>
-      <w:proofErr w:type="spellEnd"/>
-      <w:r>
-        <w:rPr>
-          <w:rFonts w:cs="Courier New"/>
-        </w:rPr>
-        <w:t xml:space="preserve"> is installed, we can set up our script! For fresh installs and no risk of conflicting libraries systemwide, we will make use of virtual environments!</w:t>
+        <w:t>Now that mosquitto is installed, we can set up our script! For fresh installs and no risk of conflicting libraries systemwide, we will make use of virtual environments!</w:t>
       </w:r>
       <w:r>
         <w:rPr>
@@ -8818,19 +6458,11 @@
           <w:rFonts w:ascii="Courier New" w:hAnsi="Courier New" w:cs="Courier New"/>
         </w:rPr>
       </w:pPr>
-      <w:proofErr w:type="spellStart"/>
-      <w:r>
-        <w:rPr>
-          <w:rFonts w:ascii="Courier New" w:hAnsi="Courier New" w:cs="Courier New"/>
-        </w:rPr>
-        <w:t>sudo</w:t>
-      </w:r>
-      <w:proofErr w:type="spellEnd"/>
-      <w:r>
-        <w:rPr>
-          <w:rFonts w:ascii="Courier New" w:hAnsi="Courier New" w:cs="Courier New"/>
-        </w:rPr>
-        <w:t xml:space="preserve"> apt install python3-venv python3-pip</w:t>
+      <w:r>
+        <w:rPr>
+          <w:rFonts w:ascii="Courier New" w:hAnsi="Courier New" w:cs="Courier New"/>
+        </w:rPr>
+        <w:t>sudo apt install python3-venv python3-pip</w:t>
       </w:r>
     </w:p>
     <w:p>
@@ -8857,21 +6489,7 @@
         <w:rPr>
           <w:rFonts w:ascii="Courier New" w:hAnsi="Courier New" w:cs="Courier New"/>
         </w:rPr>
-        <w:t xml:space="preserve">python -m </w:t>
-      </w:r>
-      <w:proofErr w:type="spellStart"/>
-      <w:r>
-        <w:rPr>
-          <w:rFonts w:ascii="Courier New" w:hAnsi="Courier New" w:cs="Courier New"/>
-        </w:rPr>
-        <w:t>venv</w:t>
-      </w:r>
-      <w:proofErr w:type="spellEnd"/>
-      <w:r>
-        <w:rPr>
-          <w:rFonts w:ascii="Courier New" w:hAnsi="Courier New" w:cs="Courier New"/>
-        </w:rPr>
-        <w:t xml:space="preserve"> </w:t>
+        <w:t xml:space="preserve">python -m venv </w:t>
       </w:r>
       <w:r>
         <w:rPr>
@@ -8891,35 +6509,7 @@
         <w:rPr>
           <w:rFonts w:cs="Courier New"/>
         </w:rPr>
-        <w:t xml:space="preserve">When running this, it will create a virtual python environment in the path that you specified. Notice the text highlighted in red. This must be the same </w:t>
-      </w:r>
-      <w:proofErr w:type="spellStart"/>
-      <w:r>
-        <w:rPr>
-          <w:rFonts w:cs="Courier New"/>
-        </w:rPr>
-        <w:t>filepath</w:t>
-      </w:r>
-      <w:proofErr w:type="spellEnd"/>
-      <w:r>
-        <w:rPr>
-          <w:rFonts w:cs="Courier New"/>
-        </w:rPr>
-        <w:t xml:space="preserve"> to the publishing script! For me, my script had this </w:t>
-      </w:r>
-      <w:proofErr w:type="spellStart"/>
-      <w:r>
-        <w:rPr>
-          <w:rFonts w:cs="Courier New"/>
-        </w:rPr>
-        <w:t>filepath</w:t>
-      </w:r>
-      <w:proofErr w:type="spellEnd"/>
-      <w:r>
-        <w:rPr>
-          <w:rFonts w:cs="Courier New"/>
-        </w:rPr>
-        <w:t>:</w:t>
+        <w:t>When running this, it will create a virtual python environment in the path that you specified. Notice the text highlighted in red. This must be the same filepath to the publishing script! For me, my script had this filepath:</w:t>
       </w:r>
     </w:p>
     <w:p>
@@ -8954,62 +6544,25 @@
           <w:rFonts w:cs="Courier New"/>
         </w:rPr>
       </w:pPr>
-      <w:proofErr w:type="gramStart"/>
-      <w:r>
-        <w:rPr>
-          <w:rFonts w:cs="Courier New"/>
-        </w:rPr>
-        <w:t>So</w:t>
-      </w:r>
-      <w:proofErr w:type="gramEnd"/>
-      <w:r>
-        <w:rPr>
-          <w:rFonts w:cs="Courier New"/>
-        </w:rPr>
-        <w:t xml:space="preserve"> when making my </w:t>
-      </w:r>
-      <w:proofErr w:type="spellStart"/>
-      <w:r>
-        <w:rPr>
-          <w:rFonts w:cs="Courier New"/>
-        </w:rPr>
-        <w:t>venv</w:t>
-      </w:r>
-      <w:proofErr w:type="spellEnd"/>
-      <w:r>
-        <w:rPr>
-          <w:rFonts w:cs="Courier New"/>
-        </w:rPr>
-        <w:t>, I typed this:</w:t>
-      </w:r>
-    </w:p>
-    <w:p>
-      <w:pPr>
-        <w:rPr>
-          <w:rFonts w:ascii="Courier New" w:hAnsi="Courier New" w:cs="Courier New"/>
-        </w:rPr>
-      </w:pPr>
-      <w:r>
-        <w:rPr>
-          <w:rFonts w:ascii="Courier New" w:hAnsi="Courier New" w:cs="Courier New"/>
-        </w:rPr>
-        <w:t xml:space="preserve">python -m </w:t>
-      </w:r>
-      <w:proofErr w:type="spellStart"/>
-      <w:r>
-        <w:rPr>
-          <w:rFonts w:ascii="Courier New" w:hAnsi="Courier New" w:cs="Courier New"/>
-        </w:rPr>
-        <w:t>venv</w:t>
-      </w:r>
-      <w:proofErr w:type="spellEnd"/>
-      <w:r>
-        <w:rPr>
-          <w:rFonts w:ascii="Courier New" w:hAnsi="Courier New" w:cs="Courier New"/>
-        </w:rPr>
-        <w:t xml:space="preserve"> /home/</w:t>
-      </w:r>
-      <w:proofErr w:type="spellStart"/>
+      <w:r>
+        <w:rPr>
+          <w:rFonts w:cs="Courier New"/>
+        </w:rPr>
+        <w:t>So when making my venv, I typed this:</w:t>
+      </w:r>
+    </w:p>
+    <w:p>
+      <w:pPr>
+        <w:rPr>
+          <w:rFonts w:ascii="Courier New" w:hAnsi="Courier New" w:cs="Courier New"/>
+        </w:rPr>
+      </w:pPr>
+      <w:r>
+        <w:rPr>
+          <w:rFonts w:ascii="Courier New" w:hAnsi="Courier New" w:cs="Courier New"/>
+        </w:rPr>
+        <w:t>python -m venv /home/</w:t>
+      </w:r>
       <w:r>
         <w:rPr>
           <w:rFonts w:ascii="Courier New" w:hAnsi="Courier New" w:cs="Courier New"/>
@@ -9017,21 +6570,12 @@
         </w:rPr>
         <w:t>monitorpi</w:t>
       </w:r>
-      <w:proofErr w:type="spellEnd"/>
-      <w:r>
-        <w:rPr>
-          <w:rFonts w:ascii="Courier New" w:hAnsi="Courier New" w:cs="Courier New"/>
-        </w:rPr>
-        <w:t>/</w:t>
-      </w:r>
-      <w:proofErr w:type="spellStart"/>
-      <w:r>
-        <w:rPr>
-          <w:rFonts w:ascii="Courier New" w:hAnsi="Courier New" w:cs="Courier New"/>
-        </w:rPr>
-        <w:t>powerenv</w:t>
-      </w:r>
-      <w:proofErr w:type="spellEnd"/>
+      <w:r>
+        <w:rPr>
+          <w:rFonts w:ascii="Courier New" w:hAnsi="Courier New" w:cs="Courier New"/>
+        </w:rPr>
+        <w:t>/powerenv</w:t>
+      </w:r>
     </w:p>
     <w:p>
       <w:pPr>
@@ -9064,23 +6608,7 @@
           <w:rFonts w:ascii="Courier New" w:hAnsi="Courier New" w:cs="Courier New"/>
           <w:color w:val="EE0000"/>
         </w:rPr>
-        <w:t>/path/to/your/</w:t>
-      </w:r>
-      <w:proofErr w:type="spellStart"/>
-      <w:r>
-        <w:rPr>
-          <w:rFonts w:ascii="Courier New" w:hAnsi="Courier New" w:cs="Courier New"/>
-          <w:color w:val="EE0000"/>
-        </w:rPr>
-        <w:t>venv</w:t>
-      </w:r>
-      <w:proofErr w:type="spellEnd"/>
-      <w:r>
-        <w:rPr>
-          <w:rFonts w:ascii="Courier New" w:hAnsi="Courier New" w:cs="Courier New"/>
-          <w:color w:val="EE0000"/>
-        </w:rPr>
-        <w:t>/bin/activate</w:t>
+        <w:t>/path/to/your/venv/bin/activate</w:t>
       </w:r>
     </w:p>
     <w:p>
@@ -9114,7 +6642,6 @@
         </w:rPr>
         <w:t>source /home/</w:t>
       </w:r>
-      <w:proofErr w:type="spellStart"/>
       <w:r>
         <w:rPr>
           <w:rFonts w:ascii="Courier New" w:hAnsi="Courier New" w:cs="Courier New"/>
@@ -9122,94 +6649,37 @@
         </w:rPr>
         <w:t>monitorpi</w:t>
       </w:r>
-      <w:proofErr w:type="spellEnd"/>
-      <w:r>
-        <w:rPr>
-          <w:rFonts w:ascii="Courier New" w:hAnsi="Courier New" w:cs="Courier New"/>
-        </w:rPr>
-        <w:t>/</w:t>
-      </w:r>
-      <w:proofErr w:type="spellStart"/>
-      <w:r>
-        <w:rPr>
-          <w:rFonts w:ascii="Courier New" w:hAnsi="Courier New" w:cs="Courier New"/>
-        </w:rPr>
-        <w:t>powerenv</w:t>
-      </w:r>
-      <w:proofErr w:type="spellEnd"/>
-      <w:r>
-        <w:rPr>
-          <w:rFonts w:ascii="Courier New" w:hAnsi="Courier New" w:cs="Courier New"/>
-        </w:rPr>
-        <w:t>/bin/activate</w:t>
-      </w:r>
-    </w:p>
-    <w:p>
-      <w:pPr>
-        <w:rPr>
-          <w:rFonts w:cs="Courier New"/>
-        </w:rPr>
-      </w:pPr>
-      <w:r>
-        <w:rPr>
-          <w:rFonts w:cs="Courier New"/>
-        </w:rPr>
-        <w:t xml:space="preserve">You should then see in the terminal before your usual green username the name of your </w:t>
-      </w:r>
-      <w:proofErr w:type="spellStart"/>
-      <w:r>
-        <w:rPr>
-          <w:rFonts w:cs="Courier New"/>
-        </w:rPr>
-        <w:t>venv</w:t>
-      </w:r>
-      <w:proofErr w:type="spellEnd"/>
-      <w:r>
-        <w:rPr>
-          <w:rFonts w:cs="Courier New"/>
-        </w:rPr>
-        <w:t xml:space="preserve"> in brackets, so for me this would be (</w:t>
-      </w:r>
-      <w:proofErr w:type="spellStart"/>
-      <w:r>
-        <w:rPr>
-          <w:rFonts w:cs="Courier New"/>
-        </w:rPr>
-        <w:t>powerenv</w:t>
-      </w:r>
-      <w:proofErr w:type="spellEnd"/>
-      <w:r>
-        <w:rPr>
-          <w:rFonts w:cs="Courier New"/>
-        </w:rPr>
-        <w:t>). If this is the case, great! You are now working in your virtual python environment!</w:t>
-      </w:r>
-    </w:p>
-    <w:p>
-      <w:pPr>
-        <w:rPr>
-          <w:rFonts w:cs="Courier New"/>
-        </w:rPr>
-      </w:pPr>
-      <w:r>
-        <w:rPr>
-          <w:rFonts w:cs="Courier New"/>
-        </w:rPr>
-        <w:t xml:space="preserve">Now let’s install the necessary libraries while we are inside the virtual environment. First, its good practice to make sure that pip is up to date. pip is python’s package and library installer and makes it very easy to install libraries into virtual environments. Also bear in mind that pip will only work in virtual environments and not in your systemwide environment as this has conflict risks and the pi will deny you to install more libraries without using </w:t>
-      </w:r>
-      <w:proofErr w:type="spellStart"/>
-      <w:r>
-        <w:rPr>
-          <w:rFonts w:cs="Courier New"/>
-        </w:rPr>
-        <w:t>sudo</w:t>
-      </w:r>
-      <w:proofErr w:type="spellEnd"/>
-      <w:r>
-        <w:rPr>
-          <w:rFonts w:cs="Courier New"/>
-        </w:rPr>
-        <w:t xml:space="preserve"> commands, so for the purpose of cleanliness with our installs, we will do everything with virtual environments </w:t>
+      <w:r>
+        <w:rPr>
+          <w:rFonts w:ascii="Courier New" w:hAnsi="Courier New" w:cs="Courier New"/>
+        </w:rPr>
+        <w:t>/powerenv/bin/activate</w:t>
+      </w:r>
+    </w:p>
+    <w:p>
+      <w:pPr>
+        <w:rPr>
+          <w:rFonts w:cs="Courier New"/>
+        </w:rPr>
+      </w:pPr>
+      <w:r>
+        <w:rPr>
+          <w:rFonts w:cs="Courier New"/>
+        </w:rPr>
+        <w:t>You should then see in the terminal before your usual green username the name of your venv in brackets, so for me this would be (powerenv). If this is the case, great! You are now working in your virtual python environment!</w:t>
+      </w:r>
+    </w:p>
+    <w:p>
+      <w:pPr>
+        <w:rPr>
+          <w:rFonts w:cs="Courier New"/>
+        </w:rPr>
+      </w:pPr>
+      <w:r>
+        <w:rPr>
+          <w:rFonts w:cs="Courier New"/>
+        </w:rPr>
+        <w:t xml:space="preserve">Now let’s install the necessary libraries while we are inside the virtual environment. First, its good practice to make sure that pip is up to date. pip is python’s package and library installer and makes it very easy to install libraries into virtual environments. Also bear in mind that pip will only work in virtual environments and not in your systemwide environment as this has conflict risks and the pi will deny you to install more libraries without using sudo commands, so for the purpose of cleanliness with our installs, we will do everything with virtual environments </w:t>
       </w:r>
       <w:r>
         <w:rPr>
@@ -9235,35 +6705,7 @@
         <w:rPr>
           <w:rFonts w:cs="Courier New"/>
         </w:rPr>
-        <w:t xml:space="preserve">. To upgrade pip, run this command whilst in the virtual environment (You’ll know you’re in the </w:t>
-      </w:r>
-      <w:proofErr w:type="spellStart"/>
-      <w:r>
-        <w:rPr>
-          <w:rFonts w:cs="Courier New"/>
-        </w:rPr>
-        <w:t>venv</w:t>
-      </w:r>
-      <w:proofErr w:type="spellEnd"/>
-      <w:r>
-        <w:rPr>
-          <w:rFonts w:cs="Courier New"/>
-        </w:rPr>
-        <w:t xml:space="preserve"> with the name of the </w:t>
-      </w:r>
-      <w:proofErr w:type="spellStart"/>
-      <w:r>
-        <w:rPr>
-          <w:rFonts w:cs="Courier New"/>
-        </w:rPr>
-        <w:t>venv</w:t>
-      </w:r>
-      <w:proofErr w:type="spellEnd"/>
-      <w:r>
-        <w:rPr>
-          <w:rFonts w:cs="Courier New"/>
-        </w:rPr>
-        <w:t xml:space="preserve"> in brackets before your username in the terminal):</w:t>
+        <w:t>. To upgrade pip, run this command whilst in the virtual environment (You’ll know you’re in the venv with the name of the venv in brackets before your username in the terminal):</w:t>
       </w:r>
     </w:p>
     <w:p>
@@ -9320,16 +6762,8 @@
         <w:rPr>
           <w:rFonts w:ascii="Courier New" w:hAnsi="Courier New" w:cs="Courier New"/>
         </w:rPr>
-        <w:t xml:space="preserve">pip install smbus2 </w:t>
-      </w:r>
-      <w:proofErr w:type="spellStart"/>
-      <w:r>
-        <w:rPr>
-          <w:rFonts w:ascii="Courier New" w:hAnsi="Courier New" w:cs="Courier New"/>
-        </w:rPr>
-        <w:t>paho-mqtt</w:t>
-      </w:r>
-      <w:proofErr w:type="spellEnd"/>
+        <w:t>pip install smbus2 paho-mqtt</w:t>
+      </w:r>
     </w:p>
     <w:p>
       <w:pPr>
@@ -9353,62 +6787,20 @@
         <w:rPr>
           <w:rFonts w:cs="Courier New"/>
         </w:rPr>
-        <w:t xml:space="preserve">. The smbus2 library is used for reading the I2C bus current and voltages of our UPS hat, and </w:t>
-      </w:r>
-      <w:proofErr w:type="spellStart"/>
-      <w:r>
-        <w:rPr>
-          <w:rFonts w:cs="Courier New"/>
-        </w:rPr>
-        <w:t>paho-mqtt</w:t>
-      </w:r>
-      <w:proofErr w:type="spellEnd"/>
-      <w:r>
-        <w:rPr>
-          <w:rFonts w:cs="Courier New"/>
-        </w:rPr>
-        <w:t xml:space="preserve"> is the library used to let python make use of our </w:t>
-      </w:r>
-      <w:proofErr w:type="spellStart"/>
-      <w:r>
-        <w:rPr>
-          <w:rFonts w:cs="Courier New"/>
-        </w:rPr>
-        <w:t>mosquitto</w:t>
-      </w:r>
-      <w:proofErr w:type="spellEnd"/>
-      <w:r>
-        <w:rPr>
-          <w:rFonts w:cs="Courier New"/>
-        </w:rPr>
-        <w:t xml:space="preserve"> service!</w:t>
-      </w:r>
-    </w:p>
-    <w:p>
-      <w:pPr>
-        <w:rPr>
-          <w:rFonts w:cs="Courier New"/>
-        </w:rPr>
-      </w:pPr>
-      <w:r>
-        <w:rPr>
-          <w:rFonts w:cs="Courier New"/>
-        </w:rPr>
-        <w:t xml:space="preserve">Now for the python script. The full script can be found here on </w:t>
-      </w:r>
-      <w:proofErr w:type="spellStart"/>
-      <w:r>
-        <w:rPr>
-          <w:rFonts w:cs="Courier New"/>
-        </w:rPr>
-        <w:t>github</w:t>
-      </w:r>
-      <w:proofErr w:type="spellEnd"/>
-      <w:r>
-        <w:rPr>
-          <w:rFonts w:cs="Courier New"/>
-        </w:rPr>
-        <w:t xml:space="preserve">: </w:t>
+        <w:t>. The smbus2 library is used for reading the I2C bus current and voltages of our UPS hat, and paho-mqtt is the library used to let python make use of our mosquitto service!</w:t>
+      </w:r>
+    </w:p>
+    <w:p>
+      <w:pPr>
+        <w:rPr>
+          <w:rFonts w:cs="Courier New"/>
+        </w:rPr>
+      </w:pPr>
+      <w:r>
+        <w:rPr>
+          <w:rFonts w:cs="Courier New"/>
+        </w:rPr>
+        <w:t xml:space="preserve">Now for the python script. The full script can be found here on github: </w:t>
       </w:r>
       <w:hyperlink r:id="rId21" w:history="1">
         <w:r>
@@ -9460,42 +6852,12 @@
           <w:rFonts w:ascii="Courier New" w:hAnsi="Courier New" w:cs="Courier New"/>
         </w:rPr>
       </w:pPr>
-      <w:proofErr w:type="spellStart"/>
-      <w:r>
-        <w:rPr>
-          <w:rFonts w:ascii="Courier New" w:hAnsi="Courier New" w:cs="Courier New"/>
-        </w:rPr>
-        <w:t>sudo</w:t>
-      </w:r>
-      <w:proofErr w:type="spellEnd"/>
-      <w:r>
-        <w:rPr>
-          <w:rFonts w:ascii="Courier New" w:hAnsi="Courier New" w:cs="Courier New"/>
-        </w:rPr>
-        <w:t xml:space="preserve"> nano /etc/</w:t>
-      </w:r>
-      <w:proofErr w:type="spellStart"/>
-      <w:r>
-        <w:rPr>
-          <w:rFonts w:ascii="Courier New" w:hAnsi="Courier New" w:cs="Courier New"/>
-        </w:rPr>
-        <w:t>systemd</w:t>
-      </w:r>
-      <w:proofErr w:type="spellEnd"/>
-      <w:r>
-        <w:rPr>
-          <w:rFonts w:ascii="Courier New" w:hAnsi="Courier New" w:cs="Courier New"/>
-        </w:rPr>
-        <w:t>/system/</w:t>
-      </w:r>
-      <w:proofErr w:type="spellStart"/>
-      <w:r>
-        <w:rPr>
-          <w:rFonts w:ascii="Courier New" w:hAnsi="Courier New" w:cs="Courier New"/>
-        </w:rPr>
-        <w:t>power_monitor.service</w:t>
-      </w:r>
-      <w:proofErr w:type="spellEnd"/>
+      <w:r>
+        <w:rPr>
+          <w:rFonts w:ascii="Courier New" w:hAnsi="Courier New" w:cs="Courier New"/>
+        </w:rPr>
+        <w:t>sudo nano /etc/systemd/system/power_monitor.service</w:t>
+      </w:r>
     </w:p>
     <w:p>
       <w:pPr>
@@ -9567,18 +6929,18 @@
           <w:sz w:val="16"/>
           <w:szCs w:val="16"/>
         </w:rPr>
-        <w:t>After=</w:t>
-      </w:r>
-      <w:proofErr w:type="spellStart"/>
-      <w:r>
+        <w:t>After=network.target</w:t>
+      </w:r>
+    </w:p>
+    <w:p>
+      <w:pPr>
+        <w:pStyle w:val="NoSpacing"/>
         <w:rPr>
           <w:rFonts w:ascii="Courier New" w:hAnsi="Courier New" w:cs="Courier New"/>
           <w:sz w:val="16"/>
           <w:szCs w:val="16"/>
         </w:rPr>
-        <w:t>network.target</w:t>
-      </w:r>
-      <w:proofErr w:type="spellEnd"/>
+      </w:pPr>
     </w:p>
     <w:p>
       <w:pPr>
@@ -9589,89 +6951,68 @@
           <w:szCs w:val="16"/>
         </w:rPr>
       </w:pPr>
-    </w:p>
-    <w:p>
-      <w:pPr>
-        <w:pStyle w:val="NoSpacing"/>
+      <w:r>
         <w:rPr>
           <w:rFonts w:ascii="Courier New" w:hAnsi="Courier New" w:cs="Courier New"/>
           <w:sz w:val="16"/>
           <w:szCs w:val="16"/>
         </w:rPr>
-      </w:pPr>
-      <w:r>
+        <w:t>[Service]</w:t>
+      </w:r>
+    </w:p>
+    <w:p>
+      <w:pPr>
+        <w:pStyle w:val="NoSpacing"/>
         <w:rPr>
           <w:rFonts w:ascii="Courier New" w:hAnsi="Courier New" w:cs="Courier New"/>
           <w:sz w:val="16"/>
           <w:szCs w:val="16"/>
         </w:rPr>
-        <w:t>[Service]</w:t>
-      </w:r>
-    </w:p>
-    <w:p>
-      <w:pPr>
-        <w:pStyle w:val="NoSpacing"/>
+      </w:pPr>
+      <w:r>
         <w:rPr>
           <w:rFonts w:ascii="Courier New" w:hAnsi="Courier New" w:cs="Courier New"/>
           <w:sz w:val="16"/>
           <w:szCs w:val="16"/>
         </w:rPr>
-      </w:pPr>
-      <w:r>
+        <w:t>Type=simple</w:t>
+      </w:r>
+    </w:p>
+    <w:p>
+      <w:pPr>
+        <w:pStyle w:val="NoSpacing"/>
         <w:rPr>
           <w:rFonts w:ascii="Courier New" w:hAnsi="Courier New" w:cs="Courier New"/>
           <w:sz w:val="16"/>
           <w:szCs w:val="16"/>
         </w:rPr>
-        <w:t>Type=simple</w:t>
-      </w:r>
-    </w:p>
-    <w:p>
-      <w:pPr>
-        <w:pStyle w:val="NoSpacing"/>
+      </w:pPr>
+      <w:r>
         <w:rPr>
           <w:rFonts w:ascii="Courier New" w:hAnsi="Courier New" w:cs="Courier New"/>
           <w:sz w:val="16"/>
           <w:szCs w:val="16"/>
         </w:rPr>
-      </w:pPr>
-      <w:r>
+        <w:t>User=root</w:t>
+      </w:r>
+    </w:p>
+    <w:p>
+      <w:pPr>
+        <w:pStyle w:val="NoSpacing"/>
         <w:rPr>
           <w:rFonts w:ascii="Courier New" w:hAnsi="Courier New" w:cs="Courier New"/>
           <w:sz w:val="16"/>
           <w:szCs w:val="16"/>
         </w:rPr>
-        <w:t>User=root</w:t>
-      </w:r>
-    </w:p>
-    <w:p>
-      <w:pPr>
-        <w:pStyle w:val="NoSpacing"/>
+      </w:pPr>
+      <w:r>
         <w:rPr>
           <w:rFonts w:ascii="Courier New" w:hAnsi="Courier New" w:cs="Courier New"/>
           <w:sz w:val="16"/>
           <w:szCs w:val="16"/>
         </w:rPr>
-      </w:pPr>
-      <w:proofErr w:type="spellStart"/>
-      <w:r>
-        <w:rPr>
-          <w:rFonts w:ascii="Courier New" w:hAnsi="Courier New" w:cs="Courier New"/>
-          <w:sz w:val="16"/>
-          <w:szCs w:val="16"/>
-        </w:rPr>
-        <w:t>WorkingDirectory</w:t>
-      </w:r>
-      <w:proofErr w:type="spellEnd"/>
-      <w:r>
-        <w:rPr>
-          <w:rFonts w:ascii="Courier New" w:hAnsi="Courier New" w:cs="Courier New"/>
-          <w:sz w:val="16"/>
-          <w:szCs w:val="16"/>
-        </w:rPr>
-        <w:t>=/home/</w:t>
-      </w:r>
-      <w:proofErr w:type="spellStart"/>
+        <w:t>WorkingDirectory=/home/</w:t>
+      </w:r>
       <w:r>
         <w:rPr>
           <w:rFonts w:ascii="Courier New" w:hAnsi="Courier New" w:cs="Courier New"/>
@@ -9681,7 +7022,6 @@
         </w:rPr>
         <w:t>monitorpi</w:t>
       </w:r>
-      <w:proofErr w:type="spellEnd"/>
     </w:p>
     <w:p>
       <w:pPr>
@@ -9692,25 +7032,14 @@
           <w:szCs w:val="16"/>
         </w:rPr>
       </w:pPr>
-      <w:proofErr w:type="spellStart"/>
       <w:r>
         <w:rPr>
           <w:rFonts w:ascii="Courier New" w:hAnsi="Courier New" w:cs="Courier New"/>
           <w:sz w:val="16"/>
           <w:szCs w:val="16"/>
         </w:rPr>
-        <w:t>ExecStart</w:t>
-      </w:r>
-      <w:proofErr w:type="spellEnd"/>
-      <w:r>
-        <w:rPr>
-          <w:rFonts w:ascii="Courier New" w:hAnsi="Courier New" w:cs="Courier New"/>
-          <w:sz w:val="16"/>
-          <w:szCs w:val="16"/>
-        </w:rPr>
-        <w:t>=/home/</w:t>
-      </w:r>
-      <w:proofErr w:type="spellStart"/>
+        <w:t>ExecStart=/home/</w:t>
+      </w:r>
       <w:r>
         <w:rPr>
           <w:rFonts w:ascii="Courier New" w:hAnsi="Courier New" w:cs="Courier New"/>
@@ -9720,32 +7049,13 @@
         </w:rPr>
         <w:t>monitorpi</w:t>
       </w:r>
-      <w:proofErr w:type="spellEnd"/>
       <w:r>
         <w:rPr>
           <w:rFonts w:ascii="Courier New" w:hAnsi="Courier New" w:cs="Courier New"/>
           <w:sz w:val="16"/>
           <w:szCs w:val="16"/>
         </w:rPr>
-        <w:t>/</w:t>
-      </w:r>
-      <w:proofErr w:type="spellStart"/>
-      <w:r>
-        <w:rPr>
-          <w:rFonts w:ascii="Courier New" w:hAnsi="Courier New" w:cs="Courier New"/>
-          <w:sz w:val="16"/>
-          <w:szCs w:val="16"/>
-        </w:rPr>
-        <w:t>powerenv</w:t>
-      </w:r>
-      <w:proofErr w:type="spellEnd"/>
-      <w:r>
-        <w:rPr>
-          <w:rFonts w:ascii="Courier New" w:hAnsi="Courier New" w:cs="Courier New"/>
-          <w:sz w:val="16"/>
-          <w:szCs w:val="16"/>
-        </w:rPr>
-        <w:t>/bin/python3 /home/</w:t>
+        <w:t>/powerenv/bin/python3 /home/</w:t>
       </w:r>
       <w:r>
         <w:rPr>
@@ -9792,24 +7102,24 @@
           <w:szCs w:val="16"/>
         </w:rPr>
       </w:pPr>
-      <w:proofErr w:type="spellStart"/>
       <w:r>
         <w:rPr>
           <w:rFonts w:ascii="Courier New" w:hAnsi="Courier New" w:cs="Courier New"/>
           <w:sz w:val="16"/>
           <w:szCs w:val="16"/>
         </w:rPr>
-        <w:t>RestartSec</w:t>
-      </w:r>
-      <w:proofErr w:type="spellEnd"/>
-      <w:r>
+        <w:t>RestartSec=5s</w:t>
+      </w:r>
+    </w:p>
+    <w:p>
+      <w:pPr>
+        <w:pStyle w:val="NoSpacing"/>
         <w:rPr>
           <w:rFonts w:ascii="Courier New" w:hAnsi="Courier New" w:cs="Courier New"/>
           <w:sz w:val="16"/>
           <w:szCs w:val="16"/>
         </w:rPr>
-        <w:t>=5s</w:t>
-      </w:r>
+      </w:pPr>
     </w:p>
     <w:p>
       <w:pPr>
@@ -9820,74 +7130,68 @@
           <w:szCs w:val="16"/>
         </w:rPr>
       </w:pPr>
-    </w:p>
-    <w:p>
-      <w:pPr>
-        <w:pStyle w:val="NoSpacing"/>
+      <w:r>
         <w:rPr>
           <w:rFonts w:ascii="Courier New" w:hAnsi="Courier New" w:cs="Courier New"/>
           <w:sz w:val="16"/>
           <w:szCs w:val="16"/>
         </w:rPr>
-      </w:pPr>
-      <w:r>
+        <w:t>[Install]</w:t>
+      </w:r>
+    </w:p>
+    <w:p>
+      <w:pPr>
+        <w:pStyle w:val="NoSpacing"/>
         <w:rPr>
           <w:rFonts w:ascii="Courier New" w:hAnsi="Courier New" w:cs="Courier New"/>
           <w:sz w:val="16"/>
           <w:szCs w:val="16"/>
         </w:rPr>
-        <w:t>[Install]</w:t>
-      </w:r>
-    </w:p>
-    <w:p>
-      <w:pPr>
-        <w:pStyle w:val="NoSpacing"/>
+      </w:pPr>
+      <w:r>
         <w:rPr>
           <w:rFonts w:ascii="Courier New" w:hAnsi="Courier New" w:cs="Courier New"/>
           <w:sz w:val="16"/>
           <w:szCs w:val="16"/>
         </w:rPr>
-      </w:pPr>
-      <w:proofErr w:type="spellStart"/>
-      <w:r>
+        <w:t>WantedBy=multi-user.target</w:t>
+      </w:r>
+    </w:p>
+    <w:p>
+      <w:pPr>
+        <w:pStyle w:val="NoSpacing"/>
         <w:rPr>
           <w:rFonts w:ascii="Courier New" w:hAnsi="Courier New" w:cs="Courier New"/>
           <w:sz w:val="16"/>
           <w:szCs w:val="16"/>
         </w:rPr>
-        <w:t>WantedBy</w:t>
-      </w:r>
-      <w:proofErr w:type="spellEnd"/>
-      <w:r>
-        <w:rPr>
-          <w:rFonts w:ascii="Courier New" w:hAnsi="Courier New" w:cs="Courier New"/>
-          <w:sz w:val="16"/>
-          <w:szCs w:val="16"/>
-        </w:rPr>
-        <w:t>=multi-</w:t>
-      </w:r>
-      <w:proofErr w:type="spellStart"/>
-      <w:proofErr w:type="gramStart"/>
-      <w:r>
-        <w:rPr>
-          <w:rFonts w:ascii="Courier New" w:hAnsi="Courier New" w:cs="Courier New"/>
-          <w:sz w:val="16"/>
-          <w:szCs w:val="16"/>
-        </w:rPr>
-        <w:t>user.target</w:t>
-      </w:r>
-      <w:proofErr w:type="spellEnd"/>
-      <w:proofErr w:type="gramEnd"/>
+      </w:pPr>
     </w:p>
     <w:p>
       <w:pPr>
         <w:pStyle w:val="NoSpacing"/>
         <w:rPr>
-          <w:rFonts w:ascii="Courier New" w:hAnsi="Courier New" w:cs="Courier New"/>
-          <w:sz w:val="16"/>
-          <w:szCs w:val="16"/>
-        </w:rPr>
-      </w:pPr>
+          <w:rFonts w:cs="Courier New"/>
+        </w:rPr>
+      </w:pPr>
+      <w:r>
+        <w:rPr>
+          <w:rFonts w:cs="Courier New"/>
+        </w:rPr>
+        <w:t xml:space="preserve">And save it using the </w:t>
+      </w:r>
+      <w:r>
+        <w:rPr>
+          <w:rFonts w:cs="Courier New"/>
+        </w:rPr>
+        <w:t>keyboard commands</w:t>
+      </w:r>
+      <w:r>
+        <w:rPr>
+          <w:rFonts w:cs="Courier New"/>
+        </w:rPr>
+        <w:t xml:space="preserve"> you should be very familiar with right now!</w:t>
+      </w:r>
     </w:p>
     <w:p>
       <w:pPr>
@@ -9896,24 +7200,6 @@
           <w:rFonts w:cs="Courier New"/>
         </w:rPr>
       </w:pPr>
-      <w:r>
-        <w:rPr>
-          <w:rFonts w:cs="Courier New"/>
-        </w:rPr>
-        <w:t xml:space="preserve">And save it using the </w:t>
-      </w:r>
-      <w:r>
-        <w:rPr>
-          <w:rFonts w:cs="Courier New"/>
-        </w:rPr>
-        <w:t>keyboard commands</w:t>
-      </w:r>
-      <w:r>
-        <w:rPr>
-          <w:rFonts w:cs="Courier New"/>
-        </w:rPr>
-        <w:t xml:space="preserve"> you should be very familiar with right now!</w:t>
-      </w:r>
     </w:p>
     <w:p>
       <w:pPr>
@@ -9922,6 +7208,12 @@
           <w:rFonts w:cs="Courier New"/>
         </w:rPr>
       </w:pPr>
+      <w:r>
+        <w:rPr>
+          <w:rFonts w:cs="Courier New"/>
+        </w:rPr>
+        <w:t>Notice the 2 lines called ‘WorkingDirectory’ and ‘ExecStart’. On ‘WorkingDirectory’, This should be the directory of both your python venv and your script. On ‘ExecStart’, we see two filepaths. One is for activating the virtual environment, and the second is for running the script! Modify these lines with your username and filepaths if they are any different from what is seen here!</w:t>
+      </w:r>
     </w:p>
     <w:p>
       <w:pPr>
@@ -9930,110 +7222,6 @@
           <w:rFonts w:cs="Courier New"/>
         </w:rPr>
       </w:pPr>
-      <w:r>
-        <w:rPr>
-          <w:rFonts w:cs="Courier New"/>
-        </w:rPr>
-        <w:t>Notice the 2 lines called ‘</w:t>
-      </w:r>
-      <w:proofErr w:type="spellStart"/>
-      <w:r>
-        <w:rPr>
-          <w:rFonts w:cs="Courier New"/>
-        </w:rPr>
-        <w:t>WorkingDirectory</w:t>
-      </w:r>
-      <w:proofErr w:type="spellEnd"/>
-      <w:r>
-        <w:rPr>
-          <w:rFonts w:cs="Courier New"/>
-        </w:rPr>
-        <w:t>’ and ‘</w:t>
-      </w:r>
-      <w:proofErr w:type="spellStart"/>
-      <w:r>
-        <w:rPr>
-          <w:rFonts w:cs="Courier New"/>
-        </w:rPr>
-        <w:t>ExecStart</w:t>
-      </w:r>
-      <w:proofErr w:type="spellEnd"/>
-      <w:r>
-        <w:rPr>
-          <w:rFonts w:cs="Courier New"/>
-        </w:rPr>
-        <w:t>’. On ‘</w:t>
-      </w:r>
-      <w:proofErr w:type="spellStart"/>
-      <w:r>
-        <w:rPr>
-          <w:rFonts w:cs="Courier New"/>
-        </w:rPr>
-        <w:t>WorkingDirectory</w:t>
-      </w:r>
-      <w:proofErr w:type="spellEnd"/>
-      <w:r>
-        <w:rPr>
-          <w:rFonts w:cs="Courier New"/>
-        </w:rPr>
-        <w:t xml:space="preserve">’, This should be the directory of both your python </w:t>
-      </w:r>
-      <w:proofErr w:type="spellStart"/>
-      <w:r>
-        <w:rPr>
-          <w:rFonts w:cs="Courier New"/>
-        </w:rPr>
-        <w:t>venv</w:t>
-      </w:r>
-      <w:proofErr w:type="spellEnd"/>
-      <w:r>
-        <w:rPr>
-          <w:rFonts w:cs="Courier New"/>
-        </w:rPr>
-        <w:t xml:space="preserve"> and your script. On ‘</w:t>
-      </w:r>
-      <w:proofErr w:type="spellStart"/>
-      <w:r>
-        <w:rPr>
-          <w:rFonts w:cs="Courier New"/>
-        </w:rPr>
-        <w:t>ExecStart</w:t>
-      </w:r>
-      <w:proofErr w:type="spellEnd"/>
-      <w:r>
-        <w:rPr>
-          <w:rFonts w:cs="Courier New"/>
-        </w:rPr>
-        <w:t xml:space="preserve">’, we see two </w:t>
-      </w:r>
-      <w:proofErr w:type="spellStart"/>
-      <w:r>
-        <w:rPr>
-          <w:rFonts w:cs="Courier New"/>
-        </w:rPr>
-        <w:t>filepaths</w:t>
-      </w:r>
-      <w:proofErr w:type="spellEnd"/>
-      <w:r>
-        <w:rPr>
-          <w:rFonts w:cs="Courier New"/>
-        </w:rPr>
-        <w:t xml:space="preserve">. One is for activating the virtual environment, and the second is for running the script! Modify these lines with your username and </w:t>
-      </w:r>
-      <w:proofErr w:type="spellStart"/>
-      <w:r>
-        <w:rPr>
-          <w:rFonts w:cs="Courier New"/>
-        </w:rPr>
-        <w:t>filepaths</w:t>
-      </w:r>
-      <w:proofErr w:type="spellEnd"/>
-      <w:r>
-        <w:rPr>
-          <w:rFonts w:cs="Courier New"/>
-        </w:rPr>
-        <w:t xml:space="preserve"> if they are any different from what is seen here!</w:t>
-      </w:r>
     </w:p>
     <w:p>
       <w:pPr>
@@ -10042,6 +7230,12 @@
           <w:rFonts w:cs="Courier New"/>
         </w:rPr>
       </w:pPr>
+      <w:r>
+        <w:rPr>
+          <w:rFonts w:cs="Courier New"/>
+        </w:rPr>
+        <w:t>Another preference of mine is to have the ‘Restart’ line set to on-failure and the ‘User’ line set to root. This means that the service will restart itself every time it fails, and it won’t run into any permission issues as it is running as root! The ‘RestartSec’ line is simply to set a 5 second wait when restarting the service. This just allows the pi a bit of headroom and can often avoid clashing services!</w:t>
+      </w:r>
     </w:p>
     <w:p>
       <w:pPr>
@@ -10050,26 +7244,6 @@
           <w:rFonts w:cs="Courier New"/>
         </w:rPr>
       </w:pPr>
-      <w:r>
-        <w:rPr>
-          <w:rFonts w:cs="Courier New"/>
-        </w:rPr>
-        <w:t>Another preference of mine is to have the ‘Restart’ line set to on-failure and the ‘User’ line set to root. This means that the service will restart itself every time it fails, and it won’t run into any permission issues as it is running as root! The ‘</w:t>
-      </w:r>
-      <w:proofErr w:type="spellStart"/>
-      <w:r>
-        <w:rPr>
-          <w:rFonts w:cs="Courier New"/>
-        </w:rPr>
-        <w:t>RestartSec</w:t>
-      </w:r>
-      <w:proofErr w:type="spellEnd"/>
-      <w:r>
-        <w:rPr>
-          <w:rFonts w:cs="Courier New"/>
-        </w:rPr>
-        <w:t>’ line is simply to set a 5 second wait when restarting the service. This just allows the pi a bit of headroom and can often avoid clashing services!</w:t>
-      </w:r>
     </w:p>
     <w:p>
       <w:pPr>
@@ -10078,6 +7252,24 @@
           <w:rFonts w:cs="Courier New"/>
         </w:rPr>
       </w:pPr>
+      <w:r>
+        <w:rPr>
+          <w:rFonts w:cs="Courier New"/>
+        </w:rPr>
+        <w:t xml:space="preserve">Now there is one more thing we </w:t>
+      </w:r>
+      <w:r>
+        <w:rPr>
+          <w:rFonts w:cs="Courier New"/>
+        </w:rPr>
+        <w:t>must</w:t>
+      </w:r>
+      <w:r>
+        <w:rPr>
+          <w:rFonts w:cs="Courier New"/>
+        </w:rPr>
+        <w:t xml:space="preserve"> do to get this fully working, and that is setting up the MQTT service inside Homeassistant core itself! To do this, log into your homeassistant dashboard at the link provided above when we set up homeassistant.</w:t>
+      </w:r>
     </w:p>
     <w:p>
       <w:pPr>
@@ -10086,66 +7278,6 @@
           <w:rFonts w:cs="Courier New"/>
         </w:rPr>
       </w:pPr>
-      <w:r>
-        <w:rPr>
-          <w:rFonts w:cs="Courier New"/>
-        </w:rPr>
-        <w:t xml:space="preserve">Now there is one more thing we </w:t>
-      </w:r>
-      <w:r>
-        <w:rPr>
-          <w:rFonts w:cs="Courier New"/>
-        </w:rPr>
-        <w:t>must</w:t>
-      </w:r>
-      <w:r>
-        <w:rPr>
-          <w:rFonts w:cs="Courier New"/>
-        </w:rPr>
-        <w:t xml:space="preserve"> do to get this fully working, and that is setting up the MQTT service inside </w:t>
-      </w:r>
-      <w:proofErr w:type="spellStart"/>
-      <w:r>
-        <w:rPr>
-          <w:rFonts w:cs="Courier New"/>
-        </w:rPr>
-        <w:t>Homeassistant</w:t>
-      </w:r>
-      <w:proofErr w:type="spellEnd"/>
-      <w:r>
-        <w:rPr>
-          <w:rFonts w:cs="Courier New"/>
-        </w:rPr>
-        <w:t xml:space="preserve"> core itself! To do this, log into your </w:t>
-      </w:r>
-      <w:proofErr w:type="spellStart"/>
-      <w:r>
-        <w:rPr>
-          <w:rFonts w:cs="Courier New"/>
-        </w:rPr>
-        <w:t>homeassistant</w:t>
-      </w:r>
-      <w:proofErr w:type="spellEnd"/>
-      <w:r>
-        <w:rPr>
-          <w:rFonts w:cs="Courier New"/>
-        </w:rPr>
-        <w:t xml:space="preserve"> dashboard at the link provided above when we set up </w:t>
-      </w:r>
-      <w:proofErr w:type="spellStart"/>
-      <w:r>
-        <w:rPr>
-          <w:rFonts w:cs="Courier New"/>
-        </w:rPr>
-        <w:t>homeassistant</w:t>
-      </w:r>
-      <w:proofErr w:type="spellEnd"/>
-      <w:r>
-        <w:rPr>
-          <w:rFonts w:cs="Courier New"/>
-        </w:rPr>
-        <w:t>.</w:t>
-      </w:r>
     </w:p>
     <w:p>
       <w:pPr>
@@ -10154,6 +7286,12 @@
           <w:rFonts w:cs="Courier New"/>
         </w:rPr>
       </w:pPr>
+      <w:r>
+        <w:rPr>
+          <w:rFonts w:cs="Courier New"/>
+        </w:rPr>
+        <w:t>Once on the dashboard, click the settings cog in the bottom left corner. This will take you to the settings menu.</w:t>
+      </w:r>
     </w:p>
     <w:p>
       <w:pPr>
@@ -10162,12 +7300,6 @@
           <w:rFonts w:cs="Courier New"/>
         </w:rPr>
       </w:pPr>
-      <w:r>
-        <w:rPr>
-          <w:rFonts w:cs="Courier New"/>
-        </w:rPr>
-        <w:t>Once on the dashboard, click the settings cog in the bottom left corner. This will take you to the settings menu.</w:t>
-      </w:r>
     </w:p>
     <w:p>
       <w:pPr>
@@ -10176,34 +7308,12 @@
           <w:rFonts w:cs="Courier New"/>
         </w:rPr>
       </w:pPr>
-    </w:p>
-    <w:p>
-      <w:pPr>
-        <w:pStyle w:val="NoSpacing"/>
-        <w:rPr>
-          <w:rFonts w:cs="Courier New"/>
-        </w:rPr>
-      </w:pPr>
       <w:r>
         <w:rPr>
           <w:rFonts w:cs="Courier New"/>
         </w:rPr>
         <w:lastRenderedPageBreak/>
-        <w:t xml:space="preserve">Now click the devices and services option, and this should take you to the </w:t>
-      </w:r>
-      <w:proofErr w:type="gramStart"/>
-      <w:r>
-        <w:rPr>
-          <w:rFonts w:cs="Courier New"/>
-        </w:rPr>
-        <w:t>integrations</w:t>
-      </w:r>
-      <w:proofErr w:type="gramEnd"/>
-      <w:r>
-        <w:rPr>
-          <w:rFonts w:cs="Courier New"/>
-        </w:rPr>
-        <w:t xml:space="preserve"> menu. It should l</w:t>
+        <w:t>Now click the devices and services option, and this should take you to the integrations menu. It should l</w:t>
       </w:r>
       <w:r>
         <w:rPr>
@@ -10268,30 +7378,12 @@
     </w:p>
     <w:p>
       <w:r>
-        <w:t xml:space="preserve">This is what I currently see on my dashboard, with the purple MQTT option already being there for me as it is already set up. </w:t>
-      </w:r>
-      <w:proofErr w:type="spellStart"/>
-      <w:proofErr w:type="gramStart"/>
-      <w:r>
-        <w:t>Lets</w:t>
-      </w:r>
-      <w:proofErr w:type="spellEnd"/>
-      <w:proofErr w:type="gramEnd"/>
-      <w:r>
-        <w:t xml:space="preserve"> set this up on yours too!</w:t>
-      </w:r>
-    </w:p>
-    <w:p>
-      <w:r>
-        <w:t xml:space="preserve">In the bottom right corner, there will be an option to add integration. Click this. It will then ask you to search for a brand name, type </w:t>
-      </w:r>
-      <w:proofErr w:type="spellStart"/>
-      <w:r>
-        <w:t>mqtt</w:t>
-      </w:r>
-      <w:proofErr w:type="spellEnd"/>
-      <w:r>
-        <w:t>. You should then see MQTT show up.</w:t>
+        <w:t>This is what I currently see on my dashboard, with the purple MQTT option already being there for me as it is already set up. Lets set this up on yours too!</w:t>
+      </w:r>
+    </w:p>
+    <w:p>
+      <w:r>
+        <w:t>In the bottom right corner, there will be an option to add integration. Click this. It will then ask you to search for a brand name, type mqtt. You should then see MQTT show up.</w:t>
       </w:r>
     </w:p>
     <w:p>
@@ -10379,15 +7471,7 @@
     <w:p/>
     <w:p>
       <w:r>
-        <w:t xml:space="preserve">There will be 4 text boxes. You will want to leave the Username and Password boxes at the </w:t>
-      </w:r>
-      <w:proofErr w:type="spellStart"/>
-      <w:r>
-        <w:t>bottm</w:t>
-      </w:r>
-      <w:proofErr w:type="spellEnd"/>
-      <w:r>
-        <w:t xml:space="preserve"> blank.</w:t>
+        <w:t>There will be 4 text boxes. You will want to leave the Username and Password boxes at the bottm blank.</w:t>
       </w:r>
     </w:p>
     <w:p>
@@ -10418,52 +7502,12 @@
     </w:p>
     <w:p>
       <w:r>
-        <w:t xml:space="preserve">IMPORTANT TO NOTE: Make sure that the file name has no spaces! Python often struggles with file names with spaces in, so use _ instead of space. For ease of use, the python script on the </w:t>
-      </w:r>
-      <w:proofErr w:type="spellStart"/>
-      <w:r>
-        <w:t>Github</w:t>
-      </w:r>
-      <w:proofErr w:type="spellEnd"/>
-      <w:r>
-        <w:t xml:space="preserve"> looks for a file called: </w:t>
-      </w:r>
-      <w:proofErr w:type="spellStart"/>
-      <w:r>
-        <w:t>Phone_Numbers.json</w:t>
-      </w:r>
-      <w:proofErr w:type="spellEnd"/>
-      <w:r>
-        <w:t xml:space="preserve"> so call yours that too if you don’t want to tweak the script!</w:t>
-      </w:r>
-    </w:p>
-    <w:p>
-      <w:r>
-        <w:t>Now make sure that you make the file type a .</w:t>
-      </w:r>
-      <w:proofErr w:type="spellStart"/>
-      <w:r>
-        <w:t>json</w:t>
-      </w:r>
-      <w:proofErr w:type="spellEnd"/>
-      <w:r>
-        <w:t xml:space="preserve"> file! This is what the python code uses to extract the numbers that we need. Inside the .</w:t>
-      </w:r>
-      <w:proofErr w:type="spellStart"/>
-      <w:r>
-        <w:t>json</w:t>
-      </w:r>
-      <w:proofErr w:type="spellEnd"/>
-      <w:r>
-        <w:t xml:space="preserve"> file, paste in this code from the </w:t>
-      </w:r>
-      <w:proofErr w:type="spellStart"/>
-      <w:r>
-        <w:t>Github</w:t>
-      </w:r>
-      <w:proofErr w:type="spellEnd"/>
-      <w:r>
-        <w:t xml:space="preserve">: </w:t>
+        <w:t>IMPORTANT TO NOTE: Make sure that the file name has no spaces! Python often struggles with file names with spaces in, so use _ instead of space. For ease of use, the python script on the Github looks for a file called: Phone_Numbers.json so call yours that too if you don’t want to tweak the script!</w:t>
+      </w:r>
+    </w:p>
+    <w:p>
+      <w:r>
+        <w:t xml:space="preserve">Now make sure that you make the file type a .json file! This is what the python code uses to extract the numbers that we need. Inside the .json file, paste in this code from the Github: </w:t>
       </w:r>
       <w:hyperlink r:id="rId24" w:history="1">
         <w:r>
@@ -10486,14 +7530,12 @@
       <w:r>
         <w:t>/home/</w:t>
       </w:r>
-      <w:proofErr w:type="spellStart"/>
       <w:r>
         <w:rPr>
           <w:color w:val="C00000"/>
         </w:rPr>
         <w:t>monitorpi</w:t>
       </w:r>
-      <w:proofErr w:type="spellEnd"/>
       <w:r>
         <w:t xml:space="preserve">, save this python script: </w:t>
       </w:r>
@@ -10549,42 +7591,12 @@
           <w:rFonts w:ascii="Courier New" w:hAnsi="Courier New" w:cs="Courier New"/>
         </w:rPr>
       </w:pPr>
-      <w:proofErr w:type="spellStart"/>
-      <w:r>
-        <w:rPr>
-          <w:rFonts w:ascii="Courier New" w:hAnsi="Courier New" w:cs="Courier New"/>
-        </w:rPr>
-        <w:t>sudo</w:t>
-      </w:r>
-      <w:proofErr w:type="spellEnd"/>
-      <w:r>
-        <w:rPr>
-          <w:rFonts w:ascii="Courier New" w:hAnsi="Courier New" w:cs="Courier New"/>
-        </w:rPr>
-        <w:t xml:space="preserve"> </w:t>
-      </w:r>
-      <w:proofErr w:type="spellStart"/>
-      <w:r>
-        <w:rPr>
-          <w:rFonts w:ascii="Courier New" w:hAnsi="Courier New" w:cs="Courier New"/>
-        </w:rPr>
-        <w:t>systemctl</w:t>
-      </w:r>
-      <w:proofErr w:type="spellEnd"/>
-      <w:r>
-        <w:rPr>
-          <w:rFonts w:ascii="Courier New" w:hAnsi="Courier New" w:cs="Courier New"/>
-        </w:rPr>
-        <w:t xml:space="preserve"> daemon-</w:t>
-      </w:r>
-      <w:proofErr w:type="spellStart"/>
-      <w:r>
-        <w:rPr>
-          <w:rFonts w:ascii="Courier New" w:hAnsi="Courier New" w:cs="Courier New"/>
-        </w:rPr>
-        <w:t>reexec</w:t>
-      </w:r>
-      <w:proofErr w:type="spellEnd"/>
+      <w:r>
+        <w:rPr>
+          <w:rFonts w:ascii="Courier New" w:hAnsi="Courier New" w:cs="Courier New"/>
+        </w:rPr>
+        <w:t>sudo systemctl daemon-reexec</w:t>
+      </w:r>
     </w:p>
     <w:p>
       <w:pPr>
@@ -10593,33 +7605,11 @@
           <w:rFonts w:ascii="Courier New" w:hAnsi="Courier New" w:cs="Courier New"/>
         </w:rPr>
       </w:pPr>
-      <w:proofErr w:type="spellStart"/>
-      <w:r>
-        <w:rPr>
-          <w:rFonts w:ascii="Courier New" w:hAnsi="Courier New" w:cs="Courier New"/>
-        </w:rPr>
-        <w:t>sudo</w:t>
-      </w:r>
-      <w:proofErr w:type="spellEnd"/>
-      <w:r>
-        <w:rPr>
-          <w:rFonts w:ascii="Courier New" w:hAnsi="Courier New" w:cs="Courier New"/>
-        </w:rPr>
-        <w:t xml:space="preserve"> </w:t>
-      </w:r>
-      <w:proofErr w:type="spellStart"/>
-      <w:r>
-        <w:rPr>
-          <w:rFonts w:ascii="Courier New" w:hAnsi="Courier New" w:cs="Courier New"/>
-        </w:rPr>
-        <w:t>systemctl</w:t>
-      </w:r>
-      <w:proofErr w:type="spellEnd"/>
-      <w:r>
-        <w:rPr>
-          <w:rFonts w:ascii="Courier New" w:hAnsi="Courier New" w:cs="Courier New"/>
-        </w:rPr>
-        <w:t xml:space="preserve"> daemon-reload</w:t>
+      <w:r>
+        <w:rPr>
+          <w:rFonts w:ascii="Courier New" w:hAnsi="Courier New" w:cs="Courier New"/>
+        </w:rPr>
+        <w:t>sudo systemctl daemon-reload</w:t>
       </w:r>
     </w:p>
     <w:p>
@@ -10629,50 +7619,12 @@
           <w:rFonts w:ascii="Courier New" w:hAnsi="Courier New" w:cs="Courier New"/>
         </w:rPr>
       </w:pPr>
-      <w:proofErr w:type="spellStart"/>
-      <w:r>
-        <w:rPr>
-          <w:rFonts w:ascii="Courier New" w:hAnsi="Courier New" w:cs="Courier New"/>
-        </w:rPr>
-        <w:t>sudo</w:t>
-      </w:r>
-      <w:proofErr w:type="spellEnd"/>
-      <w:r>
-        <w:rPr>
-          <w:rFonts w:ascii="Courier New" w:hAnsi="Courier New" w:cs="Courier New"/>
-        </w:rPr>
-        <w:t xml:space="preserve"> </w:t>
-      </w:r>
-      <w:proofErr w:type="spellStart"/>
-      <w:r>
-        <w:rPr>
-          <w:rFonts w:ascii="Courier New" w:hAnsi="Courier New" w:cs="Courier New"/>
-        </w:rPr>
-        <w:t>systemctl</w:t>
-      </w:r>
-      <w:proofErr w:type="spellEnd"/>
-      <w:r>
-        <w:rPr>
-          <w:rFonts w:ascii="Courier New" w:hAnsi="Courier New" w:cs="Courier New"/>
-        </w:rPr>
-        <w:t xml:space="preserve"> enable </w:t>
-      </w:r>
-      <w:proofErr w:type="spellStart"/>
-      <w:r>
-        <w:rPr>
-          <w:rFonts w:ascii="Courier New" w:hAnsi="Courier New" w:cs="Courier New"/>
-        </w:rPr>
-        <w:t>power_</w:t>
-      </w:r>
-      <w:proofErr w:type="gramStart"/>
-      <w:r>
-        <w:rPr>
-          <w:rFonts w:ascii="Courier New" w:hAnsi="Courier New" w:cs="Courier New"/>
-        </w:rPr>
-        <w:t>monitor.service</w:t>
-      </w:r>
-      <w:proofErr w:type="spellEnd"/>
-      <w:proofErr w:type="gramEnd"/>
+      <w:r>
+        <w:rPr>
+          <w:rFonts w:ascii="Courier New" w:hAnsi="Courier New" w:cs="Courier New"/>
+        </w:rPr>
+        <w:t>sudo systemctl enable power_monitor.service</w:t>
+      </w:r>
     </w:p>
     <w:p>
       <w:pPr>
@@ -10681,50 +7633,12 @@
           <w:rFonts w:ascii="Courier New" w:hAnsi="Courier New" w:cs="Courier New"/>
         </w:rPr>
       </w:pPr>
-      <w:proofErr w:type="spellStart"/>
-      <w:r>
-        <w:rPr>
-          <w:rFonts w:ascii="Courier New" w:hAnsi="Courier New" w:cs="Courier New"/>
-        </w:rPr>
-        <w:t>sudo</w:t>
-      </w:r>
-      <w:proofErr w:type="spellEnd"/>
-      <w:r>
-        <w:rPr>
-          <w:rFonts w:ascii="Courier New" w:hAnsi="Courier New" w:cs="Courier New"/>
-        </w:rPr>
-        <w:t xml:space="preserve"> </w:t>
-      </w:r>
-      <w:proofErr w:type="spellStart"/>
-      <w:r>
-        <w:rPr>
-          <w:rFonts w:ascii="Courier New" w:hAnsi="Courier New" w:cs="Courier New"/>
-        </w:rPr>
-        <w:t>systemctl</w:t>
-      </w:r>
-      <w:proofErr w:type="spellEnd"/>
-      <w:r>
-        <w:rPr>
-          <w:rFonts w:ascii="Courier New" w:hAnsi="Courier New" w:cs="Courier New"/>
-        </w:rPr>
-        <w:t xml:space="preserve"> start </w:t>
-      </w:r>
-      <w:proofErr w:type="spellStart"/>
-      <w:r>
-        <w:rPr>
-          <w:rFonts w:ascii="Courier New" w:hAnsi="Courier New" w:cs="Courier New"/>
-        </w:rPr>
-        <w:t>power_</w:t>
-      </w:r>
-      <w:proofErr w:type="gramStart"/>
-      <w:r>
-        <w:rPr>
-          <w:rFonts w:ascii="Courier New" w:hAnsi="Courier New" w:cs="Courier New"/>
-        </w:rPr>
-        <w:t>monitor.service</w:t>
-      </w:r>
-      <w:proofErr w:type="spellEnd"/>
-      <w:proofErr w:type="gramEnd"/>
+      <w:r>
+        <w:rPr>
+          <w:rFonts w:ascii="Courier New" w:hAnsi="Courier New" w:cs="Courier New"/>
+        </w:rPr>
+        <w:t>sudo systemctl start power_monitor.service</w:t>
+      </w:r>
     </w:p>
     <w:p>
       <w:pPr>
@@ -10800,21 +7714,7 @@
         <w:rPr>
           <w:rFonts w:cs="Courier New"/>
         </w:rPr>
-        <w:t xml:space="preserve">Then reboot the pi. On reboot, go to your </w:t>
-      </w:r>
-      <w:proofErr w:type="spellStart"/>
-      <w:r>
-        <w:rPr>
-          <w:rFonts w:cs="Courier New"/>
-        </w:rPr>
-        <w:t>homeassistant</w:t>
-      </w:r>
-      <w:proofErr w:type="spellEnd"/>
-      <w:r>
-        <w:rPr>
-          <w:rFonts w:cs="Courier New"/>
-        </w:rPr>
-        <w:t xml:space="preserve"> dashboard, and you should see this new box appear:</w:t>
+        <w:t>Then reboot the pi. On reboot, go to your homeassistant dashboard, and you should see this new box appear:</w:t>
       </w:r>
       <w:r>
         <w:rPr>
@@ -10905,40 +7805,24 @@
           <w:rFonts w:ascii="Courier New" w:hAnsi="Courier New" w:cs="Courier New"/>
         </w:rPr>
       </w:pPr>
-      <w:proofErr w:type="spellStart"/>
-      <w:r>
-        <w:rPr>
-          <w:rFonts w:ascii="Courier New" w:hAnsi="Courier New" w:cs="Courier New"/>
-        </w:rPr>
-        <w:t>sudo</w:t>
-      </w:r>
-      <w:proofErr w:type="spellEnd"/>
-      <w:r>
-        <w:rPr>
-          <w:rFonts w:ascii="Courier New" w:hAnsi="Courier New" w:cs="Courier New"/>
-        </w:rPr>
-        <w:t xml:space="preserve"> apt update</w:t>
-      </w:r>
-    </w:p>
-    <w:p>
-      <w:pPr>
-        <w:rPr>
-          <w:rFonts w:ascii="Courier New" w:hAnsi="Courier New" w:cs="Courier New"/>
-        </w:rPr>
-      </w:pPr>
-      <w:proofErr w:type="spellStart"/>
-      <w:r>
-        <w:rPr>
-          <w:rFonts w:ascii="Courier New" w:hAnsi="Courier New" w:cs="Courier New"/>
-        </w:rPr>
-        <w:t>sudo</w:t>
-      </w:r>
-      <w:proofErr w:type="spellEnd"/>
-      <w:r>
-        <w:rPr>
-          <w:rFonts w:ascii="Courier New" w:hAnsi="Courier New" w:cs="Courier New"/>
-        </w:rPr>
-        <w:t xml:space="preserve"> apt install libgpiod2</w:t>
+      <w:r>
+        <w:rPr>
+          <w:rFonts w:ascii="Courier New" w:hAnsi="Courier New" w:cs="Courier New"/>
+        </w:rPr>
+        <w:t>sudo apt update</w:t>
+      </w:r>
+    </w:p>
+    <w:p>
+      <w:pPr>
+        <w:rPr>
+          <w:rFonts w:ascii="Courier New" w:hAnsi="Courier New" w:cs="Courier New"/>
+        </w:rPr>
+      </w:pPr>
+      <w:r>
+        <w:rPr>
+          <w:rFonts w:ascii="Courier New" w:hAnsi="Courier New" w:cs="Courier New"/>
+        </w:rPr>
+        <w:t>sudo apt install libgpiod2</w:t>
       </w:r>
     </w:p>
     <w:p>
@@ -10977,23 +7861,8 @@
         <w:rPr>
           <w:rFonts w:ascii="Courier New" w:hAnsi="Courier New" w:cs="Courier New"/>
         </w:rPr>
-        <w:t xml:space="preserve">python -m </w:t>
-      </w:r>
-      <w:proofErr w:type="spellStart"/>
-      <w:r>
-        <w:rPr>
-          <w:rFonts w:ascii="Courier New" w:hAnsi="Courier New" w:cs="Courier New"/>
-        </w:rPr>
-        <w:t>venv</w:t>
-      </w:r>
-      <w:proofErr w:type="spellEnd"/>
-      <w:r>
-        <w:rPr>
-          <w:rFonts w:ascii="Courier New" w:hAnsi="Courier New" w:cs="Courier New"/>
-        </w:rPr>
-        <w:t xml:space="preserve"> /home/</w:t>
-      </w:r>
-      <w:proofErr w:type="spellStart"/>
+        <w:t>python -m venv /home/</w:t>
+      </w:r>
       <w:r>
         <w:rPr>
           <w:rFonts w:ascii="Courier New" w:hAnsi="Courier New" w:cs="Courier New"/>
@@ -11001,21 +7870,12 @@
         </w:rPr>
         <w:t>monitorpi</w:t>
       </w:r>
-      <w:proofErr w:type="spellEnd"/>
-      <w:r>
-        <w:rPr>
-          <w:rFonts w:ascii="Courier New" w:hAnsi="Courier New" w:cs="Courier New"/>
-        </w:rPr>
-        <w:t>/</w:t>
-      </w:r>
-      <w:proofErr w:type="spellStart"/>
-      <w:r>
-        <w:rPr>
-          <w:rFonts w:ascii="Courier New" w:hAnsi="Courier New" w:cs="Courier New"/>
-        </w:rPr>
-        <w:t>dhtenv</w:t>
-      </w:r>
-      <w:proofErr w:type="spellEnd"/>
+      <w:r>
+        <w:rPr>
+          <w:rFonts w:ascii="Courier New" w:hAnsi="Courier New" w:cs="Courier New"/>
+        </w:rPr>
+        <w:t>/dhtenv</w:t>
+      </w:r>
     </w:p>
     <w:p>
       <w:pPr>
@@ -11042,7 +7902,6 @@
         </w:rPr>
         <w:t>source /home/</w:t>
       </w:r>
-      <w:proofErr w:type="spellStart"/>
       <w:r>
         <w:rPr>
           <w:rFonts w:ascii="Courier New" w:hAnsi="Courier New" w:cs="Courier New"/>
@@ -11050,53 +7909,24 @@
         </w:rPr>
         <w:t>monitorpi</w:t>
       </w:r>
-      <w:proofErr w:type="spellEnd"/>
-      <w:r>
-        <w:rPr>
-          <w:rFonts w:ascii="Courier New" w:hAnsi="Courier New" w:cs="Courier New"/>
-        </w:rPr>
-        <w:t>/</w:t>
-      </w:r>
-      <w:proofErr w:type="spellStart"/>
-      <w:r>
-        <w:rPr>
-          <w:rFonts w:ascii="Courier New" w:hAnsi="Courier New" w:cs="Courier New"/>
-        </w:rPr>
-        <w:t>dhtenv</w:t>
-      </w:r>
-      <w:proofErr w:type="spellEnd"/>
-      <w:r>
-        <w:rPr>
-          <w:rFonts w:ascii="Courier New" w:hAnsi="Courier New" w:cs="Courier New"/>
-        </w:rPr>
-        <w:t>/bin/activate</w:t>
-      </w:r>
-    </w:p>
-    <w:p>
-      <w:pPr>
-        <w:rPr>
-          <w:rFonts w:cs="Courier New"/>
-        </w:rPr>
-      </w:pPr>
-      <w:r>
-        <w:rPr>
-          <w:rFonts w:cs="Courier New"/>
-        </w:rPr>
-        <w:t xml:space="preserve">Ok great! Now we need to install the necessary libraries for the DHT11 to work. Whilst in the </w:t>
-      </w:r>
-      <w:proofErr w:type="spellStart"/>
-      <w:r>
-        <w:rPr>
-          <w:rFonts w:cs="Courier New"/>
-        </w:rPr>
-        <w:t>venv</w:t>
-      </w:r>
-      <w:proofErr w:type="spellEnd"/>
-      <w:r>
-        <w:rPr>
-          <w:rFonts w:cs="Courier New"/>
-        </w:rPr>
-        <w:t>, run:</w:t>
+      <w:r>
+        <w:rPr>
+          <w:rFonts w:ascii="Courier New" w:hAnsi="Courier New" w:cs="Courier New"/>
+        </w:rPr>
+        <w:t>/dhtenv/bin/activate</w:t>
+      </w:r>
+    </w:p>
+    <w:p>
+      <w:pPr>
+        <w:rPr>
+          <w:rFonts w:cs="Courier New"/>
+        </w:rPr>
+      </w:pPr>
+      <w:r>
+        <w:rPr>
+          <w:rFonts w:cs="Courier New"/>
+        </w:rPr>
+        <w:t>Ok great! Now we need to install the necessary libraries for the DHT11 to work. Whilst in the venv, run:</w:t>
       </w:r>
     </w:p>
     <w:p>
@@ -11113,92 +7943,12 @@
           <w:sz w:val="18"/>
           <w:szCs w:val="18"/>
         </w:rPr>
-        <w:t xml:space="preserve">pip install board </w:t>
-      </w:r>
-      <w:proofErr w:type="spellStart"/>
-      <w:r>
-        <w:rPr>
-          <w:rFonts w:ascii="Courier New" w:hAnsi="Courier New" w:cs="Courier New"/>
-          <w:sz w:val="18"/>
-          <w:szCs w:val="18"/>
-        </w:rPr>
-        <w:t>lgipo</w:t>
-      </w:r>
-      <w:proofErr w:type="spellEnd"/>
-      <w:r>
-        <w:rPr>
-          <w:rFonts w:ascii="Courier New" w:hAnsi="Courier New" w:cs="Courier New"/>
-          <w:sz w:val="18"/>
-          <w:szCs w:val="18"/>
-        </w:rPr>
-        <w:t xml:space="preserve"> </w:t>
-      </w:r>
-      <w:proofErr w:type="spellStart"/>
-      <w:r>
-        <w:rPr>
-          <w:rFonts w:ascii="Courier New" w:hAnsi="Courier New" w:cs="Courier New"/>
-          <w:sz w:val="18"/>
-          <w:szCs w:val="18"/>
-        </w:rPr>
-        <w:t>paho-mqtt</w:t>
-      </w:r>
-      <w:proofErr w:type="spellEnd"/>
-      <w:r>
-        <w:rPr>
-          <w:rFonts w:ascii="Courier New" w:hAnsi="Courier New" w:cs="Courier New"/>
-          <w:sz w:val="18"/>
-          <w:szCs w:val="18"/>
-        </w:rPr>
-        <w:t xml:space="preserve"> </w:t>
-      </w:r>
-      <w:proofErr w:type="spellStart"/>
-      <w:r>
-        <w:rPr>
-          <w:rFonts w:ascii="Courier New" w:hAnsi="Courier New" w:cs="Courier New"/>
-          <w:sz w:val="18"/>
-          <w:szCs w:val="18"/>
-        </w:rPr>
-        <w:t>adafruit-blinka</w:t>
-      </w:r>
-      <w:proofErr w:type="spellEnd"/>
-      <w:r>
-        <w:rPr>
-          <w:rFonts w:ascii="Courier New" w:hAnsi="Courier New" w:cs="Courier New"/>
-          <w:sz w:val="18"/>
-          <w:szCs w:val="18"/>
-        </w:rPr>
-        <w:t xml:space="preserve"> </w:t>
-      </w:r>
-      <w:proofErr w:type="spellStart"/>
-      <w:r>
-        <w:rPr>
-          <w:rFonts w:ascii="Courier New" w:hAnsi="Courier New" w:cs="Courier New"/>
-          <w:sz w:val="18"/>
-          <w:szCs w:val="18"/>
-        </w:rPr>
-        <w:t>adafruit-circuitpython-dht</w:t>
-      </w:r>
-      <w:proofErr w:type="spellEnd"/>
-    </w:p>
-    <w:p>
-      <w:r>
-        <w:t xml:space="preserve">These are the necessary libraries needed for the publishing script to work. After installing these, create a new python script in the same location as the </w:t>
-      </w:r>
-      <w:proofErr w:type="spellStart"/>
-      <w:r>
-        <w:t>venv</w:t>
-      </w:r>
-      <w:proofErr w:type="spellEnd"/>
-      <w:r>
-        <w:t xml:space="preserve">, and paste in the code found on the </w:t>
-      </w:r>
-      <w:proofErr w:type="spellStart"/>
-      <w:r>
-        <w:t>github</w:t>
-      </w:r>
-      <w:proofErr w:type="spellEnd"/>
-      <w:r>
-        <w:t xml:space="preserve">: </w:t>
+        <w:t>pip install board lgipo paho-mqtt adafruit-blinka adafruit-circuitpython-dht</w:t>
+      </w:r>
+    </w:p>
+    <w:p>
+      <w:r>
+        <w:t xml:space="preserve">These are the necessary libraries needed for the publishing script to work. After installing these, create a new python script in the same location as the venv, and paste in the code found on the github: </w:t>
       </w:r>
       <w:hyperlink r:id="rId27" w:history="1">
         <w:r>
@@ -11230,42 +7980,12 @@
           <w:rFonts w:ascii="Courier New" w:hAnsi="Courier New" w:cs="Courier New"/>
         </w:rPr>
       </w:pPr>
-      <w:proofErr w:type="spellStart"/>
-      <w:r>
-        <w:rPr>
-          <w:rFonts w:ascii="Courier New" w:hAnsi="Courier New" w:cs="Courier New"/>
-        </w:rPr>
-        <w:t>sudo</w:t>
-      </w:r>
-      <w:proofErr w:type="spellEnd"/>
-      <w:r>
-        <w:rPr>
-          <w:rFonts w:ascii="Courier New" w:hAnsi="Courier New" w:cs="Courier New"/>
-        </w:rPr>
-        <w:t xml:space="preserve"> nano /etc/</w:t>
-      </w:r>
-      <w:proofErr w:type="spellStart"/>
-      <w:r>
-        <w:rPr>
-          <w:rFonts w:ascii="Courier New" w:hAnsi="Courier New" w:cs="Courier New"/>
-        </w:rPr>
-        <w:t>systemd</w:t>
-      </w:r>
-      <w:proofErr w:type="spellEnd"/>
-      <w:r>
-        <w:rPr>
-          <w:rFonts w:ascii="Courier New" w:hAnsi="Courier New" w:cs="Courier New"/>
-        </w:rPr>
-        <w:t>/system/</w:t>
-      </w:r>
-      <w:proofErr w:type="spellStart"/>
-      <w:r>
-        <w:rPr>
-          <w:rFonts w:ascii="Courier New" w:hAnsi="Courier New" w:cs="Courier New"/>
-        </w:rPr>
-        <w:t>dhtpub.service</w:t>
-      </w:r>
-      <w:proofErr w:type="spellEnd"/>
+      <w:r>
+        <w:rPr>
+          <w:rFonts w:ascii="Courier New" w:hAnsi="Courier New" w:cs="Courier New"/>
+        </w:rPr>
+        <w:t>sudo nano /etc/systemd/system/dhtpub.service</w:t>
+      </w:r>
     </w:p>
     <w:p>
       <w:pPr>
@@ -11322,42 +8042,12 @@
           <w:rFonts w:ascii="Courier New" w:hAnsi="Courier New" w:cs="Courier New"/>
         </w:rPr>
       </w:pPr>
-      <w:proofErr w:type="spellStart"/>
-      <w:r>
-        <w:rPr>
-          <w:rFonts w:ascii="Courier New" w:hAnsi="Courier New" w:cs="Courier New"/>
-        </w:rPr>
-        <w:t>sudo</w:t>
-      </w:r>
-      <w:proofErr w:type="spellEnd"/>
-      <w:r>
-        <w:rPr>
-          <w:rFonts w:ascii="Courier New" w:hAnsi="Courier New" w:cs="Courier New"/>
-        </w:rPr>
-        <w:t xml:space="preserve"> </w:t>
-      </w:r>
-      <w:proofErr w:type="spellStart"/>
-      <w:r>
-        <w:rPr>
-          <w:rFonts w:ascii="Courier New" w:hAnsi="Courier New" w:cs="Courier New"/>
-        </w:rPr>
-        <w:t>systemctl</w:t>
-      </w:r>
-      <w:proofErr w:type="spellEnd"/>
-      <w:r>
-        <w:rPr>
-          <w:rFonts w:ascii="Courier New" w:hAnsi="Courier New" w:cs="Courier New"/>
-        </w:rPr>
-        <w:t xml:space="preserve"> daemon-</w:t>
-      </w:r>
-      <w:proofErr w:type="spellStart"/>
-      <w:r>
-        <w:rPr>
-          <w:rFonts w:ascii="Courier New" w:hAnsi="Courier New" w:cs="Courier New"/>
-        </w:rPr>
-        <w:t>reexec</w:t>
-      </w:r>
-      <w:proofErr w:type="spellEnd"/>
+      <w:r>
+        <w:rPr>
+          <w:rFonts w:ascii="Courier New" w:hAnsi="Courier New" w:cs="Courier New"/>
+        </w:rPr>
+        <w:t>sudo systemctl daemon-reexec</w:t>
+      </w:r>
     </w:p>
     <w:p>
       <w:pPr>
@@ -11366,33 +8056,11 @@
           <w:rFonts w:ascii="Courier New" w:hAnsi="Courier New" w:cs="Courier New"/>
         </w:rPr>
       </w:pPr>
-      <w:proofErr w:type="spellStart"/>
-      <w:r>
-        <w:rPr>
-          <w:rFonts w:ascii="Courier New" w:hAnsi="Courier New" w:cs="Courier New"/>
-        </w:rPr>
-        <w:t>sudo</w:t>
-      </w:r>
-      <w:proofErr w:type="spellEnd"/>
-      <w:r>
-        <w:rPr>
-          <w:rFonts w:ascii="Courier New" w:hAnsi="Courier New" w:cs="Courier New"/>
-        </w:rPr>
-        <w:t xml:space="preserve"> </w:t>
-      </w:r>
-      <w:proofErr w:type="spellStart"/>
-      <w:r>
-        <w:rPr>
-          <w:rFonts w:ascii="Courier New" w:hAnsi="Courier New" w:cs="Courier New"/>
-        </w:rPr>
-        <w:t>systemctl</w:t>
-      </w:r>
-      <w:proofErr w:type="spellEnd"/>
-      <w:r>
-        <w:rPr>
-          <w:rFonts w:ascii="Courier New" w:hAnsi="Courier New" w:cs="Courier New"/>
-        </w:rPr>
-        <w:t xml:space="preserve"> daemon-reload</w:t>
+      <w:r>
+        <w:rPr>
+          <w:rFonts w:ascii="Courier New" w:hAnsi="Courier New" w:cs="Courier New"/>
+        </w:rPr>
+        <w:t>sudo systemctl daemon-reload</w:t>
       </w:r>
     </w:p>
     <w:p>
@@ -11402,44 +8070,18 @@
           <w:rFonts w:ascii="Courier New" w:hAnsi="Courier New" w:cs="Courier New"/>
         </w:rPr>
       </w:pPr>
-      <w:proofErr w:type="spellStart"/>
-      <w:r>
-        <w:rPr>
-          <w:rFonts w:ascii="Courier New" w:hAnsi="Courier New" w:cs="Courier New"/>
-        </w:rPr>
-        <w:t>sudo</w:t>
-      </w:r>
-      <w:proofErr w:type="spellEnd"/>
-      <w:r>
-        <w:rPr>
-          <w:rFonts w:ascii="Courier New" w:hAnsi="Courier New" w:cs="Courier New"/>
-        </w:rPr>
-        <w:t xml:space="preserve"> </w:t>
-      </w:r>
-      <w:proofErr w:type="spellStart"/>
-      <w:r>
-        <w:rPr>
-          <w:rFonts w:ascii="Courier New" w:hAnsi="Courier New" w:cs="Courier New"/>
-        </w:rPr>
-        <w:t>systemctl</w:t>
-      </w:r>
-      <w:proofErr w:type="spellEnd"/>
-      <w:r>
-        <w:rPr>
-          <w:rFonts w:ascii="Courier New" w:hAnsi="Courier New" w:cs="Courier New"/>
-        </w:rPr>
-        <w:t xml:space="preserve"> enable </w:t>
-      </w:r>
-      <w:proofErr w:type="spellStart"/>
-      <w:proofErr w:type="gramStart"/>
+      <w:r>
+        <w:rPr>
+          <w:rFonts w:ascii="Courier New" w:hAnsi="Courier New" w:cs="Courier New"/>
+        </w:rPr>
+        <w:t xml:space="preserve">sudo systemctl enable </w:t>
+      </w:r>
       <w:r>
         <w:rPr>
           <w:rFonts w:ascii="Courier New" w:hAnsi="Courier New" w:cs="Courier New"/>
         </w:rPr>
         <w:t>dhtpub.service</w:t>
       </w:r>
-      <w:proofErr w:type="spellEnd"/>
-      <w:proofErr w:type="gramEnd"/>
     </w:p>
     <w:p>
       <w:pPr>
@@ -11448,44 +8090,18 @@
           <w:rFonts w:ascii="Courier New" w:hAnsi="Courier New" w:cs="Courier New"/>
         </w:rPr>
       </w:pPr>
-      <w:proofErr w:type="spellStart"/>
-      <w:r>
-        <w:rPr>
-          <w:rFonts w:ascii="Courier New" w:hAnsi="Courier New" w:cs="Courier New"/>
-        </w:rPr>
-        <w:t>sudo</w:t>
-      </w:r>
-      <w:proofErr w:type="spellEnd"/>
-      <w:r>
-        <w:rPr>
-          <w:rFonts w:ascii="Courier New" w:hAnsi="Courier New" w:cs="Courier New"/>
-        </w:rPr>
-        <w:t xml:space="preserve"> </w:t>
-      </w:r>
-      <w:proofErr w:type="spellStart"/>
-      <w:r>
-        <w:rPr>
-          <w:rFonts w:ascii="Courier New" w:hAnsi="Courier New" w:cs="Courier New"/>
-        </w:rPr>
-        <w:t>systemctl</w:t>
-      </w:r>
-      <w:proofErr w:type="spellEnd"/>
-      <w:r>
-        <w:rPr>
-          <w:rFonts w:ascii="Courier New" w:hAnsi="Courier New" w:cs="Courier New"/>
-        </w:rPr>
-        <w:t xml:space="preserve"> start </w:t>
-      </w:r>
-      <w:proofErr w:type="spellStart"/>
-      <w:proofErr w:type="gramStart"/>
+      <w:r>
+        <w:rPr>
+          <w:rFonts w:ascii="Courier New" w:hAnsi="Courier New" w:cs="Courier New"/>
+        </w:rPr>
+        <w:t xml:space="preserve">sudo systemctl start </w:t>
+      </w:r>
       <w:r>
         <w:rPr>
           <w:rFonts w:ascii="Courier New" w:hAnsi="Courier New" w:cs="Courier New"/>
         </w:rPr>
         <w:t>dhtpub.service</w:t>
       </w:r>
-      <w:proofErr w:type="spellEnd"/>
-      <w:proofErr w:type="gramEnd"/>
     </w:p>
     <w:p>
       <w:pPr>
@@ -11551,15 +8167,7 @@
         </w:drawing>
       </w:r>
       <w:r>
-        <w:t xml:space="preserve">and restart the pi. When loading up the </w:t>
-      </w:r>
-      <w:proofErr w:type="spellStart"/>
-      <w:r>
-        <w:t>homeassistant</w:t>
-      </w:r>
-      <w:proofErr w:type="spellEnd"/>
-      <w:r>
-        <w:t xml:space="preserve"> dashboard, you should see a new box that looks like this:</w:t>
+        <w:t>and restart the pi. When loading up the homeassistant dashboard, you should see a new box that looks like this:</w:t>
       </w:r>
     </w:p>
     <w:p>
@@ -11770,21 +8378,7 @@
         <w:rPr>
           <w:rFonts w:ascii="Courier New" w:hAnsi="Courier New" w:cs="Courier New"/>
         </w:rPr>
-        <w:t>-ls /dev/</w:t>
-      </w:r>
-      <w:proofErr w:type="spellStart"/>
-      <w:r>
-        <w:rPr>
-          <w:rFonts w:ascii="Courier New" w:hAnsi="Courier New" w:cs="Courier New"/>
-        </w:rPr>
-        <w:t>ttyACM</w:t>
-      </w:r>
-      <w:proofErr w:type="spellEnd"/>
-      <w:r>
-        <w:rPr>
-          <w:rFonts w:ascii="Courier New" w:hAnsi="Courier New" w:cs="Courier New"/>
-        </w:rPr>
-        <w:t>*</w:t>
+        <w:t>-ls /dev/ttyACM*</w:t>
       </w:r>
     </w:p>
     <w:p>
@@ -11845,7 +8439,6 @@
           <w:rFonts w:ascii="Courier New" w:hAnsi="Courier New" w:cs="Courier New"/>
         </w:rPr>
       </w:pPr>
-      <w:proofErr w:type="spellStart"/>
       <w:r>
         <w:rPr>
           <w:rFonts w:ascii="Courier New" w:hAnsi="Courier New" w:cs="Courier New"/>
@@ -11858,7 +8451,6 @@
         </w:rPr>
         <w:t>rduino</w:t>
       </w:r>
-      <w:proofErr w:type="spellEnd"/>
     </w:p>
     <w:p>
       <w:pPr>
@@ -11894,21 +8486,7 @@
         <w:rPr>
           <w:rFonts w:cs="Courier New"/>
         </w:rPr>
-        <w:t xml:space="preserve"> code found on the </w:t>
-      </w:r>
-      <w:proofErr w:type="spellStart"/>
-      <w:r>
-        <w:rPr>
-          <w:rFonts w:cs="Courier New"/>
-        </w:rPr>
-        <w:t>github</w:t>
-      </w:r>
-      <w:proofErr w:type="spellEnd"/>
-      <w:r>
-        <w:rPr>
-          <w:rFonts w:cs="Courier New"/>
-        </w:rPr>
-        <w:t xml:space="preserve"> into the IDE and first click the tick in the top left. Observe the output seen at the bottom of the screen and look for it saying that it has loaded the program to the board and how much space this takes up. This is simply a check to see if the code can be loaded properly.</w:t>
+        <w:t xml:space="preserve"> code found on the github into the IDE and first click the tick in the top left. Observe the output seen at the bottom of the screen and look for it saying that it has loaded the program to the board and how much space this takes up. This is simply a check to see if the code can be loaded properly.</w:t>
       </w:r>
     </w:p>
     <w:p>
@@ -11942,28 +8520,24 @@
         </w:rPr>
         <w:t xml:space="preserve">Now we need to load the python scripts. Create a virtual environment the same way that we have done before and install the </w:t>
       </w:r>
-      <w:proofErr w:type="spellStart"/>
       <w:r>
         <w:rPr>
           <w:rFonts w:ascii="Courier New" w:hAnsi="Courier New" w:cs="Courier New"/>
         </w:rPr>
         <w:t>paho_mqtt</w:t>
       </w:r>
-      <w:proofErr w:type="spellEnd"/>
       <w:r>
         <w:rPr>
           <w:rFonts w:cs="Courier New"/>
         </w:rPr>
         <w:t xml:space="preserve"> and </w:t>
       </w:r>
-      <w:proofErr w:type="spellStart"/>
       <w:r>
         <w:rPr>
           <w:rFonts w:ascii="Courier New" w:hAnsi="Courier New" w:cs="Courier New"/>
         </w:rPr>
         <w:t>pyserial</w:t>
       </w:r>
-      <w:proofErr w:type="spellEnd"/>
       <w:r>
         <w:rPr>
           <w:rFonts w:ascii="Courier New" w:hAnsi="Courier New" w:cs="Courier New"/>
@@ -11974,48 +8548,20 @@
         <w:rPr>
           <w:rFonts w:cs="Courier New"/>
         </w:rPr>
-        <w:t xml:space="preserve">libraries. Unless specified at the top of the code, these two libraries are the only ones that need to be installed per </w:t>
-      </w:r>
-      <w:proofErr w:type="spellStart"/>
-      <w:r>
-        <w:rPr>
-          <w:rFonts w:cs="Courier New"/>
-        </w:rPr>
-        <w:t>venv</w:t>
-      </w:r>
-      <w:proofErr w:type="spellEnd"/>
-      <w:r>
-        <w:rPr>
-          <w:rFonts w:cs="Courier New"/>
-        </w:rPr>
-        <w:t xml:space="preserve">. </w:t>
-      </w:r>
-    </w:p>
-    <w:p>
-      <w:pPr>
-        <w:rPr>
-          <w:rFonts w:cs="Courier New"/>
-        </w:rPr>
-      </w:pPr>
-      <w:r>
-        <w:rPr>
-          <w:rFonts w:cs="Courier New"/>
-        </w:rPr>
-        <w:t xml:space="preserve">The python code can also be found on the </w:t>
-      </w:r>
-      <w:proofErr w:type="spellStart"/>
-      <w:r>
-        <w:rPr>
-          <w:rFonts w:cs="Courier New"/>
-        </w:rPr>
-        <w:t>github</w:t>
-      </w:r>
-      <w:proofErr w:type="spellEnd"/>
-      <w:r>
-        <w:rPr>
-          <w:rFonts w:cs="Courier New"/>
-        </w:rPr>
-        <w:t xml:space="preserve"> per sensor that was used on the project, but the publishing logic, and especially the texting logic can be recycled and used for any sensor!</w:t>
+        <w:t xml:space="preserve">libraries. Unless specified at the top of the code, these two libraries are the only ones that need to be installed per venv. </w:t>
+      </w:r>
+    </w:p>
+    <w:p>
+      <w:pPr>
+        <w:rPr>
+          <w:rFonts w:cs="Courier New"/>
+        </w:rPr>
+      </w:pPr>
+      <w:r>
+        <w:rPr>
+          <w:rFonts w:cs="Courier New"/>
+        </w:rPr>
+        <w:t>The python code can also be found on the github per sensor that was used on the project, but the publishing logic, and especially the texting logic can be recycled and used for any sensor!</w:t>
       </w:r>
     </w:p>
     <w:p>
@@ -12045,7 +8591,7 @@
 </file>
 
 <file path=word/endnotes.xml><?xml version="1.0" encoding="utf-8"?>
-<w:endnotes xmlns:wpc="http://schemas.microsoft.com/office/word/2010/wordprocessingCanvas" xmlns:cx="http://schemas.microsoft.com/office/drawing/2014/chartex" xmlns:cx1="http://schemas.microsoft.com/office/drawing/2015/9/8/chartex" xmlns:cx2="http://schemas.microsoft.com/office/drawing/2015/10/21/chartex" xmlns:cx3="http://schemas.microsoft.com/office/drawing/2016/5/9/chartex" xmlns:cx4="http://schemas.microsoft.com/office/drawing/2016/5/10/chartex" xmlns:cx5="http://schemas.microsoft.com/office/drawing/2016/5/11/chartex" xmlns:cx6="http://schemas.microsoft.com/office/drawing/2016/5/12/chartex" xmlns:cx7="http://schemas.microsoft.com/office/drawing/2016/5/13/chartex" xmlns:cx8="http://schemas.microsoft.com/office/drawing/2016/5/14/chartex" xmlns:mc="http://schemas.openxmlformats.org/markup-compatibility/2006" xmlns:aink="http://schemas.microsoft.com/office/drawing/2016/ink" xmlns:am3d="http://schemas.microsoft.com/office/drawing/2017/model3d" xmlns:o="urn:schemas-microsoft-com:office:office" xmlns:oel="http://schemas.microsoft.com/office/2019/extlst" xmlns:r="http://schemas.openxmlformats.org/officeDocument/2006/relationships" xmlns:m="http://schemas.openxmlformats.org/officeDocument/2006/math" xmlns:v="urn:schemas-microsoft-com:vml" xmlns:wp14="http://schemas.microsoft.com/office/word/2010/wordprocessingDrawing" xmlns:wp="http://schemas.openxmlformats.org/drawingml/2006/wordprocessingDrawing" xmlns:w10="urn:schemas-microsoft-com:office:word" xmlns:w="http://schemas.openxmlformats.org/wordprocessingml/2006/main" xmlns:w14="http://schemas.microsoft.com/office/word/2010/wordml" xmlns:w15="http://schemas.microsoft.com/office/word/2012/wordml" xmlns:w16cex="http://schemas.microsoft.com/office/word/2018/wordml/cex" xmlns:w16cid="http://schemas.microsoft.com/office/word/2016/wordml/cid" xmlns:w16="http://schemas.microsoft.com/office/word/2018/wordml" xmlns:w16du="http://schemas.microsoft.com/office/word/2023/wordml/word16du" xmlns:w16sdtdh="http://schemas.microsoft.com/office/word/2020/wordml/sdtdatahash" xmlns:w16sdtfl="http://schemas.microsoft.com/office/word/2024/wordml/sdtformatlock" xmlns:w16se="http://schemas.microsoft.com/office/word/2015/wordml/symex" xmlns:wpg="http://schemas.microsoft.com/office/word/2010/wordprocessingGroup" xmlns:wpi="http://schemas.microsoft.com/office/word/2010/wordprocessingInk" xmlns:wne="http://schemas.microsoft.com/office/word/2006/wordml" xmlns:wps="http://schemas.microsoft.com/office/word/2010/wordprocessingShape" mc:Ignorable="w14 w15 w16se w16cid w16 w16cex w16sdtdh w16sdtfl w16du wp14">
+<w:endnotes xmlns:wpc="http://schemas.microsoft.com/office/word/2010/wordprocessingCanvas" xmlns:cx="http://schemas.microsoft.com/office/drawing/2014/chartex" xmlns:cx1="http://schemas.microsoft.com/office/drawing/2015/9/8/chartex" xmlns:cx2="http://schemas.microsoft.com/office/drawing/2015/10/21/chartex" xmlns:cx3="http://schemas.microsoft.com/office/drawing/2016/5/9/chartex" xmlns:cx4="http://schemas.microsoft.com/office/drawing/2016/5/10/chartex" xmlns:cx5="http://schemas.microsoft.com/office/drawing/2016/5/11/chartex" xmlns:cx6="http://schemas.microsoft.com/office/drawing/2016/5/12/chartex" xmlns:cx7="http://schemas.microsoft.com/office/drawing/2016/5/13/chartex" xmlns:cx8="http://schemas.microsoft.com/office/drawing/2016/5/14/chartex" xmlns:mc="http://schemas.openxmlformats.org/markup-compatibility/2006" xmlns:aink="http://schemas.microsoft.com/office/drawing/2016/ink" xmlns:am3d="http://schemas.microsoft.com/office/drawing/2017/model3d" xmlns:o="urn:schemas-microsoft-com:office:office" xmlns:oel="http://schemas.microsoft.com/office/2019/extlst" xmlns:r="http://schemas.openxmlformats.org/officeDocument/2006/relationships" xmlns:m="http://schemas.openxmlformats.org/officeDocument/2006/math" xmlns:v="urn:schemas-microsoft-com:vml" xmlns:wp14="http://schemas.microsoft.com/office/word/2010/wordprocessingDrawing" xmlns:wp="http://schemas.openxmlformats.org/drawingml/2006/wordprocessingDrawing" xmlns:w10="urn:schemas-microsoft-com:office:word" xmlns:w="http://schemas.openxmlformats.org/wordprocessingml/2006/main" xmlns:w14="http://schemas.microsoft.com/office/word/2010/wordml" xmlns:w15="http://schemas.microsoft.com/office/word/2012/wordml" xmlns:w16cex="http://schemas.microsoft.com/office/word/2018/wordml/cex" xmlns:w16cid="http://schemas.microsoft.com/office/word/2016/wordml/cid" xmlns:w16="http://schemas.microsoft.com/office/word/2018/wordml" xmlns:w16sdtdh="http://schemas.microsoft.com/office/word/2020/wordml/sdtdatahash" xmlns:w16se="http://schemas.microsoft.com/office/word/2015/wordml/symex" xmlns:wpg="http://schemas.microsoft.com/office/word/2010/wordprocessingGroup" xmlns:wpi="http://schemas.microsoft.com/office/word/2010/wordprocessingInk" xmlns:wne="http://schemas.microsoft.com/office/word/2006/wordml" xmlns:wps="http://schemas.microsoft.com/office/word/2010/wordprocessingShape" mc:Ignorable="w14 w15 w16se w16cid w16 w16cex w16sdtdh wp14">
   <w:endnote w:type="separator" w:id="-1">
     <w:p>
       <w:pPr>
@@ -12070,7 +8616,7 @@
 </file>
 
 <file path=word/footnotes.xml><?xml version="1.0" encoding="utf-8"?>
-<w:footnotes xmlns:wpc="http://schemas.microsoft.com/office/word/2010/wordprocessingCanvas" xmlns:cx="http://schemas.microsoft.com/office/drawing/2014/chartex" xmlns:cx1="http://schemas.microsoft.com/office/drawing/2015/9/8/chartex" xmlns:cx2="http://schemas.microsoft.com/office/drawing/2015/10/21/chartex" xmlns:cx3="http://schemas.microsoft.com/office/drawing/2016/5/9/chartex" xmlns:cx4="http://schemas.microsoft.com/office/drawing/2016/5/10/chartex" xmlns:cx5="http://schemas.microsoft.com/office/drawing/2016/5/11/chartex" xmlns:cx6="http://schemas.microsoft.com/office/drawing/2016/5/12/chartex" xmlns:cx7="http://schemas.microsoft.com/office/drawing/2016/5/13/chartex" xmlns:cx8="http://schemas.microsoft.com/office/drawing/2016/5/14/chartex" xmlns:mc="http://schemas.openxmlformats.org/markup-compatibility/2006" xmlns:aink="http://schemas.microsoft.com/office/drawing/2016/ink" xmlns:am3d="http://schemas.microsoft.com/office/drawing/2017/model3d" xmlns:o="urn:schemas-microsoft-com:office:office" xmlns:oel="http://schemas.microsoft.com/office/2019/extlst" xmlns:r="http://schemas.openxmlformats.org/officeDocument/2006/relationships" xmlns:m="http://schemas.openxmlformats.org/officeDocument/2006/math" xmlns:v="urn:schemas-microsoft-com:vml" xmlns:wp14="http://schemas.microsoft.com/office/word/2010/wordprocessingDrawing" xmlns:wp="http://schemas.openxmlformats.org/drawingml/2006/wordprocessingDrawing" xmlns:w10="urn:schemas-microsoft-com:office:word" xmlns:w="http://schemas.openxmlformats.org/wordprocessingml/2006/main" xmlns:w14="http://schemas.microsoft.com/office/word/2010/wordml" xmlns:w15="http://schemas.microsoft.com/office/word/2012/wordml" xmlns:w16cex="http://schemas.microsoft.com/office/word/2018/wordml/cex" xmlns:w16cid="http://schemas.microsoft.com/office/word/2016/wordml/cid" xmlns:w16="http://schemas.microsoft.com/office/word/2018/wordml" xmlns:w16du="http://schemas.microsoft.com/office/word/2023/wordml/word16du" xmlns:w16sdtdh="http://schemas.microsoft.com/office/word/2020/wordml/sdtdatahash" xmlns:w16sdtfl="http://schemas.microsoft.com/office/word/2024/wordml/sdtformatlock" xmlns:w16se="http://schemas.microsoft.com/office/word/2015/wordml/symex" xmlns:wpg="http://schemas.microsoft.com/office/word/2010/wordprocessingGroup" xmlns:wpi="http://schemas.microsoft.com/office/word/2010/wordprocessingInk" xmlns:wne="http://schemas.microsoft.com/office/word/2006/wordml" xmlns:wps="http://schemas.microsoft.com/office/word/2010/wordprocessingShape" mc:Ignorable="w14 w15 w16se w16cid w16 w16cex w16sdtdh w16sdtfl w16du wp14">
+<w:footnotes xmlns:wpc="http://schemas.microsoft.com/office/word/2010/wordprocessingCanvas" xmlns:cx="http://schemas.microsoft.com/office/drawing/2014/chartex" xmlns:cx1="http://schemas.microsoft.com/office/drawing/2015/9/8/chartex" xmlns:cx2="http://schemas.microsoft.com/office/drawing/2015/10/21/chartex" xmlns:cx3="http://schemas.microsoft.com/office/drawing/2016/5/9/chartex" xmlns:cx4="http://schemas.microsoft.com/office/drawing/2016/5/10/chartex" xmlns:cx5="http://schemas.microsoft.com/office/drawing/2016/5/11/chartex" xmlns:cx6="http://schemas.microsoft.com/office/drawing/2016/5/12/chartex" xmlns:cx7="http://schemas.microsoft.com/office/drawing/2016/5/13/chartex" xmlns:cx8="http://schemas.microsoft.com/office/drawing/2016/5/14/chartex" xmlns:mc="http://schemas.openxmlformats.org/markup-compatibility/2006" xmlns:aink="http://schemas.microsoft.com/office/drawing/2016/ink" xmlns:am3d="http://schemas.microsoft.com/office/drawing/2017/model3d" xmlns:o="urn:schemas-microsoft-com:office:office" xmlns:oel="http://schemas.microsoft.com/office/2019/extlst" xmlns:r="http://schemas.openxmlformats.org/officeDocument/2006/relationships" xmlns:m="http://schemas.openxmlformats.org/officeDocument/2006/math" xmlns:v="urn:schemas-microsoft-com:vml" xmlns:wp14="http://schemas.microsoft.com/office/word/2010/wordprocessingDrawing" xmlns:wp="http://schemas.openxmlformats.org/drawingml/2006/wordprocessingDrawing" xmlns:w10="urn:schemas-microsoft-com:office:word" xmlns:w="http://schemas.openxmlformats.org/wordprocessingml/2006/main" xmlns:w14="http://schemas.microsoft.com/office/word/2010/wordml" xmlns:w15="http://schemas.microsoft.com/office/word/2012/wordml" xmlns:w16cex="http://schemas.microsoft.com/office/word/2018/wordml/cex" xmlns:w16cid="http://schemas.microsoft.com/office/word/2016/wordml/cid" xmlns:w16="http://schemas.microsoft.com/office/word/2018/wordml" xmlns:w16sdtdh="http://schemas.microsoft.com/office/word/2020/wordml/sdtdatahash" xmlns:w16se="http://schemas.microsoft.com/office/word/2015/wordml/symex" xmlns:wpg="http://schemas.microsoft.com/office/word/2010/wordprocessingGroup" xmlns:wpi="http://schemas.microsoft.com/office/word/2010/wordprocessingInk" xmlns:wne="http://schemas.microsoft.com/office/word/2006/wordml" xmlns:wps="http://schemas.microsoft.com/office/word/2010/wordprocessingShape" mc:Ignorable="w14 w15 w16se w16cid w16 w16cex w16sdtdh wp14">
   <w:footnote w:type="separator" w:id="-1">
     <w:p>
       <w:pPr>
@@ -12095,7 +8641,7 @@
 </file>
 
 <file path=word/numbering.xml><?xml version="1.0" encoding="utf-8"?>
-<w:numbering xmlns:wpc="http://schemas.microsoft.com/office/word/2010/wordprocessingCanvas" xmlns:cx="http://schemas.microsoft.com/office/drawing/2014/chartex" xmlns:cx1="http://schemas.microsoft.com/office/drawing/2015/9/8/chartex" xmlns:cx2="http://schemas.microsoft.com/office/drawing/2015/10/21/chartex" xmlns:cx3="http://schemas.microsoft.com/office/drawing/2016/5/9/chartex" xmlns:cx4="http://schemas.microsoft.com/office/drawing/2016/5/10/chartex" xmlns:cx5="http://schemas.microsoft.com/office/drawing/2016/5/11/chartex" xmlns:cx6="http://schemas.microsoft.com/office/drawing/2016/5/12/chartex" xmlns:cx7="http://schemas.microsoft.com/office/drawing/2016/5/13/chartex" xmlns:cx8="http://schemas.microsoft.com/office/drawing/2016/5/14/chartex" xmlns:mc="http://schemas.openxmlformats.org/markup-compatibility/2006" xmlns:aink="http://schemas.microsoft.com/office/drawing/2016/ink" xmlns:am3d="http://schemas.microsoft.com/office/drawing/2017/model3d" xmlns:o="urn:schemas-microsoft-com:office:office" xmlns:oel="http://schemas.microsoft.com/office/2019/extlst" xmlns:r="http://schemas.openxmlformats.org/officeDocument/2006/relationships" xmlns:m="http://schemas.openxmlformats.org/officeDocument/2006/math" xmlns:v="urn:schemas-microsoft-com:vml" xmlns:wp14="http://schemas.microsoft.com/office/word/2010/wordprocessingDrawing" xmlns:wp="http://schemas.openxmlformats.org/drawingml/2006/wordprocessingDrawing" xmlns:w10="urn:schemas-microsoft-com:office:word" xmlns:w="http://schemas.openxmlformats.org/wordprocessingml/2006/main" xmlns:w14="http://schemas.microsoft.com/office/word/2010/wordml" xmlns:w15="http://schemas.microsoft.com/office/word/2012/wordml" xmlns:w16cex="http://schemas.microsoft.com/office/word/2018/wordml/cex" xmlns:w16cid="http://schemas.microsoft.com/office/word/2016/wordml/cid" xmlns:w16="http://schemas.microsoft.com/office/word/2018/wordml" xmlns:w16du="http://schemas.microsoft.com/office/word/2023/wordml/word16du" xmlns:w16sdtdh="http://schemas.microsoft.com/office/word/2020/wordml/sdtdatahash" xmlns:w16sdtfl="http://schemas.microsoft.com/office/word/2024/wordml/sdtformatlock" xmlns:w16se="http://schemas.microsoft.com/office/word/2015/wordml/symex" xmlns:wpg="http://schemas.microsoft.com/office/word/2010/wordprocessingGroup" xmlns:wpi="http://schemas.microsoft.com/office/word/2010/wordprocessingInk" xmlns:wne="http://schemas.microsoft.com/office/word/2006/wordml" xmlns:wps="http://schemas.microsoft.com/office/word/2010/wordprocessingShape" mc:Ignorable="w14 w15 w16se w16cid w16 w16cex w16sdtdh w16sdtfl w16du wp14">
+<w:numbering xmlns:wpc="http://schemas.microsoft.com/office/word/2010/wordprocessingCanvas" xmlns:cx="http://schemas.microsoft.com/office/drawing/2014/chartex" xmlns:cx1="http://schemas.microsoft.com/office/drawing/2015/9/8/chartex" xmlns:cx2="http://schemas.microsoft.com/office/drawing/2015/10/21/chartex" xmlns:cx3="http://schemas.microsoft.com/office/drawing/2016/5/9/chartex" xmlns:cx4="http://schemas.microsoft.com/office/drawing/2016/5/10/chartex" xmlns:cx5="http://schemas.microsoft.com/office/drawing/2016/5/11/chartex" xmlns:cx6="http://schemas.microsoft.com/office/drawing/2016/5/12/chartex" xmlns:cx7="http://schemas.microsoft.com/office/drawing/2016/5/13/chartex" xmlns:cx8="http://schemas.microsoft.com/office/drawing/2016/5/14/chartex" xmlns:mc="http://schemas.openxmlformats.org/markup-compatibility/2006" xmlns:aink="http://schemas.microsoft.com/office/drawing/2016/ink" xmlns:am3d="http://schemas.microsoft.com/office/drawing/2017/model3d" xmlns:o="urn:schemas-microsoft-com:office:office" xmlns:oel="http://schemas.microsoft.com/office/2019/extlst" xmlns:r="http://schemas.openxmlformats.org/officeDocument/2006/relationships" xmlns:m="http://schemas.openxmlformats.org/officeDocument/2006/math" xmlns:v="urn:schemas-microsoft-com:vml" xmlns:wp14="http://schemas.microsoft.com/office/word/2010/wordprocessingDrawing" xmlns:wp="http://schemas.openxmlformats.org/drawingml/2006/wordprocessingDrawing" xmlns:w10="urn:schemas-microsoft-com:office:word" xmlns:w="http://schemas.openxmlformats.org/wordprocessingml/2006/main" xmlns:w14="http://schemas.microsoft.com/office/word/2010/wordml" xmlns:w15="http://schemas.microsoft.com/office/word/2012/wordml" xmlns:w16cex="http://schemas.microsoft.com/office/word/2018/wordml/cex" xmlns:w16cid="http://schemas.microsoft.com/office/word/2016/wordml/cid" xmlns:w16="http://schemas.microsoft.com/office/word/2018/wordml" xmlns:w16sdtdh="http://schemas.microsoft.com/office/word/2020/wordml/sdtdatahash" xmlns:w16se="http://schemas.microsoft.com/office/word/2015/wordml/symex" xmlns:wpg="http://schemas.microsoft.com/office/word/2010/wordprocessingGroup" xmlns:wpi="http://schemas.microsoft.com/office/word/2010/wordprocessingInk" xmlns:wne="http://schemas.microsoft.com/office/word/2006/wordml" xmlns:wps="http://schemas.microsoft.com/office/word/2010/wordprocessingShape" mc:Ignorable="w14 w15 w16se w16cid w16 w16cex w16sdtdh wp14">
   <w:abstractNum w:abstractNumId="0" w15:restartNumberingAfterBreak="0">
     <w:nsid w:val="016E7B36"/>
     <w:multiLevelType w:val="hybridMultilevel"/>
@@ -13248,7 +9794,7 @@
 </file>
 
 <file path=word/styles.xml><?xml version="1.0" encoding="utf-8"?>
-<w:styles xmlns:mc="http://schemas.openxmlformats.org/markup-compatibility/2006" xmlns:r="http://schemas.openxmlformats.org/officeDocument/2006/relationships" xmlns:w="http://schemas.openxmlformats.org/wordprocessingml/2006/main" xmlns:w14="http://schemas.microsoft.com/office/word/2010/wordml" xmlns:w15="http://schemas.microsoft.com/office/word/2012/wordml" xmlns:w16cex="http://schemas.microsoft.com/office/word/2018/wordml/cex" xmlns:w16cid="http://schemas.microsoft.com/office/word/2016/wordml/cid" xmlns:w16="http://schemas.microsoft.com/office/word/2018/wordml" xmlns:w16du="http://schemas.microsoft.com/office/word/2023/wordml/word16du" xmlns:w16sdtdh="http://schemas.microsoft.com/office/word/2020/wordml/sdtdatahash" xmlns:w16sdtfl="http://schemas.microsoft.com/office/word/2024/wordml/sdtformatlock" xmlns:w16se="http://schemas.microsoft.com/office/word/2015/wordml/symex" mc:Ignorable="w14 w15 w16se w16cid w16 w16cex w16sdtdh w16sdtfl w16du">
+<w:styles xmlns:mc="http://schemas.openxmlformats.org/markup-compatibility/2006" xmlns:r="http://schemas.openxmlformats.org/officeDocument/2006/relationships" xmlns:w="http://schemas.openxmlformats.org/wordprocessingml/2006/main" xmlns:w14="http://schemas.microsoft.com/office/word/2010/wordml" xmlns:w15="http://schemas.microsoft.com/office/word/2012/wordml" xmlns:w16cex="http://schemas.microsoft.com/office/word/2018/wordml/cex" xmlns:w16cid="http://schemas.microsoft.com/office/word/2016/wordml/cid" xmlns:w16="http://schemas.microsoft.com/office/word/2018/wordml" xmlns:w16sdtdh="http://schemas.microsoft.com/office/word/2020/wordml/sdtdatahash" xmlns:w16se="http://schemas.microsoft.com/office/word/2015/wordml/symex" mc:Ignorable="w14 w15 w16se w16cid w16 w16cex w16sdtdh">
   <w:docDefaults>
     <w:rPrDefault>
       <w:rPr>
@@ -13850,7 +10396,6 @@
   <w:style w:type="character" w:default="1" w:styleId="DefaultParagraphFont">
     <w:name w:val="Default Paragraph Font"/>
     <w:uiPriority w:val="1"/>
-    <w:semiHidden/>
     <w:unhideWhenUsed/>
   </w:style>
   <w:style w:type="table" w:default="1" w:styleId="TableNormal">
